--- a/La_Puerta_Informes/informes/F_Manual_Explicativo_Resultados.docx
+++ b/La_Puerta_Informes/informes/F_Manual_Explicativo_Resultados.docx
@@ -4,166 +4,209 @@
   <w:body>
     <w:tbl>
       <w:tblPr>
-        <w:tblW w:type="dxa" w:w="9412"/>
+        <w:tblW w:type="dxa" w:w="9355"/>
+        <w:tblBorders>
+          <w:top w:val="nil"/>
+          <w:left w:val="nil"/>
+          <w:bottom w:val="nil"/>
+          <w:right w:val="nil"/>
+          <w:insideH w:val="nil"/>
+          <w:insideV w:val="nil"/>
+        </w:tblBorders>
         <w:tblLayout w:type="fixed"/>
         <w:tblLook w:firstColumn="1" w:firstRow="1" w:lastColumn="0" w:lastRow="0" w:noHBand="0" w:noVBand="1" w:val="04A0"/>
-        <w:tblBorders>
-          <w:top w:val="nil"/>
-          <w:left w:val="nil"/>
-          <w:bottom w:val="nil"/>
-          <w:right w:val="nil"/>
-          <w:insideH w:val="nil"/>
-          <w:insideV w:val="nil"/>
-        </w:tblBorders>
-        <w:tblLayout w:type="fixed"/>
       </w:tblPr>
       <w:tblGrid>
-        <w:gridCol w:w="9412"/>
+        <w:gridCol w:w="9355"/>
       </w:tblGrid>
       <w:tr>
         <w:trPr>
-          <w:trHeight w:val="13948" w:hRule="exact"/>
+          <w:trHeight w:val="1814" w:hRule="exact"/>
         </w:trPr>
         <w:tc>
           <w:tcPr>
-            <w:tcW w:type="dxa" w:w="9411"/>
-            <w:shd w:val="clear" w:color="auto" w:fill="1B2A49"/>
-            <w:tcMar>
-              <w:top w:w="700" w:type="dxa"/>
-              <w:left w:w="500" w:type="dxa"/>
-              <w:bottom w:w="500" w:type="dxa"/>
-              <w:right w:w="500" w:type="dxa"/>
-            </w:tcMar>
+            <w:tcW w:type="dxa" w:w="9354"/>
           </w:tcPr>
           <w:p>
             <w:pPr>
-              <w:spacing w:after="40"/>
+              <w:spacing w:after="0"/>
+            </w:pPr>
+          </w:p>
+          <w:tbl>
+            <w:tblPr>
+              <w:tblW w:type="dxa" w:w="2948"/>
+              <w:jc w:val="left"/>
+              <w:tblBorders>
+                <w:top w:val="nil"/>
+                <w:left w:val="nil"/>
+                <w:bottom w:val="nil"/>
+                <w:right w:val="nil"/>
+                <w:insideH w:val="nil"/>
+                <w:insideV w:val="nil"/>
+              </w:tblBorders>
+              <w:tblLayout w:type="fixed"/>
+              <w:tblLook w:firstColumn="1" w:firstRow="1" w:lastColumn="0" w:lastRow="0" w:noHBand="0" w:noVBand="1" w:val="04A0"/>
+            </w:tblPr>
+            <w:tblGrid>
+              <w:gridCol w:w="2948"/>
+            </w:tblGrid>
+            <w:tr>
+              <w:tc>
+                <w:tcPr>
+                  <w:tcW w:type="dxa" w:w="2948"/>
+                  <w:tcBorders>
+                    <w:top w:val="single" w:sz="6" w:color="999999"/>
+                    <w:left w:val="single" w:sz="6" w:color="999999"/>
+                    <w:bottom w:val="single" w:sz="6" w:color="999999"/>
+                    <w:right w:val="single" w:sz="6" w:color="999999"/>
+                  </w:tcBorders>
+                  <w:tcMar>
+                    <w:top w:w="160" w:type="dxa"/>
+                    <w:left w:w="120" w:type="dxa"/>
+                    <w:bottom w:w="160" w:type="dxa"/>
+                    <w:right w:w="120" w:type="dxa"/>
+                  </w:tcMar>
+                </w:tcPr>
+                <w:p>
+                  <w:pPr>
+                    <w:spacing w:after="0" w:before="0" w:line="240" w:lineRule="auto"/>
+                    <w:jc w:val="center"/>
+                  </w:pPr>
+                  <w:r>
+                    <w:rPr>
+                      <w:rFonts w:ascii="Calibri" w:hAnsi="Calibri" w:eastAsia="Calibri"/>
+                      <w:color w:val="666666"/>
+                      <w:sz w:val="18"/>
+                    </w:rPr>
+                    <w:t>[Insertar logo Duoc UC]</w:t>
+                  </w:r>
+                </w:p>
+              </w:tc>
+            </w:tr>
+          </w:tbl>
+          <w:p/>
+        </w:tc>
+      </w:tr>
+      <w:tr>
+        <w:trPr>
+          <w:trHeight w:val="6010" w:hRule="exact"/>
+        </w:trPr>
+        <w:tc>
+          <w:tcPr>
+            <w:tcW w:type="dxa" w:w="9354"/>
+            <w:vAlign w:val="center"/>
+          </w:tcPr>
+          <w:p>
+            <w:pPr>
+              <w:pBdr>
+                <w:bottom w:val="single" w:sz="24" w:space="10" w:color="FFB800"/>
+              </w:pBdr>
+              <w:spacing w:after="200" w:line="276" w:lineRule="auto"/>
+              <w:jc w:val="center"/>
             </w:pPr>
             <w:r>
               <w:rPr>
                 <w:rFonts w:ascii="Calibri" w:hAnsi="Calibri" w:eastAsia="Calibri"/>
                 <w:b/>
-                <w:color w:val="F2A900"/>
-                <w:sz w:val="22"/>
+                <w:color w:val="1A1A1A"/>
+                <w:sz w:val="28"/>
               </w:rPr>
-              <w:t>PROYECTO LA PUERTA</w:t>
-            </w:r>
-          </w:p>
-          <w:p>
-            <w:r>
-              <w:rPr>
-                <w:rFonts w:ascii="Calibri" w:hAnsi="Calibri" w:eastAsia="Calibri"/>
-                <w:color w:val="C9D1E3"/>
-                <w:sz w:val="19"/>
-              </w:rPr>
-              <w:t>Duoc UC · Escuela de Administración y Negocios · Sede San Bernardo</w:t>
+              <w:t>PROYECTO LA PUERTA: MANUAL EXPLICATIVO DE RESULTADOS</w:t>
             </w:r>
           </w:p>
           <w:p>
             <w:pPr>
-              <w:spacing w:after="1200"/>
+              <w:spacing w:before="200" w:line="276" w:lineRule="auto"/>
+              <w:jc w:val="center"/>
             </w:pPr>
-          </w:p>
-          <w:p>
             <w:r>
               <w:rPr>
                 <w:rFonts w:ascii="Calibri" w:hAnsi="Calibri" w:eastAsia="Calibri"/>
-                <w:b/>
-                <w:color w:val="F2A900"/>
-                <w:sz w:val="20"/>
+                <w:color w:val="666666"/>
+                <w:sz w:val="24"/>
               </w:rPr>
-              <w:t>PRODUCTO F · GUÍA PARA PÚBLICO NO ESPECIALIZADO</w:t>
+              <w:t>Qué significan los números de la encuesta, en palabras simples y con ejemplos de todos los días</w:t>
+            </w:r>
+          </w:p>
+        </w:tc>
+      </w:tr>
+      <w:tr>
+        <w:trPr>
+          <w:trHeight w:val="4876" w:hRule="exact"/>
+        </w:trPr>
+        <w:tc>
+          <w:tcPr>
+            <w:tcW w:type="dxa" w:w="9354"/>
+            <w:vAlign w:val="bottom"/>
+          </w:tcPr>
+          <w:p>
+            <w:pPr>
+              <w:spacing w:after="80" w:line="276" w:lineRule="auto"/>
+              <w:jc w:val="center"/>
+            </w:pPr>
+            <w:r>
+              <w:rPr>
+                <w:rFonts w:ascii="Calibri" w:hAnsi="Calibri" w:eastAsia="Calibri"/>
+                <w:color w:val="1A1A1A"/>
+                <w:sz w:val="28"/>
+              </w:rPr>
+              <w:t>Autor y docente responsable: Juan Antonio Carrasco Navarrete</w:t>
             </w:r>
           </w:p>
           <w:p>
             <w:pPr>
-              <w:spacing w:line="240" w:lineRule="auto" w:after="160"/>
+              <w:spacing w:after="80" w:line="276" w:lineRule="auto"/>
+              <w:jc w:val="center"/>
             </w:pPr>
             <w:r>
               <w:rPr>
                 <w:rFonts w:ascii="Calibri" w:hAnsi="Calibri" w:eastAsia="Calibri"/>
-                <w:b/>
-                <w:color w:val="FFFFFF"/>
-                <w:sz w:val="60"/>
+                <w:color w:val="1A1A1A"/>
+                <w:sz w:val="28"/>
               </w:rPr>
-              <w:t>Manual explicativo de resultados</w:t>
+              <w:t>Escuela de Administración y Negocios · Sede San Bernardo</w:t>
             </w:r>
           </w:p>
           <w:p>
             <w:pPr>
-              <w:spacing w:after="600"/>
+              <w:spacing w:after="80" w:line="276" w:lineRule="auto"/>
+              <w:jc w:val="center"/>
             </w:pPr>
             <w:r>
               <w:rPr>
                 <w:rFonts w:ascii="Calibri" w:hAnsi="Calibri" w:eastAsia="Calibri"/>
-                <w:color w:val="DDE3F0"/>
-                <w:sz w:val="26"/>
+                <w:color w:val="1A1A1A"/>
+                <w:sz w:val="28"/>
               </w:rPr>
-              <w:t>Qué significan los números de la encuesta, en palabras simples y con ejemplos de todos los días</w:t>
+              <w:t>Proyecto La Puerta · Producto F</w:t>
             </w:r>
           </w:p>
           <w:p>
             <w:pPr>
+              <w:spacing w:after="80" w:line="276" w:lineRule="auto"/>
               <w:jc w:val="center"/>
             </w:pPr>
             <w:r>
-              <w:drawing>
-                <wp:inline xmlns:a="http://schemas.openxmlformats.org/drawingml/2006/main" xmlns:pic="http://schemas.openxmlformats.org/drawingml/2006/picture">
-                  <wp:extent cx="4140000" cy="2070000"/>
-                  <wp:docPr id="1" name="Picture 1"/>
-                  <wp:cNvGraphicFramePr>
-                    <a:graphicFrameLocks noChangeAspect="1"/>
-                  </wp:cNvGraphicFramePr>
-                  <a:graphic>
-                    <a:graphicData uri="http://schemas.openxmlformats.org/drawingml/2006/picture">
-                      <pic:pic>
-                        <pic:nvPicPr>
-                          <pic:cNvPr id="0" name="portada_puerta.png"/>
-                          <pic:cNvPicPr/>
-                        </pic:nvPicPr>
-                        <pic:blipFill>
-                          <a:blip r:embed="rId9"/>
-                          <a:stretch>
-                            <a:fillRect/>
-                          </a:stretch>
-                        </pic:blipFill>
-                        <pic:spPr>
-                          <a:xfrm>
-                            <a:off x="0" y="0"/>
-                            <a:ext cx="4140000" cy="2070000"/>
-                          </a:xfrm>
-                          <a:prstGeom prst="rect"/>
-                        </pic:spPr>
-                      </pic:pic>
-                    </a:graphicData>
-                  </a:graphic>
-                </wp:inline>
-              </w:drawing>
+              <w:rPr>
+                <w:rFonts w:ascii="Calibri" w:hAnsi="Calibri" w:eastAsia="Calibri"/>
+                <w:color w:val="1A1A1A"/>
+                <w:sz w:val="28"/>
+              </w:rPr>
+              <w:t>Octubre de 2026</w:t>
             </w:r>
           </w:p>
           <w:p>
             <w:pPr>
-              <w:spacing w:after="360"/>
+              <w:spacing w:before="160"/>
+              <w:jc w:val="center"/>
             </w:pPr>
-          </w:p>
-          <w:p>
             <w:r>
               <w:rPr>
                 <w:rFonts w:ascii="Calibri" w:hAnsi="Calibri" w:eastAsia="Calibri"/>
-                <w:color w:val="C9D1E3"/>
-                <w:sz w:val="19"/>
-              </w:rPr>
-              <w:t>Encuesta de percepción y competencias · 184 estudiantes · aplicada del 13 al 16 de octubre de 2026</w:t>
-            </w:r>
-          </w:p>
-          <w:p>
-            <w:r>
-              <w:rPr>
-                <w:rFonts w:ascii="Calibri" w:hAnsi="Calibri" w:eastAsia="Calibri"/>
-                <w:color w:val="AEB8CF"/>
+                <w:color w:val="666666"/>
                 <w:sz w:val="18"/>
               </w:rPr>
-              <w:t>Elaborado con apoyo de herramientas de Inteligencia Artificial (ver declaración al final) · Octubre de 2026</w:t>
+              <w:t>Elaborado con apoyo de herramientas de Inteligencia Artificial (véase Anexos)</w:t>
             </w:r>
           </w:p>
         </w:tc>
@@ -173,178 +216,565 @@
       <w:pPr>
         <w:pStyle w:val="Heading1"/>
         <w:pageBreakBefore/>
+        <w:pBdr>
+          <w:left w:val="single" w:sz="36" w:space="8" w:color="FFB800"/>
+        </w:pBdr>
       </w:pPr>
       <w:r>
-        <w:t>Contenido</w:t>
+        <w:t>Índice</w:t>
       </w:r>
     </w:p>
     <w:p>
       <w:pPr>
-        <w:spacing w:after="100"/>
+        <w:tabs>
+          <w:tab w:pos="9354" w:val="right" w:leader="dot"/>
+        </w:tabs>
+        <w:spacing w:line="360" w:lineRule="auto" w:after="40"/>
+        <w:ind w:left="0"/>
+        <w:jc w:val="left"/>
       </w:pPr>
       <w:r>
         <w:rPr>
           <w:rFonts w:ascii="Calibri" w:hAnsi="Calibri" w:eastAsia="Calibri"/>
           <w:b/>
+          <w:color w:val="1A1A1A"/>
           <w:sz w:val="22"/>
         </w:rPr>
-        <w:t>1.</w:t>
+        <w:t>1. INTRODUCCIÓN</w:t>
       </w:r>
       <w:r>
         <w:rPr>
           <w:rFonts w:ascii="Calibri" w:hAnsi="Calibri" w:eastAsia="Calibri"/>
+          <w:b/>
+          <w:color w:val="1A1A1A"/>
           <w:sz w:val="22"/>
         </w:rPr>
-        <w:t xml:space="preserve">  Cómo usar este manual</w:t>
+        <w:tab/>
+        <w:t>3</w:t>
       </w:r>
     </w:p>
     <w:p>
       <w:pPr>
-        <w:spacing w:after="100"/>
+        <w:tabs>
+          <w:tab w:pos="9354" w:val="right" w:leader="dot"/>
+        </w:tabs>
+        <w:spacing w:line="360" w:lineRule="auto" w:after="40"/>
+        <w:ind w:left="454"/>
+        <w:jc w:val="left"/>
+      </w:pPr>
+      <w:r>
+        <w:rPr>
+          <w:rFonts w:ascii="Calibri" w:hAnsi="Calibri" w:eastAsia="Calibri"/>
+          <w:color w:val="1A1A1A"/>
+          <w:sz w:val="22"/>
+        </w:rPr>
+        <w:t>1.1 Tema, contexto y objetivos</w:t>
+      </w:r>
+      <w:r>
+        <w:rPr>
+          <w:rFonts w:ascii="Calibri" w:hAnsi="Calibri" w:eastAsia="Calibri"/>
+          <w:color w:val="1A1A1A"/>
+          <w:sz w:val="22"/>
+        </w:rPr>
+        <w:tab/>
+        <w:t>3</w:t>
+      </w:r>
+    </w:p>
+    <w:p>
+      <w:pPr>
+        <w:tabs>
+          <w:tab w:pos="9354" w:val="right" w:leader="dot"/>
+        </w:tabs>
+        <w:spacing w:line="360" w:lineRule="auto" w:after="40"/>
+        <w:ind w:left="454"/>
+        <w:jc w:val="left"/>
+      </w:pPr>
+      <w:r>
+        <w:rPr>
+          <w:rFonts w:ascii="Calibri" w:hAnsi="Calibri" w:eastAsia="Calibri"/>
+          <w:color w:val="1A1A1A"/>
+          <w:sz w:val="22"/>
+        </w:rPr>
+        <w:t>1.2 Cómo usar este manual</w:t>
+      </w:r>
+      <w:r>
+        <w:rPr>
+          <w:rFonts w:ascii="Calibri" w:hAnsi="Calibri" w:eastAsia="Calibri"/>
+          <w:color w:val="1A1A1A"/>
+          <w:sz w:val="22"/>
+        </w:rPr>
+        <w:tab/>
+        <w:t>3</w:t>
+      </w:r>
+    </w:p>
+    <w:p>
+      <w:pPr>
+        <w:tabs>
+          <w:tab w:pos="9354" w:val="right" w:leader="dot"/>
+        </w:tabs>
+        <w:spacing w:line="360" w:lineRule="auto" w:after="40"/>
+        <w:ind w:left="0"/>
+        <w:jc w:val="left"/>
       </w:pPr>
       <w:r>
         <w:rPr>
           <w:rFonts w:ascii="Calibri" w:hAnsi="Calibri" w:eastAsia="Calibri"/>
           <w:b/>
+          <w:color w:val="1A1A1A"/>
           <w:sz w:val="22"/>
         </w:rPr>
-        <w:t>2.</w:t>
+        <w:t>2. DESARROLLO</w:t>
       </w:r>
       <w:r>
         <w:rPr>
           <w:rFonts w:ascii="Calibri" w:hAnsi="Calibri" w:eastAsia="Calibri"/>
+          <w:b/>
+          <w:color w:val="1A1A1A"/>
           <w:sz w:val="22"/>
         </w:rPr>
-        <w:t xml:space="preserve">  Siete ideas para leer números sin enredarse</w:t>
+        <w:tab/>
+        <w:t>5</w:t>
       </w:r>
     </w:p>
     <w:p>
       <w:pPr>
-        <w:spacing w:after="100"/>
+        <w:tabs>
+          <w:tab w:pos="9354" w:val="right" w:leader="dot"/>
+        </w:tabs>
+        <w:spacing w:line="360" w:lineRule="auto" w:after="40"/>
+        <w:ind w:left="454"/>
+        <w:jc w:val="left"/>
+      </w:pPr>
+      <w:r>
+        <w:rPr>
+          <w:rFonts w:ascii="Calibri" w:hAnsi="Calibri" w:eastAsia="Calibri"/>
+          <w:color w:val="1A1A1A"/>
+          <w:sz w:val="22"/>
+        </w:rPr>
+        <w:t>2.1 Siete ideas para leer números sin enredarse</w:t>
+      </w:r>
+      <w:r>
+        <w:rPr>
+          <w:rFonts w:ascii="Calibri" w:hAnsi="Calibri" w:eastAsia="Calibri"/>
+          <w:color w:val="1A1A1A"/>
+          <w:sz w:val="22"/>
+        </w:rPr>
+        <w:tab/>
+        <w:t>5</w:t>
+      </w:r>
+    </w:p>
+    <w:p>
+      <w:pPr>
+        <w:tabs>
+          <w:tab w:pos="9354" w:val="right" w:leader="dot"/>
+        </w:tabs>
+        <w:spacing w:line="360" w:lineRule="auto" w:after="40"/>
+        <w:ind w:left="454"/>
+        <w:jc w:val="left"/>
+      </w:pPr>
+      <w:r>
+        <w:rPr>
+          <w:rFonts w:ascii="Calibri" w:hAnsi="Calibri" w:eastAsia="Calibri"/>
+          <w:color w:val="1A1A1A"/>
+          <w:sz w:val="22"/>
+        </w:rPr>
+        <w:t>2.2 Los resultados, uno por uno (fichas)</w:t>
+      </w:r>
+      <w:r>
+        <w:rPr>
+          <w:rFonts w:ascii="Calibri" w:hAnsi="Calibri" w:eastAsia="Calibri"/>
+          <w:color w:val="1A1A1A"/>
+          <w:sz w:val="22"/>
+        </w:rPr>
+        <w:tab/>
+        <w:t>6</w:t>
+      </w:r>
+    </w:p>
+    <w:p>
+      <w:pPr>
+        <w:tabs>
+          <w:tab w:pos="9354" w:val="right" w:leader="dot"/>
+        </w:tabs>
+        <w:spacing w:line="360" w:lineRule="auto" w:after="40"/>
+        <w:ind w:left="454"/>
+        <w:jc w:val="left"/>
+      </w:pPr>
+      <w:r>
+        <w:rPr>
+          <w:rFonts w:ascii="Calibri" w:hAnsi="Calibri" w:eastAsia="Calibri"/>
+          <w:color w:val="1A1A1A"/>
+          <w:sz w:val="22"/>
+        </w:rPr>
+        <w:t>2.3 Qué significa esto para cada persona</w:t>
+      </w:r>
+      <w:r>
+        <w:rPr>
+          <w:rFonts w:ascii="Calibri" w:hAnsi="Calibri" w:eastAsia="Calibri"/>
+          <w:color w:val="1A1A1A"/>
+          <w:sz w:val="22"/>
+        </w:rPr>
+        <w:tab/>
+        <w:t>15</w:t>
+      </w:r>
+    </w:p>
+    <w:p>
+      <w:pPr>
+        <w:tabs>
+          <w:tab w:pos="9354" w:val="right" w:leader="dot"/>
+        </w:tabs>
+        <w:spacing w:line="360" w:lineRule="auto" w:after="40"/>
+        <w:ind w:left="454"/>
+        <w:jc w:val="left"/>
+      </w:pPr>
+      <w:r>
+        <w:rPr>
+          <w:rFonts w:ascii="Calibri" w:hAnsi="Calibri" w:eastAsia="Calibri"/>
+          <w:color w:val="1A1A1A"/>
+          <w:sz w:val="22"/>
+        </w:rPr>
+        <w:t>2.4 Preguntas frecuentes</w:t>
+      </w:r>
+      <w:r>
+        <w:rPr>
+          <w:rFonts w:ascii="Calibri" w:hAnsi="Calibri" w:eastAsia="Calibri"/>
+          <w:color w:val="1A1A1A"/>
+          <w:sz w:val="22"/>
+        </w:rPr>
+        <w:tab/>
+        <w:t>16</w:t>
+      </w:r>
+    </w:p>
+    <w:p>
+      <w:pPr>
+        <w:tabs>
+          <w:tab w:pos="9354" w:val="right" w:leader="dot"/>
+        </w:tabs>
+        <w:spacing w:line="360" w:lineRule="auto" w:after="40"/>
+        <w:ind w:left="454"/>
+        <w:jc w:val="left"/>
+      </w:pPr>
+      <w:r>
+        <w:rPr>
+          <w:rFonts w:ascii="Calibri" w:hAnsi="Calibri" w:eastAsia="Calibri"/>
+          <w:color w:val="1A1A1A"/>
+          <w:sz w:val="22"/>
+        </w:rPr>
+        <w:t>2.5 Glosario</w:t>
+      </w:r>
+      <w:r>
+        <w:rPr>
+          <w:rFonts w:ascii="Calibri" w:hAnsi="Calibri" w:eastAsia="Calibri"/>
+          <w:color w:val="1A1A1A"/>
+          <w:sz w:val="22"/>
+        </w:rPr>
+        <w:tab/>
+        <w:t>17</w:t>
+      </w:r>
+    </w:p>
+    <w:p>
+      <w:pPr>
+        <w:tabs>
+          <w:tab w:pos="9354" w:val="right" w:leader="dot"/>
+        </w:tabs>
+        <w:spacing w:line="360" w:lineRule="auto" w:after="40"/>
+        <w:ind w:left="0"/>
+        <w:jc w:val="left"/>
       </w:pPr>
       <w:r>
         <w:rPr>
           <w:rFonts w:ascii="Calibri" w:hAnsi="Calibri" w:eastAsia="Calibri"/>
           <w:b/>
+          <w:color w:val="1A1A1A"/>
           <w:sz w:val="22"/>
         </w:rPr>
-        <w:t>3.</w:t>
+        <w:t>3. CONCLUSIÓN</w:t>
       </w:r>
       <w:r>
         <w:rPr>
           <w:rFonts w:ascii="Calibri" w:hAnsi="Calibri" w:eastAsia="Calibri"/>
+          <w:b/>
+          <w:color w:val="1A1A1A"/>
           <w:sz w:val="22"/>
         </w:rPr>
-        <w:t xml:space="preserve">  Los resultados, uno por uno (fichas)</w:t>
+        <w:tab/>
+        <w:t>19</w:t>
       </w:r>
     </w:p>
     <w:p>
       <w:pPr>
-        <w:spacing w:after="100"/>
+        <w:tabs>
+          <w:tab w:pos="9354" w:val="right" w:leader="dot"/>
+        </w:tabs>
+        <w:spacing w:line="360" w:lineRule="auto" w:after="40"/>
+        <w:ind w:left="454"/>
+        <w:jc w:val="left"/>
+      </w:pPr>
+      <w:r>
+        <w:rPr>
+          <w:rFonts w:ascii="Calibri" w:hAnsi="Calibri" w:eastAsia="Calibri"/>
+          <w:color w:val="1A1A1A"/>
+          <w:sz w:val="22"/>
+        </w:rPr>
+        <w:t>3.1 Antes de citar un resultado: lista de verificación</w:t>
+      </w:r>
+      <w:r>
+        <w:rPr>
+          <w:rFonts w:ascii="Calibri" w:hAnsi="Calibri" w:eastAsia="Calibri"/>
+          <w:color w:val="1A1A1A"/>
+          <w:sz w:val="22"/>
+        </w:rPr>
+        <w:tab/>
+        <w:t>19</w:t>
+      </w:r>
+    </w:p>
+    <w:p>
+      <w:pPr>
+        <w:tabs>
+          <w:tab w:pos="9354" w:val="right" w:leader="dot"/>
+        </w:tabs>
+        <w:spacing w:line="360" w:lineRule="auto" w:after="40"/>
+        <w:ind w:left="0"/>
+        <w:jc w:val="left"/>
       </w:pPr>
       <w:r>
         <w:rPr>
           <w:rFonts w:ascii="Calibri" w:hAnsi="Calibri" w:eastAsia="Calibri"/>
           <w:b/>
+          <w:color w:val="1A1A1A"/>
           <w:sz w:val="22"/>
         </w:rPr>
-        <w:t>4.</w:t>
+        <w:t>4. REFERENCIAS</w:t>
       </w:r>
       <w:r>
         <w:rPr>
           <w:rFonts w:ascii="Calibri" w:hAnsi="Calibri" w:eastAsia="Calibri"/>
+          <w:b/>
+          <w:color w:val="1A1A1A"/>
           <w:sz w:val="22"/>
         </w:rPr>
-        <w:t xml:space="preserve">  Qué significa esto para cada persona</w:t>
+        <w:tab/>
+        <w:t>20</w:t>
       </w:r>
     </w:p>
     <w:p>
       <w:pPr>
-        <w:spacing w:after="100"/>
+        <w:tabs>
+          <w:tab w:pos="9354" w:val="right" w:leader="dot"/>
+        </w:tabs>
+        <w:spacing w:line="360" w:lineRule="auto" w:after="40"/>
+        <w:ind w:left="0"/>
+        <w:jc w:val="left"/>
       </w:pPr>
       <w:r>
         <w:rPr>
           <w:rFonts w:ascii="Calibri" w:hAnsi="Calibri" w:eastAsia="Calibri"/>
           <w:b/>
+          <w:color w:val="1A1A1A"/>
           <w:sz w:val="22"/>
         </w:rPr>
-        <w:t>5.</w:t>
+        <w:t>5. ANEXOS</w:t>
       </w:r>
       <w:r>
         <w:rPr>
           <w:rFonts w:ascii="Calibri" w:hAnsi="Calibri" w:eastAsia="Calibri"/>
+          <w:b/>
+          <w:color w:val="1A1A1A"/>
           <w:sz w:val="22"/>
         </w:rPr>
-        <w:t xml:space="preserve">  Preguntas frecuentes</w:t>
+        <w:tab/>
+        <w:t>21</w:t>
       </w:r>
     </w:p>
     <w:p>
       <w:pPr>
-        <w:spacing w:after="100"/>
+        <w:tabs>
+          <w:tab w:pos="9354" w:val="right" w:leader="dot"/>
+        </w:tabs>
+        <w:spacing w:line="360" w:lineRule="auto" w:after="40"/>
+        <w:ind w:left="454"/>
+        <w:jc w:val="left"/>
       </w:pPr>
       <w:r>
         <w:rPr>
           <w:rFonts w:ascii="Calibri" w:hAnsi="Calibri" w:eastAsia="Calibri"/>
-          <w:b/>
+          <w:color w:val="1A1A1A"/>
           <w:sz w:val="22"/>
         </w:rPr>
-        <w:t>6.</w:t>
+        <w:t>5.1 Declaración de uso de IA y fuentes</w:t>
       </w:r>
       <w:r>
         <w:rPr>
           <w:rFonts w:ascii="Calibri" w:hAnsi="Calibri" w:eastAsia="Calibri"/>
+          <w:color w:val="1A1A1A"/>
           <w:sz w:val="22"/>
         </w:rPr>
-        <w:t xml:space="preserve">  Glosario</w:t>
-      </w:r>
-    </w:p>
-    <w:p>
-      <w:pPr>
-        <w:spacing w:after="100"/>
-      </w:pPr>
-      <w:r>
-        <w:rPr>
-          <w:rFonts w:ascii="Calibri" w:hAnsi="Calibri" w:eastAsia="Calibri"/>
-          <w:b/>
-          <w:sz w:val="22"/>
-        </w:rPr>
-        <w:t>7.</w:t>
-      </w:r>
-      <w:r>
-        <w:rPr>
-          <w:rFonts w:ascii="Calibri" w:hAnsi="Calibri" w:eastAsia="Calibri"/>
-          <w:sz w:val="22"/>
-        </w:rPr>
-        <w:t xml:space="preserve">  Antes de citar un resultado: lista de verificación</w:t>
-      </w:r>
-    </w:p>
-    <w:p>
-      <w:pPr>
-        <w:spacing w:after="100"/>
-      </w:pPr>
-      <w:r>
-        <w:rPr>
-          <w:rFonts w:ascii="Calibri" w:hAnsi="Calibri" w:eastAsia="Calibri"/>
-          <w:b/>
-          <w:sz w:val="22"/>
-        </w:rPr>
-        <w:t>8.</w:t>
-      </w:r>
-      <w:r>
-        <w:rPr>
-          <w:rFonts w:ascii="Calibri" w:hAnsi="Calibri" w:eastAsia="Calibri"/>
-          <w:sz w:val="22"/>
-        </w:rPr>
-        <w:t xml:space="preserve">  Declaración de uso de IA y fuentes</w:t>
+        <w:tab/>
+        <w:t>21</w:t>
       </w:r>
     </w:p>
     <w:p>
       <w:pPr>
         <w:pStyle w:val="Heading1"/>
         <w:pageBreakBefore/>
+        <w:pBdr>
+          <w:left w:val="single" w:sz="36" w:space="8" w:color="FFB800"/>
+        </w:pBdr>
       </w:pPr>
       <w:r>
-        <w:t>1. Cómo usar este manual</w:t>
+        <w:t>1. INTRODUCCIÓN</w:t>
+      </w:r>
+    </w:p>
+    <w:p>
+      <w:pPr>
+        <w:pStyle w:val="Heading2"/>
+        <w:pBdr>
+          <w:left w:val="single" w:sz="28" w:space="8" w:color="FFB800"/>
+        </w:pBdr>
+      </w:pPr>
+      <w:r>
+        <w:t>1.1 Tema, contexto y objetivos</w:t>
+      </w:r>
+    </w:p>
+    <w:p>
+      <w:pPr>
+        <w:pStyle w:val="Heading3"/>
+      </w:pPr>
+      <w:r>
+        <w:t>Tema</w:t>
+      </w:r>
+    </w:p>
+    <w:p>
+      <w:r>
+        <w:rPr>
+          <w:rFonts w:ascii="Calibri" w:hAnsi="Calibri" w:eastAsia="Calibri"/>
+        </w:rPr>
+        <w:t>La interpretación, en lenguaje cotidiano, de los resultados de la encuesta de percepción y competencias del Proyecto La Puerta (n = 184).</w:t>
+      </w:r>
+    </w:p>
+    <w:p>
+      <w:pPr>
+        <w:pStyle w:val="Heading3"/>
+      </w:pPr>
+      <w:r>
+        <w:t>Contexto</w:t>
+      </w:r>
+    </w:p>
+    <w:p>
+      <w:r>
+        <w:rPr>
+          <w:rFonts w:ascii="Calibri" w:hAnsi="Calibri" w:eastAsia="Calibri"/>
+        </w:rPr>
+        <w:t>Los informes técnicos usan términos estadísticos que dificultan su uso por docentes, jefaturas, empresas y estudiantes. Este manual traduce los resultados y los acompaña con ejemplos de todos los días.</w:t>
+      </w:r>
+    </w:p>
+    <w:p>
+      <w:pPr>
+        <w:pStyle w:val="Heading3"/>
+      </w:pPr>
+      <w:r>
+        <w:t>Objetivos</w:t>
+      </w:r>
+    </w:p>
+    <w:p>
+      <w:r>
+        <w:rPr>
+          <w:rFonts w:ascii="Calibri" w:hAnsi="Calibri" w:eastAsia="Calibri"/>
+          <w:b/>
+        </w:rPr>
+        <w:t>Objetivo general.</w:t>
+      </w:r>
+      <w:r>
+        <w:rPr>
+          <w:rFonts w:ascii="Calibri" w:hAnsi="Calibri" w:eastAsia="Calibri"/>
+        </w:rPr>
+        <w:t xml:space="preserve"> Explicar los resultados de la encuesta a un público no especializado, de modo que pueda interpretarlos y usarlos para decidir.</w:t>
+      </w:r>
+    </w:p>
+    <w:p>
+      <w:pPr>
+        <w:spacing w:after="40"/>
+      </w:pPr>
+      <w:r>
+        <w:rPr>
+          <w:rFonts w:ascii="Calibri" w:hAnsi="Calibri" w:eastAsia="Calibri"/>
+          <w:b/>
+        </w:rPr>
+        <w:t>Objetivos específicos:</w:t>
+      </w:r>
+    </w:p>
+    <w:p>
+      <w:pPr>
+        <w:pStyle w:val="ListBullet"/>
+        <w:spacing w:after="60"/>
+      </w:pPr>
+      <w:r>
+        <w:rPr>
+          <w:rFonts w:ascii="Calibri" w:hAnsi="Calibri" w:eastAsia="Calibri"/>
+        </w:rPr>
+        <w:t>Entregar ideas básicas para leer números sin errores.</w:t>
+      </w:r>
+    </w:p>
+    <w:p>
+      <w:pPr>
+        <w:pStyle w:val="ListBullet"/>
+        <w:spacing w:after="60"/>
+      </w:pPr>
+      <w:r>
+        <w:rPr>
+          <w:rFonts w:ascii="Calibri" w:hAnsi="Calibri" w:eastAsia="Calibri"/>
+        </w:rPr>
+        <w:t>Interpretar cada resultado principal con una ficha estándar.</w:t>
+      </w:r>
+    </w:p>
+    <w:p>
+      <w:pPr>
+        <w:pStyle w:val="ListBullet"/>
+        <w:spacing w:after="60"/>
+      </w:pPr>
+      <w:r>
+        <w:rPr>
+          <w:rFonts w:ascii="Calibri" w:hAnsi="Calibri" w:eastAsia="Calibri"/>
+        </w:rPr>
+        <w:t>Señalar las implicancias para cada actor.</w:t>
+      </w:r>
+    </w:p>
+    <w:p>
+      <w:pPr>
+        <w:pStyle w:val="ListBullet"/>
+        <w:spacing w:after="60"/>
+      </w:pPr>
+      <w:r>
+        <w:rPr>
+          <w:rFonts w:ascii="Calibri" w:hAnsi="Calibri" w:eastAsia="Calibri"/>
+        </w:rPr>
+        <w:t>Responder preguntas frecuentes y definir los términos.</w:t>
+      </w:r>
+    </w:p>
+    <w:p>
+      <w:pPr>
+        <w:pStyle w:val="Heading3"/>
+      </w:pPr>
+      <w:r>
+        <w:t>Organización del texto</w:t>
+      </w:r>
+    </w:p>
+    <w:p>
+      <w:r>
+        <w:rPr>
+          <w:rFonts w:ascii="Calibri" w:hAnsi="Calibri" w:eastAsia="Calibri"/>
+        </w:rPr>
+        <w:t>El documento se organiza en cinco partes: la Introducción (cómo usar el manual); el Desarrollo (ideas para leer números, fichas de resultados, implicancias, preguntas frecuentes y glosario); la Conclusión (lista de verificación antes de citar un resultado); las Referencias; y los Anexos (declaración de uso de IA).</w:t>
+      </w:r>
+    </w:p>
+    <w:p>
+      <w:pPr>
+        <w:pStyle w:val="Heading2"/>
+        <w:pBdr>
+          <w:left w:val="single" w:sz="28" w:space="8" w:color="FFB800"/>
+        </w:pBdr>
+      </w:pPr>
+      <w:r>
+        <w:t>1.2 Cómo usar este manual</w:t>
       </w:r>
     </w:p>
     <w:p>
@@ -404,23 +834,22 @@
     </w:p>
     <w:tbl>
       <w:tblPr>
-        <w:tblW w:type="dxa" w:w="9412"/>
+        <w:tblW w:type="dxa" w:w="9355"/>
+        <w:jc w:val="center"/>
+        <w:tblBorders>
+          <w:top w:val="single" w:sz="4" w:space="0" w:color="CCCCCC"/>
+          <w:left w:val="single" w:sz="4" w:space="0" w:color="CCCCCC"/>
+          <w:bottom w:val="single" w:sz="4" w:space="0" w:color="CCCCCC"/>
+          <w:right w:val="single" w:sz="4" w:space="0" w:color="CCCCCC"/>
+          <w:insideH w:val="single" w:sz="4" w:space="0" w:color="CCCCCC"/>
+          <w:insideV w:val="single" w:sz="4" w:space="0" w:color="CCCCCC"/>
+        </w:tblBorders>
         <w:tblLayout w:type="fixed"/>
         <w:tblLook w:firstColumn="1" w:firstRow="1" w:lastColumn="0" w:lastRow="0" w:noHBand="0" w:noVBand="1" w:val="04A0"/>
-        <w:jc w:val="center"/>
-        <w:tblBorders>
-          <w:top w:val="single" w:sz="4" w:color="D5DAE3"/>
-          <w:left w:val="single" w:sz="4" w:color="D5DAE3"/>
-          <w:bottom w:val="single" w:sz="4" w:color="D5DAE3"/>
-          <w:right w:val="single" w:sz="4" w:color="D5DAE3"/>
-          <w:insideH w:val="single" w:sz="4" w:color="D5DAE3"/>
-          <w:insideV w:val="single" w:sz="4" w:color="D5DAE3"/>
-        </w:tblBorders>
-        <w:tblLayout w:type="fixed"/>
       </w:tblPr>
       <w:tblGrid>
-        <w:gridCol w:w="2948"/>
-        <w:gridCol w:w="6463"/>
+        <w:gridCol w:w="2930"/>
+        <w:gridCol w:w="6424"/>
       </w:tblGrid>
       <w:tr>
         <w:trPr>
@@ -428,8 +857,8 @@
         </w:trPr>
         <w:tc>
           <w:tcPr>
-            <w:tcW w:type="dxa" w:w="2948"/>
-            <w:shd w:val="clear" w:color="auto" w:fill="1B2A49"/>
+            <w:tcW w:type="dxa" w:w="2930"/>
+            <w:shd w:val="clear" w:color="auto" w:fill="1A1A1A"/>
             <w:tcMar>
               <w:top w:w="70" w:type="dxa"/>
               <w:left w:w="90" w:type="dxa"/>
@@ -439,7 +868,8 @@
           </w:tcPr>
           <w:p>
             <w:pPr>
-              <w:spacing w:after="0"/>
+              <w:spacing w:after="0" w:before="0" w:line="240" w:lineRule="auto"/>
+              <w:jc w:val="left"/>
             </w:pPr>
             <w:r>
               <w:rPr>
@@ -454,8 +884,8 @@
         </w:tc>
         <w:tc>
           <w:tcPr>
-            <w:tcW w:type="dxa" w:w="6463"/>
-            <w:shd w:val="clear" w:color="auto" w:fill="1B2A49"/>
+            <w:tcW w:type="dxa" w:w="6424"/>
+            <w:shd w:val="clear" w:color="auto" w:fill="1A1A1A"/>
             <w:tcMar>
               <w:top w:w="70" w:type="dxa"/>
               <w:left w:w="90" w:type="dxa"/>
@@ -465,7 +895,8 @@
           </w:tcPr>
           <w:p>
             <w:pPr>
-              <w:spacing w:after="0"/>
+              <w:spacing w:after="0" w:before="0" w:line="240" w:lineRule="auto"/>
+              <w:jc w:val="left"/>
             </w:pPr>
             <w:r>
               <w:rPr>
@@ -485,7 +916,7 @@
         </w:trPr>
         <w:tc>
           <w:tcPr>
-            <w:tcW w:type="dxa" w:w="2948"/>
+            <w:tcW w:type="dxa" w:w="2930"/>
             <w:tcMar>
               <w:top w:w="60" w:type="dxa"/>
               <w:left w:w="90" w:type="dxa"/>
@@ -496,7 +927,8 @@
           </w:tcPr>
           <w:p>
             <w:pPr>
-              <w:spacing w:after="0"/>
+              <w:spacing w:after="0" w:before="0" w:line="240" w:lineRule="auto"/>
+              <w:jc w:val="left"/>
             </w:pPr>
             <w:r>
               <w:rPr>
@@ -510,7 +942,7 @@
         </w:tc>
         <w:tc>
           <w:tcPr>
-            <w:tcW w:type="dxa" w:w="6463"/>
+            <w:tcW w:type="dxa" w:w="6424"/>
             <w:tcMar>
               <w:top w:w="60" w:type="dxa"/>
               <w:left w:w="90" w:type="dxa"/>
@@ -521,7 +953,8 @@
           </w:tcPr>
           <w:p>
             <w:pPr>
-              <w:spacing w:after="0"/>
+              <w:spacing w:after="0" w:before="0" w:line="240" w:lineRule="auto"/>
+              <w:jc w:val="left"/>
             </w:pPr>
             <w:r>
               <w:rPr>
@@ -539,7 +972,8 @@
         </w:trPr>
         <w:tc>
           <w:tcPr>
-            <w:tcW w:type="dxa" w:w="2948"/>
+            <w:tcW w:type="dxa" w:w="2930"/>
+            <w:shd w:val="clear" w:color="auto" w:fill="EEEEEE"/>
             <w:tcMar>
               <w:top w:w="60" w:type="dxa"/>
               <w:left w:w="90" w:type="dxa"/>
@@ -547,11 +981,11 @@
               <w:right w:w="90" w:type="dxa"/>
             </w:tcMar>
             <w:vAlign w:val="center"/>
-            <w:shd w:val="clear" w:color="auto" w:fill="F7F9FC"/>
           </w:tcPr>
           <w:p>
             <w:pPr>
-              <w:spacing w:after="0"/>
+              <w:spacing w:after="0" w:before="0" w:line="240" w:lineRule="auto"/>
+              <w:jc w:val="left"/>
             </w:pPr>
             <w:r>
               <w:rPr>
@@ -565,7 +999,8 @@
         </w:tc>
         <w:tc>
           <w:tcPr>
-            <w:tcW w:type="dxa" w:w="6463"/>
+            <w:tcW w:type="dxa" w:w="6424"/>
+            <w:shd w:val="clear" w:color="auto" w:fill="EEEEEE"/>
             <w:tcMar>
               <w:top w:w="60" w:type="dxa"/>
               <w:left w:w="90" w:type="dxa"/>
@@ -573,11 +1008,11 @@
               <w:right w:w="90" w:type="dxa"/>
             </w:tcMar>
             <w:vAlign w:val="center"/>
-            <w:shd w:val="clear" w:color="auto" w:fill="F7F9FC"/>
           </w:tcPr>
           <w:p>
             <w:pPr>
-              <w:spacing w:after="0"/>
+              <w:spacing w:after="0" w:before="0" w:line="240" w:lineRule="auto"/>
+              <w:jc w:val="left"/>
             </w:pPr>
             <w:r>
               <w:rPr>
@@ -595,7 +1030,7 @@
         </w:trPr>
         <w:tc>
           <w:tcPr>
-            <w:tcW w:type="dxa" w:w="2948"/>
+            <w:tcW w:type="dxa" w:w="2930"/>
             <w:tcMar>
               <w:top w:w="60" w:type="dxa"/>
               <w:left w:w="90" w:type="dxa"/>
@@ -606,7 +1041,8 @@
           </w:tcPr>
           <w:p>
             <w:pPr>
-              <w:spacing w:after="0"/>
+              <w:spacing w:after="0" w:before="0" w:line="240" w:lineRule="auto"/>
+              <w:jc w:val="left"/>
             </w:pPr>
             <w:r>
               <w:rPr>
@@ -620,7 +1056,7 @@
         </w:tc>
         <w:tc>
           <w:tcPr>
-            <w:tcW w:type="dxa" w:w="6463"/>
+            <w:tcW w:type="dxa" w:w="6424"/>
             <w:tcMar>
               <w:top w:w="60" w:type="dxa"/>
               <w:left w:w="90" w:type="dxa"/>
@@ -631,7 +1067,8 @@
           </w:tcPr>
           <w:p>
             <w:pPr>
-              <w:spacing w:after="0"/>
+              <w:spacing w:after="0" w:before="0" w:line="240" w:lineRule="auto"/>
+              <w:jc w:val="left"/>
             </w:pPr>
             <w:r>
               <w:rPr>
@@ -649,7 +1086,8 @@
         </w:trPr>
         <w:tc>
           <w:tcPr>
-            <w:tcW w:type="dxa" w:w="2948"/>
+            <w:tcW w:type="dxa" w:w="2930"/>
+            <w:shd w:val="clear" w:color="auto" w:fill="EEEEEE"/>
             <w:tcMar>
               <w:top w:w="60" w:type="dxa"/>
               <w:left w:w="90" w:type="dxa"/>
@@ -657,11 +1095,11 @@
               <w:right w:w="90" w:type="dxa"/>
             </w:tcMar>
             <w:vAlign w:val="center"/>
-            <w:shd w:val="clear" w:color="auto" w:fill="F7F9FC"/>
           </w:tcPr>
           <w:p>
             <w:pPr>
-              <w:spacing w:after="0"/>
+              <w:spacing w:after="0" w:before="0" w:line="240" w:lineRule="auto"/>
+              <w:jc w:val="left"/>
             </w:pPr>
             <w:r>
               <w:rPr>
@@ -675,7 +1113,8 @@
         </w:tc>
         <w:tc>
           <w:tcPr>
-            <w:tcW w:type="dxa" w:w="6463"/>
+            <w:tcW w:type="dxa" w:w="6424"/>
+            <w:shd w:val="clear" w:color="auto" w:fill="EEEEEE"/>
             <w:tcMar>
               <w:top w:w="60" w:type="dxa"/>
               <w:left w:w="90" w:type="dxa"/>
@@ -683,11 +1122,11 @@
               <w:right w:w="90" w:type="dxa"/>
             </w:tcMar>
             <w:vAlign w:val="center"/>
-            <w:shd w:val="clear" w:color="auto" w:fill="F7F9FC"/>
           </w:tcPr>
           <w:p>
             <w:pPr>
-              <w:spacing w:after="0"/>
+              <w:spacing w:after="0" w:before="0" w:line="240" w:lineRule="auto"/>
+              <w:jc w:val="left"/>
             </w:pPr>
             <w:r>
               <w:rPr>
@@ -705,7 +1144,7 @@
         </w:trPr>
         <w:tc>
           <w:tcPr>
-            <w:tcW w:type="dxa" w:w="2948"/>
+            <w:tcW w:type="dxa" w:w="2930"/>
             <w:tcMar>
               <w:top w:w="60" w:type="dxa"/>
               <w:left w:w="90" w:type="dxa"/>
@@ -716,7 +1155,8 @@
           </w:tcPr>
           <w:p>
             <w:pPr>
-              <w:spacing w:after="0"/>
+              <w:spacing w:after="0" w:before="0" w:line="240" w:lineRule="auto"/>
+              <w:jc w:val="left"/>
             </w:pPr>
             <w:r>
               <w:rPr>
@@ -730,7 +1170,7 @@
         </w:tc>
         <w:tc>
           <w:tcPr>
-            <w:tcW w:type="dxa" w:w="6463"/>
+            <w:tcW w:type="dxa" w:w="6424"/>
             <w:tcMar>
               <w:top w:w="60" w:type="dxa"/>
               <w:left w:w="90" w:type="dxa"/>
@@ -741,7 +1181,8 @@
           </w:tcPr>
           <w:p>
             <w:pPr>
-              <w:spacing w:after="0"/>
+              <w:spacing w:after="0" w:before="0" w:line="240" w:lineRule="auto"/>
+              <w:jc w:val="left"/>
             </w:pPr>
             <w:r>
               <w:rPr>
@@ -756,27 +1197,31 @@
     </w:tbl>
     <w:p>
       <w:pPr>
-        <w:spacing w:after="40"/>
+        <w:spacing w:after="240" w:line="240" w:lineRule="auto"/>
       </w:pPr>
+      <w:r>
+        <w:rPr>
+          <w:sz w:val="8"/>
+        </w:rPr>
+        <w:t xml:space="preserve"> </w:t>
+      </w:r>
     </w:p>
     <w:tbl>
       <w:tblPr>
-        <w:tblW w:type="dxa" w:w="9412"/>
+        <w:tblW w:type="dxa" w:w="9355"/>
+        <w:tblBorders>
+          <w:top w:val="nil"/>
+          <w:left w:val="nil"/>
+          <w:bottom w:val="nil"/>
+          <w:right w:val="nil"/>
+          <w:insideH w:val="nil"/>
+          <w:insideV w:val="nil"/>
+        </w:tblBorders>
         <w:tblLayout w:type="fixed"/>
         <w:tblLook w:firstColumn="1" w:firstRow="1" w:lastColumn="0" w:lastRow="0" w:noHBand="0" w:noVBand="1" w:val="04A0"/>
-        <w:tblBorders>
-          <w:top w:val="nil"/>
-          <w:left w:val="nil"/>
-          <w:bottom w:val="nil"/>
-          <w:right w:val="nil"/>
-          <w:insideH w:val="nil"/>
-          <w:insideV w:val="nil"/>
-        </w:tblBorders>
-        <w:tblLayout w:type="fixed"/>
       </w:tblPr>
       <w:tblGrid>
-        <w:gridCol w:w="198"/>
-        <w:gridCol w:w="9213"/>
+        <w:gridCol w:w="9355"/>
       </w:tblGrid>
       <w:tr>
         <w:trPr>
@@ -784,37 +1229,31 @@
         </w:trPr>
         <w:tc>
           <w:tcPr>
-            <w:tcW w:type="dxa" w:w="198"/>
-            <w:shd w:val="clear" w:color="auto" w:fill="4C8BD6"/>
-            <w:tcMar>
-              <w:top w:w="0" w:type="dxa"/>
-              <w:left w:w="0" w:type="dxa"/>
-              <w:bottom w:w="0" w:type="dxa"/>
-              <w:right w:w="0" w:type="dxa"/>
-            </w:tcMar>
-          </w:tcPr>
-          <w:p/>
-        </w:tc>
-        <w:tc>
-          <w:tcPr>
-            <w:tcW w:type="dxa" w:w="9213"/>
-            <w:shd w:val="clear" w:color="auto" w:fill="EEF4FB"/>
+            <w:tcW w:type="dxa" w:w="9354"/>
+            <w:tcBorders>
+              <w:top w:val="nil"/>
+              <w:left w:val="single" w:sz="32" w:color="FFB800"/>
+              <w:bottom w:val="nil"/>
+              <w:right w:val="nil"/>
+            </w:tcBorders>
+            <w:shd w:val="clear" w:color="auto" w:fill="EEEEEE"/>
             <w:tcMar>
               <w:top w:w="120" w:type="dxa"/>
-              <w:left w:w="200" w:type="dxa"/>
+              <w:left w:w="220" w:type="dxa"/>
               <w:bottom w:w="120" w:type="dxa"/>
               <w:right w:w="160" w:type="dxa"/>
             </w:tcMar>
           </w:tcPr>
           <w:p>
             <w:pPr>
-              <w:spacing w:after="40"/>
+              <w:spacing w:after="60" w:before="0" w:line="276" w:lineRule="auto"/>
+              <w:jc w:val="left"/>
             </w:pPr>
             <w:r>
               <w:rPr>
                 <w:rFonts w:ascii="Calibri" w:hAnsi="Calibri" w:eastAsia="Calibri"/>
                 <w:b/>
-                <w:color w:val="4C8BD6"/>
+                <w:color w:val="1A1A1A"/>
                 <w:sz w:val="21"/>
               </w:rPr>
               <w:t>De dónde vienen los números</w:t>
@@ -822,7 +1261,8 @@
           </w:p>
           <w:p>
             <w:pPr>
-              <w:spacing w:after="40"/>
+              <w:spacing w:after="60" w:before="0" w:line="276" w:lineRule="auto"/>
+              <w:jc w:val="left"/>
             </w:pPr>
             <w:r>
               <w:rPr>
@@ -867,27 +1307,31 @@
     </w:tbl>
     <w:p>
       <w:pPr>
-        <w:spacing w:after="40"/>
+        <w:spacing w:after="200" w:line="240" w:lineRule="auto"/>
       </w:pPr>
+      <w:r>
+        <w:rPr>
+          <w:sz w:val="8"/>
+        </w:rPr>
+        <w:t xml:space="preserve"> </w:t>
+      </w:r>
     </w:p>
     <w:tbl>
       <w:tblPr>
-        <w:tblW w:type="dxa" w:w="9412"/>
+        <w:tblW w:type="dxa" w:w="9355"/>
+        <w:tblBorders>
+          <w:top w:val="nil"/>
+          <w:left w:val="nil"/>
+          <w:bottom w:val="nil"/>
+          <w:right w:val="nil"/>
+          <w:insideH w:val="nil"/>
+          <w:insideV w:val="nil"/>
+        </w:tblBorders>
         <w:tblLayout w:type="fixed"/>
         <w:tblLook w:firstColumn="1" w:firstRow="1" w:lastColumn="0" w:lastRow="0" w:noHBand="0" w:noVBand="1" w:val="04A0"/>
-        <w:tblBorders>
-          <w:top w:val="nil"/>
-          <w:left w:val="nil"/>
-          <w:bottom w:val="nil"/>
-          <w:right w:val="nil"/>
-          <w:insideH w:val="nil"/>
-          <w:insideV w:val="nil"/>
-        </w:tblBorders>
-        <w:tblLayout w:type="fixed"/>
       </w:tblPr>
       <w:tblGrid>
-        <w:gridCol w:w="198"/>
-        <w:gridCol w:w="9213"/>
+        <w:gridCol w:w="9355"/>
       </w:tblGrid>
       <w:tr>
         <w:trPr>
@@ -895,45 +1339,40 @@
         </w:trPr>
         <w:tc>
           <w:tcPr>
-            <w:tcW w:type="dxa" w:w="198"/>
-            <w:shd w:val="clear" w:color="auto" w:fill="E4572E"/>
-            <w:tcMar>
-              <w:top w:w="0" w:type="dxa"/>
-              <w:left w:w="0" w:type="dxa"/>
-              <w:bottom w:w="0" w:type="dxa"/>
-              <w:right w:w="0" w:type="dxa"/>
-            </w:tcMar>
-          </w:tcPr>
-          <w:p/>
-        </w:tc>
-        <w:tc>
-          <w:tcPr>
-            <w:tcW w:type="dxa" w:w="9213"/>
-            <w:shd w:val="clear" w:color="auto" w:fill="FDEEE9"/>
+            <w:tcW w:type="dxa" w:w="9354"/>
+            <w:tcBorders>
+              <w:top w:val="nil"/>
+              <w:left w:val="single" w:sz="32" w:color="FFB800"/>
+              <w:bottom w:val="nil"/>
+              <w:right w:val="nil"/>
+            </w:tcBorders>
+            <w:shd w:val="clear" w:color="auto" w:fill="EEEEEE"/>
             <w:tcMar>
               <w:top w:w="120" w:type="dxa"/>
-              <w:left w:w="200" w:type="dxa"/>
+              <w:left w:w="220" w:type="dxa"/>
               <w:bottom w:w="120" w:type="dxa"/>
               <w:right w:w="160" w:type="dxa"/>
             </w:tcMar>
           </w:tcPr>
           <w:p>
             <w:pPr>
-              <w:spacing w:after="40"/>
+              <w:spacing w:after="60" w:before="0" w:line="276" w:lineRule="auto"/>
+              <w:jc w:val="left"/>
             </w:pPr>
             <w:r>
               <w:rPr>
                 <w:rFonts w:ascii="Calibri" w:hAnsi="Calibri" w:eastAsia="Calibri"/>
                 <w:b/>
-                <w:color w:val="E4572E"/>
+                <w:color w:val="1A1A1A"/>
                 <w:sz w:val="21"/>
               </w:rPr>
-              <w:t>⚠ Una advertencia importante sobre los datos</w:t>
+              <w:t>Una advertencia importante sobre los datos</w:t>
             </w:r>
           </w:p>
           <w:p>
             <w:pPr>
-              <w:spacing w:after="40"/>
+              <w:spacing w:after="60" w:before="0" w:line="276" w:lineRule="auto"/>
+              <w:jc w:val="left"/>
             </w:pPr>
             <w:r>
               <w:rPr>
@@ -975,7 +1414,8 @@
           </w:p>
           <w:p>
             <w:pPr>
-              <w:spacing w:after="40"/>
+              <w:spacing w:after="60" w:before="0" w:line="276" w:lineRule="auto"/>
+              <w:jc w:val="left"/>
             </w:pPr>
             <w:r>
               <w:rPr>
@@ -1035,21 +1475,41 @@
     </w:tbl>
     <w:p>
       <w:pPr>
-        <w:spacing w:after="40"/>
+        <w:spacing w:after="200" w:line="240" w:lineRule="auto"/>
       </w:pPr>
+      <w:r>
+        <w:rPr>
+          <w:sz w:val="8"/>
+        </w:rPr>
+        <w:t xml:space="preserve"> </w:t>
+      </w:r>
     </w:p>
     <w:p>
       <w:pPr>
         <w:pStyle w:val="Heading1"/>
         <w:pageBreakBefore/>
+        <w:pBdr>
+          <w:left w:val="single" w:sz="36" w:space="8" w:color="FFB800"/>
+        </w:pBdr>
       </w:pPr>
       <w:r>
-        <w:t>2. Siete ideas para leer números sin enredarse</w:t>
+        <w:t>2. DESARROLLO</w:t>
       </w:r>
     </w:p>
     <w:p>
       <w:pPr>
-        <w:pStyle w:val="Heading3"/>
+        <w:pStyle w:val="Heading2"/>
+        <w:pBdr>
+          <w:left w:val="single" w:sz="28" w:space="8" w:color="FFB800"/>
+        </w:pBdr>
+      </w:pPr>
+      <w:r>
+        <w:t>2.1 Siete ideas para leer números sin enredarse</w:t>
+      </w:r>
+    </w:p>
+    <w:p>
+      <w:pPr>
+        <w:pStyle w:val="Heading4"/>
       </w:pPr>
       <w:r>
         <w:t>1. La escala de 1 a 5</w:t>
@@ -1133,7 +1593,7 @@
         <w:rPr>
           <w:rFonts w:ascii="Calibri" w:hAnsi="Calibri" w:eastAsia="Calibri"/>
           <w:b/>
-          <w:color w:val="8892A6"/>
+          <w:color w:val="666666"/>
           <w:sz w:val="19"/>
         </w:rPr>
         <w:t>Ejemplo cotidiano:</w:t>
@@ -1141,7 +1601,7 @@
       <w:r>
         <w:rPr>
           <w:rFonts w:ascii="Calibri" w:hAnsi="Calibri" w:eastAsia="Calibri"/>
-          <w:color w:val="8892A6"/>
+          <w:color w:val="666666"/>
           <w:sz w:val="19"/>
         </w:rPr>
         <w:t xml:space="preserve"> Es como calificar un restaurante con estrellas: un 4 significa «bien», un 5 «excelente», un 3 «ni fu ni fa».</w:t>
@@ -1149,7 +1609,7 @@
     </w:p>
     <w:p>
       <w:pPr>
-        <w:pStyle w:val="Heading3"/>
+        <w:pStyle w:val="Heading4"/>
       </w:pPr>
       <w:r>
         <w:t>2. El promedio</w:t>
@@ -1168,7 +1628,7 @@
         <w:rPr>
           <w:rFonts w:ascii="Calibri" w:hAnsi="Calibri" w:eastAsia="Calibri"/>
           <w:b/>
-          <w:color w:val="8892A6"/>
+          <w:color w:val="666666"/>
           <w:sz w:val="19"/>
         </w:rPr>
         <w:t>Ejemplo cotidiano:</w:t>
@@ -1176,7 +1636,7 @@
       <w:r>
         <w:rPr>
           <w:rFonts w:ascii="Calibri" w:hAnsi="Calibri" w:eastAsia="Calibri"/>
-          <w:color w:val="8892A6"/>
+          <w:color w:val="666666"/>
           <w:sz w:val="19"/>
         </w:rPr>
         <w:t xml:space="preserve"> Si cinco amigos califican una película con 5, 4, 4, 3 y 4, el promedio es 4,0. Pero ese 4,0 no muestra que alguien puso 3.</w:t>
@@ -1184,7 +1644,7 @@
     </w:p>
     <w:p>
       <w:pPr>
-        <w:pStyle w:val="Heading3"/>
+        <w:pStyle w:val="Heading4"/>
       </w:pPr>
       <w:r>
         <w:t>3. El porcentaje de acuerdo</w:t>
@@ -1216,7 +1676,7 @@
         <w:rPr>
           <w:rFonts w:ascii="Calibri" w:hAnsi="Calibri" w:eastAsia="Calibri"/>
           <w:b/>
-          <w:color w:val="8892A6"/>
+          <w:color w:val="666666"/>
           <w:sz w:val="19"/>
         </w:rPr>
         <w:t>Ejemplo cotidiano:</w:t>
@@ -1224,7 +1684,7 @@
       <w:r>
         <w:rPr>
           <w:rFonts w:ascii="Calibri" w:hAnsi="Calibri" w:eastAsia="Calibri"/>
-          <w:color w:val="8892A6"/>
+          <w:color w:val="666666"/>
           <w:sz w:val="19"/>
         </w:rPr>
         <w:t xml:space="preserve"> Si de 100 personas, 70 dicen «de acuerdo» o «muy de acuerdo», el porcentaje de acuerdo es 70 %.</w:t>
@@ -1232,7 +1692,7 @@
     </w:p>
     <w:p>
       <w:pPr>
-        <w:pStyle w:val="Heading3"/>
+        <w:pStyle w:val="Heading4"/>
       </w:pPr>
       <w:r>
         <w:t>4. La meta de 70 %</w:t>
@@ -1264,7 +1724,7 @@
         <w:rPr>
           <w:rFonts w:ascii="Calibri" w:hAnsi="Calibri" w:eastAsia="Calibri"/>
           <w:b/>
-          <w:color w:val="8892A6"/>
+          <w:color w:val="666666"/>
           <w:sz w:val="19"/>
         </w:rPr>
         <w:t>Ejemplo cotidiano:</w:t>
@@ -1272,7 +1732,7 @@
       <w:r>
         <w:rPr>
           <w:rFonts w:ascii="Calibri" w:hAnsi="Calibri" w:eastAsia="Calibri"/>
-          <w:color w:val="8892A6"/>
+          <w:color w:val="666666"/>
           <w:sz w:val="19"/>
         </w:rPr>
         <w:t xml:space="preserve"> Es como pedir 70 % de logro para dar por aprobada una evaluación.</w:t>
@@ -1280,7 +1740,7 @@
     </w:p>
     <w:p>
       <w:pPr>
-        <w:pStyle w:val="Heading3"/>
+        <w:pStyle w:val="Heading4"/>
       </w:pPr>
       <w:r>
         <w:t>5. El margen de error</w:t>
@@ -1299,7 +1759,7 @@
         <w:rPr>
           <w:rFonts w:ascii="Calibri" w:hAnsi="Calibri" w:eastAsia="Calibri"/>
           <w:b/>
-          <w:color w:val="8892A6"/>
+          <w:color w:val="666666"/>
           <w:sz w:val="19"/>
         </w:rPr>
         <w:t>Ejemplo cotidiano:</w:t>
@@ -1307,7 +1767,7 @@
       <w:r>
         <w:rPr>
           <w:rFonts w:ascii="Calibri" w:hAnsi="Calibri" w:eastAsia="Calibri"/>
-          <w:color w:val="8892A6"/>
+          <w:color w:val="666666"/>
           <w:sz w:val="19"/>
         </w:rPr>
         <w:t xml:space="preserve"> Es como la balanza de la feria: marca 1 kilo, pero podría ser 980 o 1.020 gramos. Si dos marcas se traslapan, no hay diferencia clara.</w:t>
@@ -1315,7 +1775,7 @@
     </w:p>
     <w:p>
       <w:pPr>
-        <w:pStyle w:val="Heading3"/>
+        <w:pStyle w:val="Heading4"/>
       </w:pPr>
       <w:r>
         <w:t>6. Diferencia grande o pequeña, y diferencia «significativa»</w:t>
@@ -1373,7 +1833,7 @@
         <w:rPr>
           <w:rFonts w:ascii="Calibri" w:hAnsi="Calibri" w:eastAsia="Calibri"/>
           <w:b/>
-          <w:color w:val="8892A6"/>
+          <w:color w:val="666666"/>
           <w:sz w:val="19"/>
         </w:rPr>
         <w:t>Ejemplo cotidiano:</w:t>
@@ -1381,7 +1841,7 @@
       <w:r>
         <w:rPr>
           <w:rFonts w:ascii="Calibri" w:hAnsi="Calibri" w:eastAsia="Calibri"/>
-          <w:color w:val="8892A6"/>
+          <w:color w:val="666666"/>
           <w:sz w:val="19"/>
         </w:rPr>
         <w:t xml:space="preserve"> Diferencia de 0,17 puntos (con vs. sin práctica) en una escala de 1 a 5: es como pasar de un 4,0 a un 4,17. Se nota poco.</w:t>
@@ -1389,7 +1849,7 @@
     </w:p>
     <w:p>
       <w:pPr>
-        <w:pStyle w:val="Heading3"/>
+        <w:pStyle w:val="Heading4"/>
       </w:pPr>
       <w:r>
         <w:t>7. Relación no es causa</w:t>
@@ -1408,7 +1868,7 @@
         <w:rPr>
           <w:rFonts w:ascii="Calibri" w:hAnsi="Calibri" w:eastAsia="Calibri"/>
           <w:b/>
-          <w:color w:val="8892A6"/>
+          <w:color w:val="666666"/>
           <w:sz w:val="19"/>
         </w:rPr>
         <w:t>Ejemplo cotidiano:</w:t>
@@ -1416,7 +1876,7 @@
       <w:r>
         <w:rPr>
           <w:rFonts w:ascii="Calibri" w:hAnsi="Calibri" w:eastAsia="Calibri"/>
-          <w:color w:val="8892A6"/>
+          <w:color w:val="666666"/>
           <w:sz w:val="19"/>
         </w:rPr>
         <w:t xml:space="preserve"> Las personas que llevan paraguas y las que se mojan suelen coincidir: el paraguas no causa la lluvia.</w:t>
@@ -1424,16 +1884,18 @@
     </w:p>
     <w:p>
       <w:pPr>
-        <w:pStyle w:val="Heading1"/>
-        <w:pageBreakBefore/>
+        <w:pStyle w:val="Heading2"/>
+        <w:pBdr>
+          <w:left w:val="single" w:sz="28" w:space="8" w:color="FFB800"/>
+        </w:pBdr>
       </w:pPr>
       <w:r>
-        <w:t>3. Los resultados, uno por uno (fichas)</w:t>
+        <w:t>2.2 Los resultados, uno por uno (fichas)</w:t>
       </w:r>
     </w:p>
     <w:p>
       <w:pPr>
-        <w:pStyle w:val="Heading2"/>
+        <w:pStyle w:val="Heading3"/>
       </w:pPr>
       <w:r>
         <w:t>Ficha 1 · El puntaje global</w:t>
@@ -1442,14 +1904,14 @@
     <w:p>
       <w:pPr>
         <w:keepNext/>
-        <w:spacing w:after="40"/>
+        <w:spacing w:after="40" w:line="240" w:lineRule="auto"/>
         <w:jc w:val="center"/>
       </w:pPr>
       <w:r>
         <w:drawing>
           <wp:inline xmlns:a="http://schemas.openxmlformats.org/drawingml/2006/main" xmlns:pic="http://schemas.openxmlformats.org/drawingml/2006/picture">
             <wp:extent cx="3960000" cy="2232888"/>
-            <wp:docPr id="2" name="Picture 2"/>
+            <wp:docPr id="1" name="Picture 1"/>
             <wp:cNvGraphicFramePr>
               <a:graphicFrameLocks noChangeAspect="1"/>
             </wp:cNvGraphicFramePr>
@@ -1461,7 +1923,7 @@
                     <pic:cNvPicPr/>
                   </pic:nvPicPr>
                   <pic:blipFill>
-                    <a:blip r:embed="rId12"/>
+                    <a:blip r:embed="rId11"/>
                     <a:stretch>
                       <a:fillRect/>
                     </a:stretch>
@@ -1482,37 +1944,36 @@
     </w:p>
     <w:p>
       <w:pPr>
-        <w:spacing w:after="200"/>
+        <w:spacing w:after="240" w:line="276" w:lineRule="auto"/>
         <w:jc w:val="center"/>
       </w:pPr>
       <w:r>
         <w:rPr>
           <w:rFonts w:ascii="Calibri" w:hAnsi="Calibri" w:eastAsia="Calibri"/>
           <w:i/>
-          <w:color w:val="8892A6"/>
-          <w:sz w:val="17"/>
+          <w:color w:val="666666"/>
+          <w:sz w:val="18"/>
         </w:rPr>
         <w:t>Cómo se distribuye el puntaje global.</w:t>
       </w:r>
     </w:p>
     <w:tbl>
       <w:tblPr>
-        <w:tblW w:type="dxa" w:w="9412"/>
+        <w:tblW w:type="dxa" w:w="9355"/>
+        <w:tblBorders>
+          <w:top w:val="single" w:sz="4" w:space="0" w:color="CCCCCC"/>
+          <w:left w:val="single" w:sz="4" w:space="0" w:color="CCCCCC"/>
+          <w:bottom w:val="single" w:sz="4" w:space="0" w:color="CCCCCC"/>
+          <w:right w:val="single" w:sz="4" w:space="0" w:color="CCCCCC"/>
+          <w:insideH w:val="single" w:sz="4" w:space="0" w:color="CCCCCC"/>
+          <w:insideV w:val="single" w:sz="4" w:space="0" w:color="CCCCCC"/>
+        </w:tblBorders>
         <w:tblLayout w:type="fixed"/>
         <w:tblLook w:firstColumn="1" w:firstRow="1" w:lastColumn="0" w:lastRow="0" w:noHBand="0" w:noVBand="1" w:val="04A0"/>
-        <w:tblBorders>
-          <w:top w:val="single" w:sz="4" w:color="D5DAE3"/>
-          <w:left w:val="single" w:sz="4" w:color="D5DAE3"/>
-          <w:bottom w:val="single" w:sz="4" w:color="D5DAE3"/>
-          <w:right w:val="single" w:sz="4" w:color="D5DAE3"/>
-          <w:insideH w:val="single" w:sz="4" w:color="D5DAE3"/>
-          <w:insideV w:val="single" w:sz="4" w:color="D5DAE3"/>
-        </w:tblBorders>
-        <w:tblLayout w:type="fixed"/>
       </w:tblPr>
       <w:tblGrid>
-        <w:gridCol w:w="2381"/>
-        <w:gridCol w:w="7030"/>
+        <w:gridCol w:w="2367"/>
+        <w:gridCol w:w="6988"/>
       </w:tblGrid>
       <w:tr>
         <w:trPr>
@@ -1520,7 +1981,7 @@
         </w:trPr>
         <w:tc>
           <w:tcPr>
-            <w:tcW w:type="dxa" w:w="2381"/>
+            <w:tcW w:type="dxa" w:w="2367"/>
             <w:shd w:val="clear" w:color="auto" w:fill="F3F6FA"/>
             <w:tcMar>
               <w:top w:w="80" w:type="dxa"/>
@@ -1538,7 +1999,7 @@
               <w:rPr>
                 <w:rFonts w:ascii="Calibri" w:hAnsi="Calibri" w:eastAsia="Calibri"/>
                 <w:b/>
-                <w:color w:val="1B2A49"/>
+                <w:color w:val="1A1A1A"/>
                 <w:sz w:val="18"/>
               </w:rPr>
               <w:t>Lo que muestran los datos</w:t>
@@ -1547,7 +2008,7 @@
         </w:tc>
         <w:tc>
           <w:tcPr>
-            <w:tcW w:type="dxa" w:w="7030"/>
+            <w:tcW w:type="dxa" w:w="6988"/>
             <w:tcMar>
               <w:top w:w="80" w:type="dxa"/>
               <w:left w:w="120" w:type="dxa"/>
@@ -1591,7 +2052,7 @@
         </w:trPr>
         <w:tc>
           <w:tcPr>
-            <w:tcW w:type="dxa" w:w="2381"/>
+            <w:tcW w:type="dxa" w:w="2367"/>
             <w:shd w:val="clear" w:color="auto" w:fill="F3F6FA"/>
             <w:tcMar>
               <w:top w:w="80" w:type="dxa"/>
@@ -1609,7 +2070,7 @@
               <w:rPr>
                 <w:rFonts w:ascii="Calibri" w:hAnsi="Calibri" w:eastAsia="Calibri"/>
                 <w:b/>
-                <w:color w:val="1B2A49"/>
+                <w:color w:val="1A1A1A"/>
                 <w:sz w:val="18"/>
               </w:rPr>
               <w:t>Dicho simple</w:t>
@@ -1618,7 +2079,7 @@
         </w:tc>
         <w:tc>
           <w:tcPr>
-            <w:tcW w:type="dxa" w:w="7030"/>
+            <w:tcW w:type="dxa" w:w="6988"/>
             <w:tcMar>
               <w:top w:w="80" w:type="dxa"/>
               <w:left w:w="120" w:type="dxa"/>
@@ -1647,7 +2108,7 @@
         </w:trPr>
         <w:tc>
           <w:tcPr>
-            <w:tcW w:type="dxa" w:w="2381"/>
+            <w:tcW w:type="dxa" w:w="2367"/>
             <w:shd w:val="clear" w:color="auto" w:fill="F3F6FA"/>
             <w:tcMar>
               <w:top w:w="80" w:type="dxa"/>
@@ -1665,7 +2126,7 @@
               <w:rPr>
                 <w:rFonts w:ascii="Calibri" w:hAnsi="Calibri" w:eastAsia="Calibri"/>
                 <w:b/>
-                <w:color w:val="1B2A49"/>
+                <w:color w:val="1A1A1A"/>
                 <w:sz w:val="18"/>
               </w:rPr>
               <w:t>Un ejemplo de todos los días</w:t>
@@ -1674,7 +2135,7 @@
         </w:tc>
         <w:tc>
           <w:tcPr>
-            <w:tcW w:type="dxa" w:w="7030"/>
+            <w:tcW w:type="dxa" w:w="6988"/>
             <w:tcMar>
               <w:top w:w="80" w:type="dxa"/>
               <w:left w:w="120" w:type="dxa"/>
@@ -1703,7 +2164,7 @@
         </w:trPr>
         <w:tc>
           <w:tcPr>
-            <w:tcW w:type="dxa" w:w="2381"/>
+            <w:tcW w:type="dxa" w:w="2367"/>
             <w:shd w:val="clear" w:color="auto" w:fill="F3F6FA"/>
             <w:tcMar>
               <w:top w:w="80" w:type="dxa"/>
@@ -1721,7 +2182,7 @@
               <w:rPr>
                 <w:rFonts w:ascii="Calibri" w:hAnsi="Calibri" w:eastAsia="Calibri"/>
                 <w:b/>
-                <w:color w:val="1B2A49"/>
+                <w:color w:val="1A1A1A"/>
                 <w:sz w:val="18"/>
               </w:rPr>
               <w:t>Qué implica para la organización</w:t>
@@ -1730,7 +2191,7 @@
         </w:tc>
         <w:tc>
           <w:tcPr>
-            <w:tcW w:type="dxa" w:w="7030"/>
+            <w:tcW w:type="dxa" w:w="6988"/>
             <w:tcMar>
               <w:top w:w="80" w:type="dxa"/>
               <w:left w:w="120" w:type="dxa"/>
@@ -1759,7 +2220,7 @@
         </w:trPr>
         <w:tc>
           <w:tcPr>
-            <w:tcW w:type="dxa" w:w="2381"/>
+            <w:tcW w:type="dxa" w:w="2367"/>
             <w:shd w:val="clear" w:color="auto" w:fill="F3F6FA"/>
             <w:tcMar>
               <w:top w:w="80" w:type="dxa"/>
@@ -1776,7 +2237,7 @@
               <w:rPr>
                 <w:rFonts w:ascii="Calibri" w:hAnsi="Calibri" w:eastAsia="Calibri"/>
                 <w:b/>
-                <w:color w:val="1F8A8A"/>
+                <w:color w:val="1A1A1A"/>
                 <w:sz w:val="18"/>
               </w:rPr>
               <w:t>Cuánta confianza darle</w:t>
@@ -1785,7 +2246,7 @@
         </w:tc>
         <w:tc>
           <w:tcPr>
-            <w:tcW w:type="dxa" w:w="7030"/>
+            <w:tcW w:type="dxa" w:w="6988"/>
             <w:tcMar>
               <w:top w:w="80" w:type="dxa"/>
               <w:left w:w="120" w:type="dxa"/>
@@ -1815,7 +2276,7 @@
     </w:p>
     <w:p>
       <w:pPr>
-        <w:pStyle w:val="Heading2"/>
+        <w:pStyle w:val="Heading3"/>
       </w:pPr>
       <w:r>
         <w:t>Ficha 2 · Las fortalezas</w:t>
@@ -1823,22 +2284,21 @@
     </w:p>
     <w:tbl>
       <w:tblPr>
-        <w:tblW w:type="dxa" w:w="9412"/>
+        <w:tblW w:type="dxa" w:w="9355"/>
+        <w:tblBorders>
+          <w:top w:val="single" w:sz="4" w:space="0" w:color="CCCCCC"/>
+          <w:left w:val="single" w:sz="4" w:space="0" w:color="CCCCCC"/>
+          <w:bottom w:val="single" w:sz="4" w:space="0" w:color="CCCCCC"/>
+          <w:right w:val="single" w:sz="4" w:space="0" w:color="CCCCCC"/>
+          <w:insideH w:val="single" w:sz="4" w:space="0" w:color="CCCCCC"/>
+          <w:insideV w:val="single" w:sz="4" w:space="0" w:color="CCCCCC"/>
+        </w:tblBorders>
         <w:tblLayout w:type="fixed"/>
         <w:tblLook w:firstColumn="1" w:firstRow="1" w:lastColumn="0" w:lastRow="0" w:noHBand="0" w:noVBand="1" w:val="04A0"/>
-        <w:tblBorders>
-          <w:top w:val="single" w:sz="4" w:color="D5DAE3"/>
-          <w:left w:val="single" w:sz="4" w:color="D5DAE3"/>
-          <w:bottom w:val="single" w:sz="4" w:color="D5DAE3"/>
-          <w:right w:val="single" w:sz="4" w:color="D5DAE3"/>
-          <w:insideH w:val="single" w:sz="4" w:color="D5DAE3"/>
-          <w:insideV w:val="single" w:sz="4" w:color="D5DAE3"/>
-        </w:tblBorders>
-        <w:tblLayout w:type="fixed"/>
       </w:tblPr>
       <w:tblGrid>
-        <w:gridCol w:w="2381"/>
-        <w:gridCol w:w="7030"/>
+        <w:gridCol w:w="2367"/>
+        <w:gridCol w:w="6988"/>
       </w:tblGrid>
       <w:tr>
         <w:trPr>
@@ -1846,7 +2306,7 @@
         </w:trPr>
         <w:tc>
           <w:tcPr>
-            <w:tcW w:type="dxa" w:w="2381"/>
+            <w:tcW w:type="dxa" w:w="2367"/>
             <w:shd w:val="clear" w:color="auto" w:fill="F3F6FA"/>
             <w:tcMar>
               <w:top w:w="80" w:type="dxa"/>
@@ -1864,7 +2324,7 @@
               <w:rPr>
                 <w:rFonts w:ascii="Calibri" w:hAnsi="Calibri" w:eastAsia="Calibri"/>
                 <w:b/>
-                <w:color w:val="1B2A49"/>
+                <w:color w:val="1A1A1A"/>
                 <w:sz w:val="18"/>
               </w:rPr>
               <w:t>Lo que muestran los datos</w:t>
@@ -1873,7 +2333,7 @@
         </w:tc>
         <w:tc>
           <w:tcPr>
-            <w:tcW w:type="dxa" w:w="7030"/>
+            <w:tcW w:type="dxa" w:w="6988"/>
             <w:tcMar>
               <w:top w:w="80" w:type="dxa"/>
               <w:left w:w="120" w:type="dxa"/>
@@ -1977,7 +2437,7 @@
         </w:trPr>
         <w:tc>
           <w:tcPr>
-            <w:tcW w:type="dxa" w:w="2381"/>
+            <w:tcW w:type="dxa" w:w="2367"/>
             <w:shd w:val="clear" w:color="auto" w:fill="F3F6FA"/>
             <w:tcMar>
               <w:top w:w="80" w:type="dxa"/>
@@ -1995,7 +2455,7 @@
               <w:rPr>
                 <w:rFonts w:ascii="Calibri" w:hAnsi="Calibri" w:eastAsia="Calibri"/>
                 <w:b/>
-                <w:color w:val="1B2A49"/>
+                <w:color w:val="1A1A1A"/>
                 <w:sz w:val="18"/>
               </w:rPr>
               <w:t>Dicho simple</w:t>
@@ -2004,7 +2464,7 @@
         </w:tc>
         <w:tc>
           <w:tcPr>
-            <w:tcW w:type="dxa" w:w="7030"/>
+            <w:tcW w:type="dxa" w:w="6988"/>
             <w:tcMar>
               <w:top w:w="80" w:type="dxa"/>
               <w:left w:w="120" w:type="dxa"/>
@@ -2048,7 +2508,7 @@
         </w:trPr>
         <w:tc>
           <w:tcPr>
-            <w:tcW w:type="dxa" w:w="2381"/>
+            <w:tcW w:type="dxa" w:w="2367"/>
             <w:shd w:val="clear" w:color="auto" w:fill="F3F6FA"/>
             <w:tcMar>
               <w:top w:w="80" w:type="dxa"/>
@@ -2066,7 +2526,7 @@
               <w:rPr>
                 <w:rFonts w:ascii="Calibri" w:hAnsi="Calibri" w:eastAsia="Calibri"/>
                 <w:b/>
-                <w:color w:val="1B2A49"/>
+                <w:color w:val="1A1A1A"/>
                 <w:sz w:val="18"/>
               </w:rPr>
               <w:t>Un ejemplo de todos los días</w:t>
@@ -2075,7 +2535,7 @@
         </w:tc>
         <w:tc>
           <w:tcPr>
-            <w:tcW w:type="dxa" w:w="7030"/>
+            <w:tcW w:type="dxa" w:w="6988"/>
             <w:tcMar>
               <w:top w:w="80" w:type="dxa"/>
               <w:left w:w="120" w:type="dxa"/>
@@ -2104,7 +2564,7 @@
         </w:trPr>
         <w:tc>
           <w:tcPr>
-            <w:tcW w:type="dxa" w:w="2381"/>
+            <w:tcW w:type="dxa" w:w="2367"/>
             <w:shd w:val="clear" w:color="auto" w:fill="F3F6FA"/>
             <w:tcMar>
               <w:top w:w="80" w:type="dxa"/>
@@ -2122,7 +2582,7 @@
               <w:rPr>
                 <w:rFonts w:ascii="Calibri" w:hAnsi="Calibri" w:eastAsia="Calibri"/>
                 <w:b/>
-                <w:color w:val="1B2A49"/>
+                <w:color w:val="1A1A1A"/>
                 <w:sz w:val="18"/>
               </w:rPr>
               <w:t>Qué implica para la organización</w:t>
@@ -2131,7 +2591,7 @@
         </w:tc>
         <w:tc>
           <w:tcPr>
-            <w:tcW w:type="dxa" w:w="7030"/>
+            <w:tcW w:type="dxa" w:w="6988"/>
             <w:tcMar>
               <w:top w:w="80" w:type="dxa"/>
               <w:left w:w="120" w:type="dxa"/>
@@ -2160,7 +2620,7 @@
         </w:trPr>
         <w:tc>
           <w:tcPr>
-            <w:tcW w:type="dxa" w:w="2381"/>
+            <w:tcW w:type="dxa" w:w="2367"/>
             <w:shd w:val="clear" w:color="auto" w:fill="F3F6FA"/>
             <w:tcMar>
               <w:top w:w="80" w:type="dxa"/>
@@ -2177,7 +2637,7 @@
               <w:rPr>
                 <w:rFonts w:ascii="Calibri" w:hAnsi="Calibri" w:eastAsia="Calibri"/>
                 <w:b/>
-                <w:color w:val="1F8A8A"/>
+                <w:color w:val="1A1A1A"/>
                 <w:sz w:val="18"/>
               </w:rPr>
               <w:t>Cuánta confianza darle</w:t>
@@ -2186,7 +2646,7 @@
         </w:tc>
         <w:tc>
           <w:tcPr>
-            <w:tcW w:type="dxa" w:w="7030"/>
+            <w:tcW w:type="dxa" w:w="6988"/>
             <w:tcMar>
               <w:top w:w="80" w:type="dxa"/>
               <w:left w:w="120" w:type="dxa"/>
@@ -2216,7 +2676,7 @@
     </w:p>
     <w:p>
       <w:pPr>
-        <w:pStyle w:val="Heading2"/>
+        <w:pStyle w:val="Heading3"/>
       </w:pPr>
       <w:r>
         <w:t>Ficha 3 · Conocer el trabajo «de verdad»</w:t>
@@ -2224,22 +2684,21 @@
     </w:p>
     <w:tbl>
       <w:tblPr>
-        <w:tblW w:type="dxa" w:w="9412"/>
+        <w:tblW w:type="dxa" w:w="9355"/>
+        <w:tblBorders>
+          <w:top w:val="single" w:sz="4" w:space="0" w:color="CCCCCC"/>
+          <w:left w:val="single" w:sz="4" w:space="0" w:color="CCCCCC"/>
+          <w:bottom w:val="single" w:sz="4" w:space="0" w:color="CCCCCC"/>
+          <w:right w:val="single" w:sz="4" w:space="0" w:color="CCCCCC"/>
+          <w:insideH w:val="single" w:sz="4" w:space="0" w:color="CCCCCC"/>
+          <w:insideV w:val="single" w:sz="4" w:space="0" w:color="CCCCCC"/>
+        </w:tblBorders>
         <w:tblLayout w:type="fixed"/>
         <w:tblLook w:firstColumn="1" w:firstRow="1" w:lastColumn="0" w:lastRow="0" w:noHBand="0" w:noVBand="1" w:val="04A0"/>
-        <w:tblBorders>
-          <w:top w:val="single" w:sz="4" w:color="D5DAE3"/>
-          <w:left w:val="single" w:sz="4" w:color="D5DAE3"/>
-          <w:bottom w:val="single" w:sz="4" w:color="D5DAE3"/>
-          <w:right w:val="single" w:sz="4" w:color="D5DAE3"/>
-          <w:insideH w:val="single" w:sz="4" w:color="D5DAE3"/>
-          <w:insideV w:val="single" w:sz="4" w:color="D5DAE3"/>
-        </w:tblBorders>
-        <w:tblLayout w:type="fixed"/>
       </w:tblPr>
       <w:tblGrid>
-        <w:gridCol w:w="2381"/>
-        <w:gridCol w:w="7030"/>
+        <w:gridCol w:w="2367"/>
+        <w:gridCol w:w="6988"/>
       </w:tblGrid>
       <w:tr>
         <w:trPr>
@@ -2247,7 +2706,7 @@
         </w:trPr>
         <w:tc>
           <w:tcPr>
-            <w:tcW w:type="dxa" w:w="2381"/>
+            <w:tcW w:type="dxa" w:w="2367"/>
             <w:shd w:val="clear" w:color="auto" w:fill="F3F6FA"/>
             <w:tcMar>
               <w:top w:w="80" w:type="dxa"/>
@@ -2265,7 +2724,7 @@
               <w:rPr>
                 <w:rFonts w:ascii="Calibri" w:hAnsi="Calibri" w:eastAsia="Calibri"/>
                 <w:b/>
-                <w:color w:val="1B2A49"/>
+                <w:color w:val="1A1A1A"/>
                 <w:sz w:val="18"/>
               </w:rPr>
               <w:t>Lo que muestran los datos</w:t>
@@ -2274,7 +2733,7 @@
         </w:tc>
         <w:tc>
           <w:tcPr>
-            <w:tcW w:type="dxa" w:w="7030"/>
+            <w:tcW w:type="dxa" w:w="6988"/>
             <w:tcMar>
               <w:top w:w="80" w:type="dxa"/>
               <w:left w:w="120" w:type="dxa"/>
@@ -2363,7 +2822,7 @@
         </w:trPr>
         <w:tc>
           <w:tcPr>
-            <w:tcW w:type="dxa" w:w="2381"/>
+            <w:tcW w:type="dxa" w:w="2367"/>
             <w:shd w:val="clear" w:color="auto" w:fill="F3F6FA"/>
             <w:tcMar>
               <w:top w:w="80" w:type="dxa"/>
@@ -2381,7 +2840,7 @@
               <w:rPr>
                 <w:rFonts w:ascii="Calibri" w:hAnsi="Calibri" w:eastAsia="Calibri"/>
                 <w:b/>
-                <w:color w:val="1B2A49"/>
+                <w:color w:val="1A1A1A"/>
                 <w:sz w:val="18"/>
               </w:rPr>
               <w:t>Dicho simple</w:t>
@@ -2390,7 +2849,7 @@
         </w:tc>
         <w:tc>
           <w:tcPr>
-            <w:tcW w:type="dxa" w:w="7030"/>
+            <w:tcW w:type="dxa" w:w="6988"/>
             <w:tcMar>
               <w:top w:w="80" w:type="dxa"/>
               <w:left w:w="120" w:type="dxa"/>
@@ -2434,7 +2893,7 @@
         </w:trPr>
         <w:tc>
           <w:tcPr>
-            <w:tcW w:type="dxa" w:w="2381"/>
+            <w:tcW w:type="dxa" w:w="2367"/>
             <w:shd w:val="clear" w:color="auto" w:fill="F3F6FA"/>
             <w:tcMar>
               <w:top w:w="80" w:type="dxa"/>
@@ -2452,7 +2911,7 @@
               <w:rPr>
                 <w:rFonts w:ascii="Calibri" w:hAnsi="Calibri" w:eastAsia="Calibri"/>
                 <w:b/>
-                <w:color w:val="1B2A49"/>
+                <w:color w:val="1A1A1A"/>
                 <w:sz w:val="18"/>
               </w:rPr>
               <w:t>Un ejemplo de todos los días</w:t>
@@ -2461,7 +2920,7 @@
         </w:tc>
         <w:tc>
           <w:tcPr>
-            <w:tcW w:type="dxa" w:w="7030"/>
+            <w:tcW w:type="dxa" w:w="6988"/>
             <w:tcMar>
               <w:top w:w="80" w:type="dxa"/>
               <w:left w:w="120" w:type="dxa"/>
@@ -2490,7 +2949,7 @@
         </w:trPr>
         <w:tc>
           <w:tcPr>
-            <w:tcW w:type="dxa" w:w="2381"/>
+            <w:tcW w:type="dxa" w:w="2367"/>
             <w:shd w:val="clear" w:color="auto" w:fill="F3F6FA"/>
             <w:tcMar>
               <w:top w:w="80" w:type="dxa"/>
@@ -2508,7 +2967,7 @@
               <w:rPr>
                 <w:rFonts w:ascii="Calibri" w:hAnsi="Calibri" w:eastAsia="Calibri"/>
                 <w:b/>
-                <w:color w:val="1B2A49"/>
+                <w:color w:val="1A1A1A"/>
                 <w:sz w:val="18"/>
               </w:rPr>
               <w:t>Qué implica para la organización</w:t>
@@ -2517,7 +2976,7 @@
         </w:tc>
         <w:tc>
           <w:tcPr>
-            <w:tcW w:type="dxa" w:w="7030"/>
+            <w:tcW w:type="dxa" w:w="6988"/>
             <w:tcMar>
               <w:top w:w="80" w:type="dxa"/>
               <w:left w:w="120" w:type="dxa"/>
@@ -2546,7 +3005,7 @@
         </w:trPr>
         <w:tc>
           <w:tcPr>
-            <w:tcW w:type="dxa" w:w="2381"/>
+            <w:tcW w:type="dxa" w:w="2367"/>
             <w:shd w:val="clear" w:color="auto" w:fill="F3F6FA"/>
             <w:tcMar>
               <w:top w:w="80" w:type="dxa"/>
@@ -2563,7 +3022,7 @@
               <w:rPr>
                 <w:rFonts w:ascii="Calibri" w:hAnsi="Calibri" w:eastAsia="Calibri"/>
                 <w:b/>
-                <w:color w:val="F2A900"/>
+                <w:color w:val="1A1A1A"/>
                 <w:sz w:val="18"/>
               </w:rPr>
               <w:t>Cuánta confianza darle</w:t>
@@ -2572,7 +3031,7 @@
         </w:tc>
         <w:tc>
           <w:tcPr>
-            <w:tcW w:type="dxa" w:w="7030"/>
+            <w:tcW w:type="dxa" w:w="6988"/>
             <w:tcMar>
               <w:top w:w="80" w:type="dxa"/>
               <w:left w:w="120" w:type="dxa"/>
@@ -2602,7 +3061,7 @@
     </w:p>
     <w:p>
       <w:pPr>
-        <w:pStyle w:val="Heading2"/>
+        <w:pStyle w:val="Heading3"/>
       </w:pPr>
       <w:r>
         <w:t>Ficha 4 · La red de contactos</w:t>
@@ -2611,14 +3070,14 @@
     <w:p>
       <w:pPr>
         <w:keepNext/>
-        <w:spacing w:after="40"/>
+        <w:spacing w:after="40" w:line="240" w:lineRule="auto"/>
         <w:jc w:val="center"/>
       </w:pPr>
       <w:r>
         <w:drawing>
           <wp:inline xmlns:a="http://schemas.openxmlformats.org/drawingml/2006/main" xmlns:pic="http://schemas.openxmlformats.org/drawingml/2006/picture">
             <wp:extent cx="4680000" cy="1491707"/>
-            <wp:docPr id="3" name="Picture 3"/>
+            <wp:docPr id="2" name="Picture 2"/>
             <wp:cNvGraphicFramePr>
               <a:graphicFrameLocks noChangeAspect="1"/>
             </wp:cNvGraphicFramePr>
@@ -2630,7 +3089,7 @@
                     <pic:cNvPicPr/>
                   </pic:nvPicPr>
                   <pic:blipFill>
-                    <a:blip r:embed="rId13"/>
+                    <a:blip r:embed="rId12"/>
                     <a:stretch>
                       <a:fillRect/>
                     </a:stretch>
@@ -2651,37 +3110,36 @@
     </w:p>
     <w:p>
       <w:pPr>
-        <w:spacing w:after="200"/>
+        <w:spacing w:after="240" w:line="276" w:lineRule="auto"/>
         <w:jc w:val="center"/>
       </w:pPr>
       <w:r>
         <w:rPr>
           <w:rFonts w:ascii="Calibri" w:hAnsi="Calibri" w:eastAsia="Calibri"/>
           <w:i/>
-          <w:color w:val="8892A6"/>
-          <w:sz w:val="17"/>
+          <w:color w:val="666666"/>
+          <w:sz w:val="18"/>
         </w:rPr>
         <w:t>Interés alto, red baja.</w:t>
       </w:r>
     </w:p>
     <w:tbl>
       <w:tblPr>
-        <w:tblW w:type="dxa" w:w="9412"/>
+        <w:tblW w:type="dxa" w:w="9355"/>
+        <w:tblBorders>
+          <w:top w:val="single" w:sz="4" w:space="0" w:color="CCCCCC"/>
+          <w:left w:val="single" w:sz="4" w:space="0" w:color="CCCCCC"/>
+          <w:bottom w:val="single" w:sz="4" w:space="0" w:color="CCCCCC"/>
+          <w:right w:val="single" w:sz="4" w:space="0" w:color="CCCCCC"/>
+          <w:insideH w:val="single" w:sz="4" w:space="0" w:color="CCCCCC"/>
+          <w:insideV w:val="single" w:sz="4" w:space="0" w:color="CCCCCC"/>
+        </w:tblBorders>
         <w:tblLayout w:type="fixed"/>
         <w:tblLook w:firstColumn="1" w:firstRow="1" w:lastColumn="0" w:lastRow="0" w:noHBand="0" w:noVBand="1" w:val="04A0"/>
-        <w:tblBorders>
-          <w:top w:val="single" w:sz="4" w:color="D5DAE3"/>
-          <w:left w:val="single" w:sz="4" w:color="D5DAE3"/>
-          <w:bottom w:val="single" w:sz="4" w:color="D5DAE3"/>
-          <w:right w:val="single" w:sz="4" w:color="D5DAE3"/>
-          <w:insideH w:val="single" w:sz="4" w:color="D5DAE3"/>
-          <w:insideV w:val="single" w:sz="4" w:color="D5DAE3"/>
-        </w:tblBorders>
-        <w:tblLayout w:type="fixed"/>
       </w:tblPr>
       <w:tblGrid>
-        <w:gridCol w:w="2381"/>
-        <w:gridCol w:w="7030"/>
+        <w:gridCol w:w="2367"/>
+        <w:gridCol w:w="6988"/>
       </w:tblGrid>
       <w:tr>
         <w:trPr>
@@ -2689,7 +3147,7 @@
         </w:trPr>
         <w:tc>
           <w:tcPr>
-            <w:tcW w:type="dxa" w:w="2381"/>
+            <w:tcW w:type="dxa" w:w="2367"/>
             <w:shd w:val="clear" w:color="auto" w:fill="F3F6FA"/>
             <w:tcMar>
               <w:top w:w="80" w:type="dxa"/>
@@ -2707,7 +3165,7 @@
               <w:rPr>
                 <w:rFonts w:ascii="Calibri" w:hAnsi="Calibri" w:eastAsia="Calibri"/>
                 <w:b/>
-                <w:color w:val="1B2A49"/>
+                <w:color w:val="1A1A1A"/>
                 <w:sz w:val="18"/>
               </w:rPr>
               <w:t>Lo que muestran los datos</w:t>
@@ -2716,7 +3174,7 @@
         </w:tc>
         <w:tc>
           <w:tcPr>
-            <w:tcW w:type="dxa" w:w="7030"/>
+            <w:tcW w:type="dxa" w:w="6988"/>
             <w:tcMar>
               <w:top w:w="80" w:type="dxa"/>
               <w:left w:w="120" w:type="dxa"/>
@@ -2790,7 +3248,7 @@
         </w:trPr>
         <w:tc>
           <w:tcPr>
-            <w:tcW w:type="dxa" w:w="2381"/>
+            <w:tcW w:type="dxa" w:w="2367"/>
             <w:shd w:val="clear" w:color="auto" w:fill="F3F6FA"/>
             <w:tcMar>
               <w:top w:w="80" w:type="dxa"/>
@@ -2808,7 +3266,7 @@
               <w:rPr>
                 <w:rFonts w:ascii="Calibri" w:hAnsi="Calibri" w:eastAsia="Calibri"/>
                 <w:b/>
-                <w:color w:val="1B2A49"/>
+                <w:color w:val="1A1A1A"/>
                 <w:sz w:val="18"/>
               </w:rPr>
               <w:t>Dicho simple</w:t>
@@ -2817,7 +3275,7 @@
         </w:tc>
         <w:tc>
           <w:tcPr>
-            <w:tcW w:type="dxa" w:w="7030"/>
+            <w:tcW w:type="dxa" w:w="6988"/>
             <w:tcMar>
               <w:top w:w="80" w:type="dxa"/>
               <w:left w:w="120" w:type="dxa"/>
@@ -2861,7 +3319,7 @@
         </w:trPr>
         <w:tc>
           <w:tcPr>
-            <w:tcW w:type="dxa" w:w="2381"/>
+            <w:tcW w:type="dxa" w:w="2367"/>
             <w:shd w:val="clear" w:color="auto" w:fill="F3F6FA"/>
             <w:tcMar>
               <w:top w:w="80" w:type="dxa"/>
@@ -2879,7 +3337,7 @@
               <w:rPr>
                 <w:rFonts w:ascii="Calibri" w:hAnsi="Calibri" w:eastAsia="Calibri"/>
                 <w:b/>
-                <w:color w:val="1B2A49"/>
+                <w:color w:val="1A1A1A"/>
                 <w:sz w:val="18"/>
               </w:rPr>
               <w:t>Un ejemplo de todos los días</w:t>
@@ -2888,7 +3346,7 @@
         </w:tc>
         <w:tc>
           <w:tcPr>
-            <w:tcW w:type="dxa" w:w="7030"/>
+            <w:tcW w:type="dxa" w:w="6988"/>
             <w:tcMar>
               <w:top w:w="80" w:type="dxa"/>
               <w:left w:w="120" w:type="dxa"/>
@@ -2917,7 +3375,7 @@
         </w:trPr>
         <w:tc>
           <w:tcPr>
-            <w:tcW w:type="dxa" w:w="2381"/>
+            <w:tcW w:type="dxa" w:w="2367"/>
             <w:shd w:val="clear" w:color="auto" w:fill="F3F6FA"/>
             <w:tcMar>
               <w:top w:w="80" w:type="dxa"/>
@@ -2935,7 +3393,7 @@
               <w:rPr>
                 <w:rFonts w:ascii="Calibri" w:hAnsi="Calibri" w:eastAsia="Calibri"/>
                 <w:b/>
-                <w:color w:val="1B2A49"/>
+                <w:color w:val="1A1A1A"/>
                 <w:sz w:val="18"/>
               </w:rPr>
               <w:t>Qué implica para la organización</w:t>
@@ -2944,7 +3402,7 @@
         </w:tc>
         <w:tc>
           <w:tcPr>
-            <w:tcW w:type="dxa" w:w="7030"/>
+            <w:tcW w:type="dxa" w:w="6988"/>
             <w:tcMar>
               <w:top w:w="80" w:type="dxa"/>
               <w:left w:w="120" w:type="dxa"/>
@@ -2988,7 +3446,7 @@
         </w:trPr>
         <w:tc>
           <w:tcPr>
-            <w:tcW w:type="dxa" w:w="2381"/>
+            <w:tcW w:type="dxa" w:w="2367"/>
             <w:shd w:val="clear" w:color="auto" w:fill="F3F6FA"/>
             <w:tcMar>
               <w:top w:w="80" w:type="dxa"/>
@@ -3005,7 +3463,7 @@
               <w:rPr>
                 <w:rFonts w:ascii="Calibri" w:hAnsi="Calibri" w:eastAsia="Calibri"/>
                 <w:b/>
-                <w:color w:val="E4572E"/>
+                <w:color w:val="1A1A1A"/>
                 <w:sz w:val="18"/>
               </w:rPr>
               <w:t>Cuánta confianza darle</w:t>
@@ -3014,7 +3472,7 @@
         </w:tc>
         <w:tc>
           <w:tcPr>
-            <w:tcW w:type="dxa" w:w="7030"/>
+            <w:tcW w:type="dxa" w:w="6988"/>
             <w:tcMar>
               <w:top w:w="80" w:type="dxa"/>
               <w:left w:w="120" w:type="dxa"/>
@@ -3044,7 +3502,7 @@
     </w:p>
     <w:p>
       <w:pPr>
-        <w:pStyle w:val="Heading2"/>
+        <w:pStyle w:val="Heading3"/>
       </w:pPr>
       <w:r>
         <w:t>Ficha 5 · Querer vs. tener</w:t>
@@ -3052,22 +3510,21 @@
     </w:p>
     <w:tbl>
       <w:tblPr>
-        <w:tblW w:type="dxa" w:w="9412"/>
+        <w:tblW w:type="dxa" w:w="9355"/>
+        <w:tblBorders>
+          <w:top w:val="single" w:sz="4" w:space="0" w:color="CCCCCC"/>
+          <w:left w:val="single" w:sz="4" w:space="0" w:color="CCCCCC"/>
+          <w:bottom w:val="single" w:sz="4" w:space="0" w:color="CCCCCC"/>
+          <w:right w:val="single" w:sz="4" w:space="0" w:color="CCCCCC"/>
+          <w:insideH w:val="single" w:sz="4" w:space="0" w:color="CCCCCC"/>
+          <w:insideV w:val="single" w:sz="4" w:space="0" w:color="CCCCCC"/>
+        </w:tblBorders>
         <w:tblLayout w:type="fixed"/>
         <w:tblLook w:firstColumn="1" w:firstRow="1" w:lastColumn="0" w:lastRow="0" w:noHBand="0" w:noVBand="1" w:val="04A0"/>
-        <w:tblBorders>
-          <w:top w:val="single" w:sz="4" w:color="D5DAE3"/>
-          <w:left w:val="single" w:sz="4" w:color="D5DAE3"/>
-          <w:bottom w:val="single" w:sz="4" w:color="D5DAE3"/>
-          <w:right w:val="single" w:sz="4" w:color="D5DAE3"/>
-          <w:insideH w:val="single" w:sz="4" w:color="D5DAE3"/>
-          <w:insideV w:val="single" w:sz="4" w:color="D5DAE3"/>
-        </w:tblBorders>
-        <w:tblLayout w:type="fixed"/>
       </w:tblPr>
       <w:tblGrid>
-        <w:gridCol w:w="2381"/>
-        <w:gridCol w:w="7030"/>
+        <w:gridCol w:w="2367"/>
+        <w:gridCol w:w="6988"/>
       </w:tblGrid>
       <w:tr>
         <w:trPr>
@@ -3075,7 +3532,7 @@
         </w:trPr>
         <w:tc>
           <w:tcPr>
-            <w:tcW w:type="dxa" w:w="2381"/>
+            <w:tcW w:type="dxa" w:w="2367"/>
             <w:shd w:val="clear" w:color="auto" w:fill="F3F6FA"/>
             <w:tcMar>
               <w:top w:w="80" w:type="dxa"/>
@@ -3093,7 +3550,7 @@
               <w:rPr>
                 <w:rFonts w:ascii="Calibri" w:hAnsi="Calibri" w:eastAsia="Calibri"/>
                 <w:b/>
-                <w:color w:val="1B2A49"/>
+                <w:color w:val="1A1A1A"/>
                 <w:sz w:val="18"/>
               </w:rPr>
               <w:t>Lo que muestran los datos</w:t>
@@ -3102,7 +3559,7 @@
         </w:tc>
         <w:tc>
           <w:tcPr>
-            <w:tcW w:type="dxa" w:w="7030"/>
+            <w:tcW w:type="dxa" w:w="6988"/>
             <w:tcMar>
               <w:top w:w="80" w:type="dxa"/>
               <w:left w:w="120" w:type="dxa"/>
@@ -3161,7 +3618,7 @@
         </w:trPr>
         <w:tc>
           <w:tcPr>
-            <w:tcW w:type="dxa" w:w="2381"/>
+            <w:tcW w:type="dxa" w:w="2367"/>
             <w:shd w:val="clear" w:color="auto" w:fill="F3F6FA"/>
             <w:tcMar>
               <w:top w:w="80" w:type="dxa"/>
@@ -3179,7 +3636,7 @@
               <w:rPr>
                 <w:rFonts w:ascii="Calibri" w:hAnsi="Calibri" w:eastAsia="Calibri"/>
                 <w:b/>
-                <w:color w:val="1B2A49"/>
+                <w:color w:val="1A1A1A"/>
                 <w:sz w:val="18"/>
               </w:rPr>
               <w:t>Dicho simple</w:t>
@@ -3188,7 +3645,7 @@
         </w:tc>
         <w:tc>
           <w:tcPr>
-            <w:tcW w:type="dxa" w:w="7030"/>
+            <w:tcW w:type="dxa" w:w="6988"/>
             <w:tcMar>
               <w:top w:w="80" w:type="dxa"/>
               <w:left w:w="120" w:type="dxa"/>
@@ -3247,7 +3704,7 @@
         </w:trPr>
         <w:tc>
           <w:tcPr>
-            <w:tcW w:type="dxa" w:w="2381"/>
+            <w:tcW w:type="dxa" w:w="2367"/>
             <w:shd w:val="clear" w:color="auto" w:fill="F3F6FA"/>
             <w:tcMar>
               <w:top w:w="80" w:type="dxa"/>
@@ -3265,7 +3722,7 @@
               <w:rPr>
                 <w:rFonts w:ascii="Calibri" w:hAnsi="Calibri" w:eastAsia="Calibri"/>
                 <w:b/>
-                <w:color w:val="1B2A49"/>
+                <w:color w:val="1A1A1A"/>
                 <w:sz w:val="18"/>
               </w:rPr>
               <w:t>Un ejemplo de todos los días</w:t>
@@ -3274,7 +3731,7 @@
         </w:tc>
         <w:tc>
           <w:tcPr>
-            <w:tcW w:type="dxa" w:w="7030"/>
+            <w:tcW w:type="dxa" w:w="6988"/>
             <w:tcMar>
               <w:top w:w="80" w:type="dxa"/>
               <w:left w:w="120" w:type="dxa"/>
@@ -3303,7 +3760,7 @@
         </w:trPr>
         <w:tc>
           <w:tcPr>
-            <w:tcW w:type="dxa" w:w="2381"/>
+            <w:tcW w:type="dxa" w:w="2367"/>
             <w:shd w:val="clear" w:color="auto" w:fill="F3F6FA"/>
             <w:tcMar>
               <w:top w:w="80" w:type="dxa"/>
@@ -3321,7 +3778,7 @@
               <w:rPr>
                 <w:rFonts w:ascii="Calibri" w:hAnsi="Calibri" w:eastAsia="Calibri"/>
                 <w:b/>
-                <w:color w:val="1B2A49"/>
+                <w:color w:val="1A1A1A"/>
                 <w:sz w:val="18"/>
               </w:rPr>
               <w:t>Qué implica para la organización</w:t>
@@ -3330,7 +3787,7 @@
         </w:tc>
         <w:tc>
           <w:tcPr>
-            <w:tcW w:type="dxa" w:w="7030"/>
+            <w:tcW w:type="dxa" w:w="6988"/>
             <w:tcMar>
               <w:top w:w="80" w:type="dxa"/>
               <w:left w:w="120" w:type="dxa"/>
@@ -3359,7 +3816,7 @@
         </w:trPr>
         <w:tc>
           <w:tcPr>
-            <w:tcW w:type="dxa" w:w="2381"/>
+            <w:tcW w:type="dxa" w:w="2367"/>
             <w:shd w:val="clear" w:color="auto" w:fill="F3F6FA"/>
             <w:tcMar>
               <w:top w:w="80" w:type="dxa"/>
@@ -3376,7 +3833,7 @@
               <w:rPr>
                 <w:rFonts w:ascii="Calibri" w:hAnsi="Calibri" w:eastAsia="Calibri"/>
                 <w:b/>
-                <w:color w:val="1F8A8A"/>
+                <w:color w:val="1A1A1A"/>
                 <w:sz w:val="18"/>
               </w:rPr>
               <w:t>Cuánta confianza darle</w:t>
@@ -3385,7 +3842,7 @@
         </w:tc>
         <w:tc>
           <w:tcPr>
-            <w:tcW w:type="dxa" w:w="7030"/>
+            <w:tcW w:type="dxa" w:w="6988"/>
             <w:tcMar>
               <w:top w:w="80" w:type="dxa"/>
               <w:left w:w="120" w:type="dxa"/>
@@ -3415,7 +3872,7 @@
     </w:p>
     <w:p>
       <w:pPr>
-        <w:pStyle w:val="Heading2"/>
+        <w:pStyle w:val="Heading3"/>
       </w:pPr>
       <w:r>
         <w:t>Ficha 6 · Práctica previa: ¿hace diferencia?</w:t>
@@ -3424,14 +3881,14 @@
     <w:p>
       <w:pPr>
         <w:keepNext/>
-        <w:spacing w:after="40"/>
+        <w:spacing w:after="40" w:line="240" w:lineRule="auto"/>
         <w:jc w:val="center"/>
       </w:pPr>
       <w:r>
         <w:drawing>
           <wp:inline xmlns:a="http://schemas.openxmlformats.org/drawingml/2006/main" xmlns:pic="http://schemas.openxmlformats.org/drawingml/2006/picture">
             <wp:extent cx="4680000" cy="2232301"/>
-            <wp:docPr id="4" name="Picture 4"/>
+            <wp:docPr id="3" name="Picture 3"/>
             <wp:cNvGraphicFramePr>
               <a:graphicFrameLocks noChangeAspect="1"/>
             </wp:cNvGraphicFramePr>
@@ -3443,7 +3900,7 @@
                     <pic:cNvPicPr/>
                   </pic:nvPicPr>
                   <pic:blipFill>
-                    <a:blip r:embed="rId14"/>
+                    <a:blip r:embed="rId13"/>
                     <a:stretch>
                       <a:fillRect/>
                     </a:stretch>
@@ -3464,37 +3921,36 @@
     </w:p>
     <w:p>
       <w:pPr>
-        <w:spacing w:after="200"/>
+        <w:spacing w:after="240" w:line="276" w:lineRule="auto"/>
         <w:jc w:val="center"/>
       </w:pPr>
       <w:r>
         <w:rPr>
           <w:rFonts w:ascii="Calibri" w:hAnsi="Calibri" w:eastAsia="Calibri"/>
           <w:i/>
-          <w:color w:val="8892A6"/>
-          <w:sz w:val="17"/>
+          <w:color w:val="666666"/>
+          <w:sz w:val="18"/>
         </w:rPr>
         <w:t>Con y sin práctica previa, por dimensión.</w:t>
       </w:r>
     </w:p>
     <w:tbl>
       <w:tblPr>
-        <w:tblW w:type="dxa" w:w="9412"/>
+        <w:tblW w:type="dxa" w:w="9355"/>
+        <w:tblBorders>
+          <w:top w:val="single" w:sz="4" w:space="0" w:color="CCCCCC"/>
+          <w:left w:val="single" w:sz="4" w:space="0" w:color="CCCCCC"/>
+          <w:bottom w:val="single" w:sz="4" w:space="0" w:color="CCCCCC"/>
+          <w:right w:val="single" w:sz="4" w:space="0" w:color="CCCCCC"/>
+          <w:insideH w:val="single" w:sz="4" w:space="0" w:color="CCCCCC"/>
+          <w:insideV w:val="single" w:sz="4" w:space="0" w:color="CCCCCC"/>
+        </w:tblBorders>
         <w:tblLayout w:type="fixed"/>
         <w:tblLook w:firstColumn="1" w:firstRow="1" w:lastColumn="0" w:lastRow="0" w:noHBand="0" w:noVBand="1" w:val="04A0"/>
-        <w:tblBorders>
-          <w:top w:val="single" w:sz="4" w:color="D5DAE3"/>
-          <w:left w:val="single" w:sz="4" w:color="D5DAE3"/>
-          <w:bottom w:val="single" w:sz="4" w:color="D5DAE3"/>
-          <w:right w:val="single" w:sz="4" w:color="D5DAE3"/>
-          <w:insideH w:val="single" w:sz="4" w:color="D5DAE3"/>
-          <w:insideV w:val="single" w:sz="4" w:color="D5DAE3"/>
-        </w:tblBorders>
-        <w:tblLayout w:type="fixed"/>
       </w:tblPr>
       <w:tblGrid>
-        <w:gridCol w:w="2381"/>
-        <w:gridCol w:w="7030"/>
+        <w:gridCol w:w="2367"/>
+        <w:gridCol w:w="6988"/>
       </w:tblGrid>
       <w:tr>
         <w:trPr>
@@ -3502,7 +3958,7 @@
         </w:trPr>
         <w:tc>
           <w:tcPr>
-            <w:tcW w:type="dxa" w:w="2381"/>
+            <w:tcW w:type="dxa" w:w="2367"/>
             <w:shd w:val="clear" w:color="auto" w:fill="F3F6FA"/>
             <w:tcMar>
               <w:top w:w="80" w:type="dxa"/>
@@ -3520,7 +3976,7 @@
               <w:rPr>
                 <w:rFonts w:ascii="Calibri" w:hAnsi="Calibri" w:eastAsia="Calibri"/>
                 <w:b/>
-                <w:color w:val="1B2A49"/>
+                <w:color w:val="1A1A1A"/>
                 <w:sz w:val="18"/>
               </w:rPr>
               <w:t>Lo que muestran los datos</w:t>
@@ -3529,7 +3985,7 @@
         </w:tc>
         <w:tc>
           <w:tcPr>
-            <w:tcW w:type="dxa" w:w="7030"/>
+            <w:tcW w:type="dxa" w:w="6988"/>
             <w:tcMar>
               <w:top w:w="80" w:type="dxa"/>
               <w:left w:w="120" w:type="dxa"/>
@@ -3618,7 +4074,7 @@
         </w:trPr>
         <w:tc>
           <w:tcPr>
-            <w:tcW w:type="dxa" w:w="2381"/>
+            <w:tcW w:type="dxa" w:w="2367"/>
             <w:shd w:val="clear" w:color="auto" w:fill="F3F6FA"/>
             <w:tcMar>
               <w:top w:w="80" w:type="dxa"/>
@@ -3636,7 +4092,7 @@
               <w:rPr>
                 <w:rFonts w:ascii="Calibri" w:hAnsi="Calibri" w:eastAsia="Calibri"/>
                 <w:b/>
-                <w:color w:val="1B2A49"/>
+                <w:color w:val="1A1A1A"/>
                 <w:sz w:val="18"/>
               </w:rPr>
               <w:t>Dicho simple</w:t>
@@ -3645,7 +4101,7 @@
         </w:tc>
         <w:tc>
           <w:tcPr>
-            <w:tcW w:type="dxa" w:w="7030"/>
+            <w:tcW w:type="dxa" w:w="6988"/>
             <w:tcMar>
               <w:top w:w="80" w:type="dxa"/>
               <w:left w:w="120" w:type="dxa"/>
@@ -3689,7 +4145,7 @@
         </w:trPr>
         <w:tc>
           <w:tcPr>
-            <w:tcW w:type="dxa" w:w="2381"/>
+            <w:tcW w:type="dxa" w:w="2367"/>
             <w:shd w:val="clear" w:color="auto" w:fill="F3F6FA"/>
             <w:tcMar>
               <w:top w:w="80" w:type="dxa"/>
@@ -3707,7 +4163,7 @@
               <w:rPr>
                 <w:rFonts w:ascii="Calibri" w:hAnsi="Calibri" w:eastAsia="Calibri"/>
                 <w:b/>
-                <w:color w:val="1B2A49"/>
+                <w:color w:val="1A1A1A"/>
                 <w:sz w:val="18"/>
               </w:rPr>
               <w:t>Un ejemplo de todos los días</w:t>
@@ -3716,7 +4172,7 @@
         </w:tc>
         <w:tc>
           <w:tcPr>
-            <w:tcW w:type="dxa" w:w="7030"/>
+            <w:tcW w:type="dxa" w:w="6988"/>
             <w:tcMar>
               <w:top w:w="80" w:type="dxa"/>
               <w:left w:w="120" w:type="dxa"/>
@@ -3745,7 +4201,7 @@
         </w:trPr>
         <w:tc>
           <w:tcPr>
-            <w:tcW w:type="dxa" w:w="2381"/>
+            <w:tcW w:type="dxa" w:w="2367"/>
             <w:shd w:val="clear" w:color="auto" w:fill="F3F6FA"/>
             <w:tcMar>
               <w:top w:w="80" w:type="dxa"/>
@@ -3763,7 +4219,7 @@
               <w:rPr>
                 <w:rFonts w:ascii="Calibri" w:hAnsi="Calibri" w:eastAsia="Calibri"/>
                 <w:b/>
-                <w:color w:val="1B2A49"/>
+                <w:color w:val="1A1A1A"/>
                 <w:sz w:val="18"/>
               </w:rPr>
               <w:t>Qué implica para la organización</w:t>
@@ -3772,7 +4228,7 @@
         </w:tc>
         <w:tc>
           <w:tcPr>
-            <w:tcW w:type="dxa" w:w="7030"/>
+            <w:tcW w:type="dxa" w:w="6988"/>
             <w:tcMar>
               <w:top w:w="80" w:type="dxa"/>
               <w:left w:w="120" w:type="dxa"/>
@@ -3801,7 +4257,7 @@
         </w:trPr>
         <w:tc>
           <w:tcPr>
-            <w:tcW w:type="dxa" w:w="2381"/>
+            <w:tcW w:type="dxa" w:w="2367"/>
             <w:shd w:val="clear" w:color="auto" w:fill="F3F6FA"/>
             <w:tcMar>
               <w:top w:w="80" w:type="dxa"/>
@@ -3818,7 +4274,7 @@
               <w:rPr>
                 <w:rFonts w:ascii="Calibri" w:hAnsi="Calibri" w:eastAsia="Calibri"/>
                 <w:b/>
-                <w:color w:val="F2A900"/>
+                <w:color w:val="1A1A1A"/>
                 <w:sz w:val="18"/>
               </w:rPr>
               <w:t>Cuánta confianza darle</w:t>
@@ -3827,7 +4283,7 @@
         </w:tc>
         <w:tc>
           <w:tcPr>
-            <w:tcW w:type="dxa" w:w="7030"/>
+            <w:tcW w:type="dxa" w:w="6988"/>
             <w:tcMar>
               <w:top w:w="80" w:type="dxa"/>
               <w:left w:w="120" w:type="dxa"/>
@@ -3857,7 +4313,7 @@
     </w:p>
     <w:p>
       <w:pPr>
-        <w:pStyle w:val="Heading2"/>
+        <w:pStyle w:val="Heading3"/>
       </w:pPr>
       <w:r>
         <w:t>Ficha 7 · El año de estudio</w:t>
@@ -3865,22 +4321,21 @@
     </w:p>
     <w:tbl>
       <w:tblPr>
-        <w:tblW w:type="dxa" w:w="9412"/>
+        <w:tblW w:type="dxa" w:w="9355"/>
+        <w:tblBorders>
+          <w:top w:val="single" w:sz="4" w:space="0" w:color="CCCCCC"/>
+          <w:left w:val="single" w:sz="4" w:space="0" w:color="CCCCCC"/>
+          <w:bottom w:val="single" w:sz="4" w:space="0" w:color="CCCCCC"/>
+          <w:right w:val="single" w:sz="4" w:space="0" w:color="CCCCCC"/>
+          <w:insideH w:val="single" w:sz="4" w:space="0" w:color="CCCCCC"/>
+          <w:insideV w:val="single" w:sz="4" w:space="0" w:color="CCCCCC"/>
+        </w:tblBorders>
         <w:tblLayout w:type="fixed"/>
         <w:tblLook w:firstColumn="1" w:firstRow="1" w:lastColumn="0" w:lastRow="0" w:noHBand="0" w:noVBand="1" w:val="04A0"/>
-        <w:tblBorders>
-          <w:top w:val="single" w:sz="4" w:color="D5DAE3"/>
-          <w:left w:val="single" w:sz="4" w:color="D5DAE3"/>
-          <w:bottom w:val="single" w:sz="4" w:color="D5DAE3"/>
-          <w:right w:val="single" w:sz="4" w:color="D5DAE3"/>
-          <w:insideH w:val="single" w:sz="4" w:color="D5DAE3"/>
-          <w:insideV w:val="single" w:sz="4" w:color="D5DAE3"/>
-        </w:tblBorders>
-        <w:tblLayout w:type="fixed"/>
       </w:tblPr>
       <w:tblGrid>
-        <w:gridCol w:w="2381"/>
-        <w:gridCol w:w="7030"/>
+        <w:gridCol w:w="2367"/>
+        <w:gridCol w:w="6988"/>
       </w:tblGrid>
       <w:tr>
         <w:trPr>
@@ -3888,7 +4343,7 @@
         </w:trPr>
         <w:tc>
           <w:tcPr>
-            <w:tcW w:type="dxa" w:w="2381"/>
+            <w:tcW w:type="dxa" w:w="2367"/>
             <w:shd w:val="clear" w:color="auto" w:fill="F3F6FA"/>
             <w:tcMar>
               <w:top w:w="80" w:type="dxa"/>
@@ -3906,7 +4361,7 @@
               <w:rPr>
                 <w:rFonts w:ascii="Calibri" w:hAnsi="Calibri" w:eastAsia="Calibri"/>
                 <w:b/>
-                <w:color w:val="1B2A49"/>
+                <w:color w:val="1A1A1A"/>
                 <w:sz w:val="18"/>
               </w:rPr>
               <w:t>Lo que muestran los datos</w:t>
@@ -3915,7 +4370,7 @@
         </w:tc>
         <w:tc>
           <w:tcPr>
-            <w:tcW w:type="dxa" w:w="7030"/>
+            <w:tcW w:type="dxa" w:w="6988"/>
             <w:tcMar>
               <w:top w:w="80" w:type="dxa"/>
               <w:left w:w="120" w:type="dxa"/>
@@ -3959,7 +4414,7 @@
         </w:trPr>
         <w:tc>
           <w:tcPr>
-            <w:tcW w:type="dxa" w:w="2381"/>
+            <w:tcW w:type="dxa" w:w="2367"/>
             <w:shd w:val="clear" w:color="auto" w:fill="F3F6FA"/>
             <w:tcMar>
               <w:top w:w="80" w:type="dxa"/>
@@ -3977,7 +4432,7 @@
               <w:rPr>
                 <w:rFonts w:ascii="Calibri" w:hAnsi="Calibri" w:eastAsia="Calibri"/>
                 <w:b/>
-                <w:color w:val="1B2A49"/>
+                <w:color w:val="1A1A1A"/>
                 <w:sz w:val="18"/>
               </w:rPr>
               <w:t>Dicho simple</w:t>
@@ -3986,7 +4441,7 @@
         </w:tc>
         <w:tc>
           <w:tcPr>
-            <w:tcW w:type="dxa" w:w="7030"/>
+            <w:tcW w:type="dxa" w:w="6988"/>
             <w:tcMar>
               <w:top w:w="80" w:type="dxa"/>
               <w:left w:w="120" w:type="dxa"/>
@@ -4030,7 +4485,7 @@
         </w:trPr>
         <w:tc>
           <w:tcPr>
-            <w:tcW w:type="dxa" w:w="2381"/>
+            <w:tcW w:type="dxa" w:w="2367"/>
             <w:shd w:val="clear" w:color="auto" w:fill="F3F6FA"/>
             <w:tcMar>
               <w:top w:w="80" w:type="dxa"/>
@@ -4048,7 +4503,7 @@
               <w:rPr>
                 <w:rFonts w:ascii="Calibri" w:hAnsi="Calibri" w:eastAsia="Calibri"/>
                 <w:b/>
-                <w:color w:val="1B2A49"/>
+                <w:color w:val="1A1A1A"/>
                 <w:sz w:val="18"/>
               </w:rPr>
               <w:t>Un ejemplo de todos los días</w:t>
@@ -4057,7 +4512,7 @@
         </w:tc>
         <w:tc>
           <w:tcPr>
-            <w:tcW w:type="dxa" w:w="7030"/>
+            <w:tcW w:type="dxa" w:w="6988"/>
             <w:tcMar>
               <w:top w:w="80" w:type="dxa"/>
               <w:left w:w="120" w:type="dxa"/>
@@ -4086,7 +4541,7 @@
         </w:trPr>
         <w:tc>
           <w:tcPr>
-            <w:tcW w:type="dxa" w:w="2381"/>
+            <w:tcW w:type="dxa" w:w="2367"/>
             <w:shd w:val="clear" w:color="auto" w:fill="F3F6FA"/>
             <w:tcMar>
               <w:top w:w="80" w:type="dxa"/>
@@ -4104,7 +4559,7 @@
               <w:rPr>
                 <w:rFonts w:ascii="Calibri" w:hAnsi="Calibri" w:eastAsia="Calibri"/>
                 <w:b/>
-                <w:color w:val="1B2A49"/>
+                <w:color w:val="1A1A1A"/>
                 <w:sz w:val="18"/>
               </w:rPr>
               <w:t>Qué implica para la organización</w:t>
@@ -4113,7 +4568,7 @@
         </w:tc>
         <w:tc>
           <w:tcPr>
-            <w:tcW w:type="dxa" w:w="7030"/>
+            <w:tcW w:type="dxa" w:w="6988"/>
             <w:tcMar>
               <w:top w:w="80" w:type="dxa"/>
               <w:left w:w="120" w:type="dxa"/>
@@ -4142,7 +4597,7 @@
         </w:trPr>
         <w:tc>
           <w:tcPr>
-            <w:tcW w:type="dxa" w:w="2381"/>
+            <w:tcW w:type="dxa" w:w="2367"/>
             <w:shd w:val="clear" w:color="auto" w:fill="F3F6FA"/>
             <w:tcMar>
               <w:top w:w="80" w:type="dxa"/>
@@ -4159,7 +4614,7 @@
               <w:rPr>
                 <w:rFonts w:ascii="Calibri" w:hAnsi="Calibri" w:eastAsia="Calibri"/>
                 <w:b/>
-                <w:color w:val="E4572E"/>
+                <w:color w:val="1A1A1A"/>
                 <w:sz w:val="18"/>
               </w:rPr>
               <w:t>Cuánta confianza darle</w:t>
@@ -4168,7 +4623,7 @@
         </w:tc>
         <w:tc>
           <w:tcPr>
-            <w:tcW w:type="dxa" w:w="7030"/>
+            <w:tcW w:type="dxa" w:w="6988"/>
             <w:tcMar>
               <w:top w:w="80" w:type="dxa"/>
               <w:left w:w="120" w:type="dxa"/>
@@ -4198,7 +4653,7 @@
     </w:p>
     <w:p>
       <w:pPr>
-        <w:pStyle w:val="Heading2"/>
+        <w:pStyle w:val="Heading3"/>
       </w:pPr>
       <w:r>
         <w:t>Ficha 8 · El semáforo</w:t>
@@ -4207,14 +4662,14 @@
     <w:p>
       <w:pPr>
         <w:keepNext/>
-        <w:spacing w:after="40"/>
+        <w:spacing w:after="40" w:line="240" w:lineRule="auto"/>
         <w:jc w:val="center"/>
       </w:pPr>
       <w:r>
         <w:drawing>
           <wp:inline xmlns:a="http://schemas.openxmlformats.org/drawingml/2006/main" xmlns:pic="http://schemas.openxmlformats.org/drawingml/2006/picture">
             <wp:extent cx="4320000" cy="2055146"/>
-            <wp:docPr id="5" name="Picture 5"/>
+            <wp:docPr id="4" name="Picture 4"/>
             <wp:cNvGraphicFramePr>
               <a:graphicFrameLocks noChangeAspect="1"/>
             </wp:cNvGraphicFramePr>
@@ -4226,7 +4681,7 @@
                     <pic:cNvPicPr/>
                   </pic:nvPicPr>
                   <pic:blipFill>
-                    <a:blip r:embed="rId15"/>
+                    <a:blip r:embed="rId14"/>
                     <a:stretch>
                       <a:fillRect/>
                     </a:stretch>
@@ -4247,37 +4702,36 @@
     </w:p>
     <w:p>
       <w:pPr>
-        <w:spacing w:after="200"/>
+        <w:spacing w:after="240" w:line="276" w:lineRule="auto"/>
         <w:jc w:val="center"/>
       </w:pPr>
       <w:r>
         <w:rPr>
           <w:rFonts w:ascii="Calibri" w:hAnsi="Calibri" w:eastAsia="Calibri"/>
           <w:i/>
-          <w:color w:val="8892A6"/>
-          <w:sz w:val="17"/>
+          <w:color w:val="666666"/>
+          <w:sz w:val="18"/>
         </w:rPr>
         <w:t>Semáforo oficial, con y sin práctica previa.</w:t>
       </w:r>
     </w:p>
     <w:tbl>
       <w:tblPr>
-        <w:tblW w:type="dxa" w:w="9412"/>
+        <w:tblW w:type="dxa" w:w="9355"/>
+        <w:tblBorders>
+          <w:top w:val="single" w:sz="4" w:space="0" w:color="CCCCCC"/>
+          <w:left w:val="single" w:sz="4" w:space="0" w:color="CCCCCC"/>
+          <w:bottom w:val="single" w:sz="4" w:space="0" w:color="CCCCCC"/>
+          <w:right w:val="single" w:sz="4" w:space="0" w:color="CCCCCC"/>
+          <w:insideH w:val="single" w:sz="4" w:space="0" w:color="CCCCCC"/>
+          <w:insideV w:val="single" w:sz="4" w:space="0" w:color="CCCCCC"/>
+        </w:tblBorders>
         <w:tblLayout w:type="fixed"/>
         <w:tblLook w:firstColumn="1" w:firstRow="1" w:lastColumn="0" w:lastRow="0" w:noHBand="0" w:noVBand="1" w:val="04A0"/>
-        <w:tblBorders>
-          <w:top w:val="single" w:sz="4" w:color="D5DAE3"/>
-          <w:left w:val="single" w:sz="4" w:color="D5DAE3"/>
-          <w:bottom w:val="single" w:sz="4" w:color="D5DAE3"/>
-          <w:right w:val="single" w:sz="4" w:color="D5DAE3"/>
-          <w:insideH w:val="single" w:sz="4" w:color="D5DAE3"/>
-          <w:insideV w:val="single" w:sz="4" w:color="D5DAE3"/>
-        </w:tblBorders>
-        <w:tblLayout w:type="fixed"/>
       </w:tblPr>
       <w:tblGrid>
-        <w:gridCol w:w="2381"/>
-        <w:gridCol w:w="7030"/>
+        <w:gridCol w:w="2367"/>
+        <w:gridCol w:w="6988"/>
       </w:tblGrid>
       <w:tr>
         <w:trPr>
@@ -4285,7 +4739,7 @@
         </w:trPr>
         <w:tc>
           <w:tcPr>
-            <w:tcW w:type="dxa" w:w="2381"/>
+            <w:tcW w:type="dxa" w:w="2367"/>
             <w:shd w:val="clear" w:color="auto" w:fill="F3F6FA"/>
             <w:tcMar>
               <w:top w:w="80" w:type="dxa"/>
@@ -4303,7 +4757,7 @@
               <w:rPr>
                 <w:rFonts w:ascii="Calibri" w:hAnsi="Calibri" w:eastAsia="Calibri"/>
                 <w:b/>
-                <w:color w:val="1B2A49"/>
+                <w:color w:val="1A1A1A"/>
                 <w:sz w:val="18"/>
               </w:rPr>
               <w:t>Lo que muestran los datos</w:t>
@@ -4312,7 +4766,7 @@
         </w:tc>
         <w:tc>
           <w:tcPr>
-            <w:tcW w:type="dxa" w:w="7030"/>
+            <w:tcW w:type="dxa" w:w="6988"/>
             <w:tcMar>
               <w:top w:w="80" w:type="dxa"/>
               <w:left w:w="120" w:type="dxa"/>
@@ -4386,7 +4840,7 @@
         </w:trPr>
         <w:tc>
           <w:tcPr>
-            <w:tcW w:type="dxa" w:w="2381"/>
+            <w:tcW w:type="dxa" w:w="2367"/>
             <w:shd w:val="clear" w:color="auto" w:fill="F3F6FA"/>
             <w:tcMar>
               <w:top w:w="80" w:type="dxa"/>
@@ -4404,7 +4858,7 @@
               <w:rPr>
                 <w:rFonts w:ascii="Calibri" w:hAnsi="Calibri" w:eastAsia="Calibri"/>
                 <w:b/>
-                <w:color w:val="1B2A49"/>
+                <w:color w:val="1A1A1A"/>
                 <w:sz w:val="18"/>
               </w:rPr>
               <w:t>Dicho simple</w:t>
@@ -4413,7 +4867,7 @@
         </w:tc>
         <w:tc>
           <w:tcPr>
-            <w:tcW w:type="dxa" w:w="7030"/>
+            <w:tcW w:type="dxa" w:w="6988"/>
             <w:tcMar>
               <w:top w:w="80" w:type="dxa"/>
               <w:left w:w="120" w:type="dxa"/>
@@ -4457,7 +4911,7 @@
         </w:trPr>
         <w:tc>
           <w:tcPr>
-            <w:tcW w:type="dxa" w:w="2381"/>
+            <w:tcW w:type="dxa" w:w="2367"/>
             <w:shd w:val="clear" w:color="auto" w:fill="F3F6FA"/>
             <w:tcMar>
               <w:top w:w="80" w:type="dxa"/>
@@ -4475,7 +4929,7 @@
               <w:rPr>
                 <w:rFonts w:ascii="Calibri" w:hAnsi="Calibri" w:eastAsia="Calibri"/>
                 <w:b/>
-                <w:color w:val="1B2A49"/>
+                <w:color w:val="1A1A1A"/>
                 <w:sz w:val="18"/>
               </w:rPr>
               <w:t>Un ejemplo de todos los días</w:t>
@@ -4484,7 +4938,7 @@
         </w:tc>
         <w:tc>
           <w:tcPr>
-            <w:tcW w:type="dxa" w:w="7030"/>
+            <w:tcW w:type="dxa" w:w="6988"/>
             <w:tcMar>
               <w:top w:w="80" w:type="dxa"/>
               <w:left w:w="120" w:type="dxa"/>
@@ -4513,7 +4967,7 @@
         </w:trPr>
         <w:tc>
           <w:tcPr>
-            <w:tcW w:type="dxa" w:w="2381"/>
+            <w:tcW w:type="dxa" w:w="2367"/>
             <w:shd w:val="clear" w:color="auto" w:fill="F3F6FA"/>
             <w:tcMar>
               <w:top w:w="80" w:type="dxa"/>
@@ -4531,7 +4985,7 @@
               <w:rPr>
                 <w:rFonts w:ascii="Calibri" w:hAnsi="Calibri" w:eastAsia="Calibri"/>
                 <w:b/>
-                <w:color w:val="1B2A49"/>
+                <w:color w:val="1A1A1A"/>
                 <w:sz w:val="18"/>
               </w:rPr>
               <w:t>Qué implica para la organización</w:t>
@@ -4540,7 +4994,7 @@
         </w:tc>
         <w:tc>
           <w:tcPr>
-            <w:tcW w:type="dxa" w:w="7030"/>
+            <w:tcW w:type="dxa" w:w="6988"/>
             <w:tcMar>
               <w:top w:w="80" w:type="dxa"/>
               <w:left w:w="120" w:type="dxa"/>
@@ -4569,7 +5023,7 @@
         </w:trPr>
         <w:tc>
           <w:tcPr>
-            <w:tcW w:type="dxa" w:w="2381"/>
+            <w:tcW w:type="dxa" w:w="2367"/>
             <w:shd w:val="clear" w:color="auto" w:fill="F3F6FA"/>
             <w:tcMar>
               <w:top w:w="80" w:type="dxa"/>
@@ -4586,7 +5040,7 @@
               <w:rPr>
                 <w:rFonts w:ascii="Calibri" w:hAnsi="Calibri" w:eastAsia="Calibri"/>
                 <w:b/>
-                <w:color w:val="F2A900"/>
+                <w:color w:val="1A1A1A"/>
                 <w:sz w:val="18"/>
               </w:rPr>
               <w:t>Cuánta confianza darle</w:t>
@@ -4595,7 +5049,7 @@
         </w:tc>
         <w:tc>
           <w:tcPr>
-            <w:tcW w:type="dxa" w:w="7030"/>
+            <w:tcW w:type="dxa" w:w="6988"/>
             <w:tcMar>
               <w:top w:w="80" w:type="dxa"/>
               <w:left w:w="120" w:type="dxa"/>
@@ -4625,7 +5079,7 @@
     </w:p>
     <w:p>
       <w:pPr>
-        <w:pStyle w:val="Heading2"/>
+        <w:pStyle w:val="Heading3"/>
       </w:pPr>
       <w:r>
         <w:t>Ficha 9 · Lo que se asocia con sentirse seguro</w:t>
@@ -4634,14 +5088,14 @@
     <w:p>
       <w:pPr>
         <w:keepNext/>
-        <w:spacing w:after="40"/>
+        <w:spacing w:after="40" w:line="240" w:lineRule="auto"/>
         <w:jc w:val="center"/>
       </w:pPr>
       <w:r>
         <w:drawing>
           <wp:inline xmlns:a="http://schemas.openxmlformats.org/drawingml/2006/main" xmlns:pic="http://schemas.openxmlformats.org/drawingml/2006/picture">
             <wp:extent cx="4500000" cy="1797686"/>
-            <wp:docPr id="6" name="Picture 6"/>
+            <wp:docPr id="5" name="Picture 5"/>
             <wp:cNvGraphicFramePr>
               <a:graphicFrameLocks noChangeAspect="1"/>
             </wp:cNvGraphicFramePr>
@@ -4653,7 +5107,7 @@
                     <pic:cNvPicPr/>
                   </pic:nvPicPr>
                   <pic:blipFill>
-                    <a:blip r:embed="rId16"/>
+                    <a:blip r:embed="rId15"/>
                     <a:stretch>
                       <a:fillRect/>
                     </a:stretch>
@@ -4674,37 +5128,36 @@
     </w:p>
     <w:p>
       <w:pPr>
-        <w:spacing w:after="200"/>
+        <w:spacing w:after="240" w:line="276" w:lineRule="auto"/>
         <w:jc w:val="center"/>
       </w:pPr>
       <w:r>
         <w:rPr>
           <w:rFonts w:ascii="Calibri" w:hAnsi="Calibri" w:eastAsia="Calibri"/>
           <w:i/>
-          <w:color w:val="8892A6"/>
-          <w:sz w:val="17"/>
+          <w:color w:val="666666"/>
+          <w:sz w:val="18"/>
         </w:rPr>
         <w:t>Qué factores pesan más para sentirse seguro de adaptarse.</w:t>
       </w:r>
     </w:p>
     <w:tbl>
       <w:tblPr>
-        <w:tblW w:type="dxa" w:w="9412"/>
+        <w:tblW w:type="dxa" w:w="9355"/>
+        <w:tblBorders>
+          <w:top w:val="single" w:sz="4" w:space="0" w:color="CCCCCC"/>
+          <w:left w:val="single" w:sz="4" w:space="0" w:color="CCCCCC"/>
+          <w:bottom w:val="single" w:sz="4" w:space="0" w:color="CCCCCC"/>
+          <w:right w:val="single" w:sz="4" w:space="0" w:color="CCCCCC"/>
+          <w:insideH w:val="single" w:sz="4" w:space="0" w:color="CCCCCC"/>
+          <w:insideV w:val="single" w:sz="4" w:space="0" w:color="CCCCCC"/>
+        </w:tblBorders>
         <w:tblLayout w:type="fixed"/>
         <w:tblLook w:firstColumn="1" w:firstRow="1" w:lastColumn="0" w:lastRow="0" w:noHBand="0" w:noVBand="1" w:val="04A0"/>
-        <w:tblBorders>
-          <w:top w:val="single" w:sz="4" w:color="D5DAE3"/>
-          <w:left w:val="single" w:sz="4" w:color="D5DAE3"/>
-          <w:bottom w:val="single" w:sz="4" w:color="D5DAE3"/>
-          <w:right w:val="single" w:sz="4" w:color="D5DAE3"/>
-          <w:insideH w:val="single" w:sz="4" w:color="D5DAE3"/>
-          <w:insideV w:val="single" w:sz="4" w:color="D5DAE3"/>
-        </w:tblBorders>
-        <w:tblLayout w:type="fixed"/>
       </w:tblPr>
       <w:tblGrid>
-        <w:gridCol w:w="2381"/>
-        <w:gridCol w:w="7030"/>
+        <w:gridCol w:w="2367"/>
+        <w:gridCol w:w="6988"/>
       </w:tblGrid>
       <w:tr>
         <w:trPr>
@@ -4712,7 +5165,7 @@
         </w:trPr>
         <w:tc>
           <w:tcPr>
-            <w:tcW w:type="dxa" w:w="2381"/>
+            <w:tcW w:type="dxa" w:w="2367"/>
             <w:shd w:val="clear" w:color="auto" w:fill="F3F6FA"/>
             <w:tcMar>
               <w:top w:w="80" w:type="dxa"/>
@@ -4730,7 +5183,7 @@
               <w:rPr>
                 <w:rFonts w:ascii="Calibri" w:hAnsi="Calibri" w:eastAsia="Calibri"/>
                 <w:b/>
-                <w:color w:val="1B2A49"/>
+                <w:color w:val="1A1A1A"/>
                 <w:sz w:val="18"/>
               </w:rPr>
               <w:t>Lo que muestran los datos</w:t>
@@ -4739,7 +5192,7 @@
         </w:tc>
         <w:tc>
           <w:tcPr>
-            <w:tcW w:type="dxa" w:w="7030"/>
+            <w:tcW w:type="dxa" w:w="6988"/>
             <w:tcMar>
               <w:top w:w="80" w:type="dxa"/>
               <w:left w:w="120" w:type="dxa"/>
@@ -4813,7 +5266,7 @@
         </w:trPr>
         <w:tc>
           <w:tcPr>
-            <w:tcW w:type="dxa" w:w="2381"/>
+            <w:tcW w:type="dxa" w:w="2367"/>
             <w:shd w:val="clear" w:color="auto" w:fill="F3F6FA"/>
             <w:tcMar>
               <w:top w:w="80" w:type="dxa"/>
@@ -4831,7 +5284,7 @@
               <w:rPr>
                 <w:rFonts w:ascii="Calibri" w:hAnsi="Calibri" w:eastAsia="Calibri"/>
                 <w:b/>
-                <w:color w:val="1B2A49"/>
+                <w:color w:val="1A1A1A"/>
                 <w:sz w:val="18"/>
               </w:rPr>
               <w:t>Dicho simple</w:t>
@@ -4840,7 +5293,7 @@
         </w:tc>
         <w:tc>
           <w:tcPr>
-            <w:tcW w:type="dxa" w:w="7030"/>
+            <w:tcW w:type="dxa" w:w="6988"/>
             <w:tcMar>
               <w:top w:w="80" w:type="dxa"/>
               <w:left w:w="120" w:type="dxa"/>
@@ -4884,7 +5337,7 @@
         </w:trPr>
         <w:tc>
           <w:tcPr>
-            <w:tcW w:type="dxa" w:w="2381"/>
+            <w:tcW w:type="dxa" w:w="2367"/>
             <w:shd w:val="clear" w:color="auto" w:fill="F3F6FA"/>
             <w:tcMar>
               <w:top w:w="80" w:type="dxa"/>
@@ -4902,7 +5355,7 @@
               <w:rPr>
                 <w:rFonts w:ascii="Calibri" w:hAnsi="Calibri" w:eastAsia="Calibri"/>
                 <w:b/>
-                <w:color w:val="1B2A49"/>
+                <w:color w:val="1A1A1A"/>
                 <w:sz w:val="18"/>
               </w:rPr>
               <w:t>Un ejemplo de todos los días</w:t>
@@ -4911,7 +5364,7 @@
         </w:tc>
         <w:tc>
           <w:tcPr>
-            <w:tcW w:type="dxa" w:w="7030"/>
+            <w:tcW w:type="dxa" w:w="6988"/>
             <w:tcMar>
               <w:top w:w="80" w:type="dxa"/>
               <w:left w:w="120" w:type="dxa"/>
@@ -4940,7 +5393,7 @@
         </w:trPr>
         <w:tc>
           <w:tcPr>
-            <w:tcW w:type="dxa" w:w="2381"/>
+            <w:tcW w:type="dxa" w:w="2367"/>
             <w:shd w:val="clear" w:color="auto" w:fill="F3F6FA"/>
             <w:tcMar>
               <w:top w:w="80" w:type="dxa"/>
@@ -4958,7 +5411,7 @@
               <w:rPr>
                 <w:rFonts w:ascii="Calibri" w:hAnsi="Calibri" w:eastAsia="Calibri"/>
                 <w:b/>
-                <w:color w:val="1B2A49"/>
+                <w:color w:val="1A1A1A"/>
                 <w:sz w:val="18"/>
               </w:rPr>
               <w:t>Qué implica para la organización</w:t>
@@ -4967,7 +5420,7 @@
         </w:tc>
         <w:tc>
           <w:tcPr>
-            <w:tcW w:type="dxa" w:w="7030"/>
+            <w:tcW w:type="dxa" w:w="6988"/>
             <w:tcMar>
               <w:top w:w="80" w:type="dxa"/>
               <w:left w:w="120" w:type="dxa"/>
@@ -4996,7 +5449,7 @@
         </w:trPr>
         <w:tc>
           <w:tcPr>
-            <w:tcW w:type="dxa" w:w="2381"/>
+            <w:tcW w:type="dxa" w:w="2367"/>
             <w:shd w:val="clear" w:color="auto" w:fill="F3F6FA"/>
             <w:tcMar>
               <w:top w:w="80" w:type="dxa"/>
@@ -5013,7 +5466,7 @@
               <w:rPr>
                 <w:rFonts w:ascii="Calibri" w:hAnsi="Calibri" w:eastAsia="Calibri"/>
                 <w:b/>
-                <w:color w:val="4C8BD6"/>
+                <w:color w:val="1A1A1A"/>
                 <w:sz w:val="18"/>
               </w:rPr>
               <w:t>Cuánta confianza darle</w:t>
@@ -5022,7 +5475,7 @@
         </w:tc>
         <w:tc>
           <w:tcPr>
-            <w:tcW w:type="dxa" w:w="7030"/>
+            <w:tcW w:type="dxa" w:w="6988"/>
             <w:tcMar>
               <w:top w:w="80" w:type="dxa"/>
               <w:left w:w="120" w:type="dxa"/>
@@ -5052,7 +5505,7 @@
     </w:p>
     <w:p>
       <w:pPr>
-        <w:pStyle w:val="Heading2"/>
+        <w:pStyle w:val="Heading3"/>
       </w:pPr>
       <w:r>
         <w:t>Ficha 10 · Lo que cuentan con sus propias palabras</w:t>
@@ -5061,14 +5514,14 @@
     <w:p>
       <w:pPr>
         <w:keepNext/>
-        <w:spacing w:after="40"/>
+        <w:spacing w:after="40" w:line="240" w:lineRule="auto"/>
         <w:jc w:val="center"/>
       </w:pPr>
       <w:r>
         <w:drawing>
           <wp:inline xmlns:a="http://schemas.openxmlformats.org/drawingml/2006/main" xmlns:pic="http://schemas.openxmlformats.org/drawingml/2006/picture">
             <wp:extent cx="4860000" cy="1526124"/>
-            <wp:docPr id="7" name="Picture 7"/>
+            <wp:docPr id="6" name="Picture 6"/>
             <wp:cNvGraphicFramePr>
               <a:graphicFrameLocks noChangeAspect="1"/>
             </wp:cNvGraphicFramePr>
@@ -5080,7 +5533,7 @@
                     <pic:cNvPicPr/>
                   </pic:nvPicPr>
                   <pic:blipFill>
-                    <a:blip r:embed="rId17"/>
+                    <a:blip r:embed="rId16"/>
                     <a:stretch>
                       <a:fillRect/>
                     </a:stretch>
@@ -5101,37 +5554,36 @@
     </w:p>
     <w:p>
       <w:pPr>
-        <w:spacing w:after="200"/>
+        <w:spacing w:after="240" w:line="276" w:lineRule="auto"/>
         <w:jc w:val="center"/>
       </w:pPr>
       <w:r>
         <w:rPr>
           <w:rFonts w:ascii="Calibri" w:hAnsi="Calibri" w:eastAsia="Calibri"/>
           <w:i/>
-          <w:color w:val="8892A6"/>
-          <w:sz w:val="17"/>
+          <w:color w:val="666666"/>
+          <w:sz w:val="18"/>
         </w:rPr>
         <w:t>Temas del aprendizaje más valioso.</w:t>
       </w:r>
     </w:p>
     <w:tbl>
       <w:tblPr>
-        <w:tblW w:type="dxa" w:w="9412"/>
+        <w:tblW w:type="dxa" w:w="9355"/>
+        <w:tblBorders>
+          <w:top w:val="single" w:sz="4" w:space="0" w:color="CCCCCC"/>
+          <w:left w:val="single" w:sz="4" w:space="0" w:color="CCCCCC"/>
+          <w:bottom w:val="single" w:sz="4" w:space="0" w:color="CCCCCC"/>
+          <w:right w:val="single" w:sz="4" w:space="0" w:color="CCCCCC"/>
+          <w:insideH w:val="single" w:sz="4" w:space="0" w:color="CCCCCC"/>
+          <w:insideV w:val="single" w:sz="4" w:space="0" w:color="CCCCCC"/>
+        </w:tblBorders>
         <w:tblLayout w:type="fixed"/>
         <w:tblLook w:firstColumn="1" w:firstRow="1" w:lastColumn="0" w:lastRow="0" w:noHBand="0" w:noVBand="1" w:val="04A0"/>
-        <w:tblBorders>
-          <w:top w:val="single" w:sz="4" w:color="D5DAE3"/>
-          <w:left w:val="single" w:sz="4" w:color="D5DAE3"/>
-          <w:bottom w:val="single" w:sz="4" w:color="D5DAE3"/>
-          <w:right w:val="single" w:sz="4" w:color="D5DAE3"/>
-          <w:insideH w:val="single" w:sz="4" w:color="D5DAE3"/>
-          <w:insideV w:val="single" w:sz="4" w:color="D5DAE3"/>
-        </w:tblBorders>
-        <w:tblLayout w:type="fixed"/>
       </w:tblPr>
       <w:tblGrid>
-        <w:gridCol w:w="2381"/>
-        <w:gridCol w:w="7030"/>
+        <w:gridCol w:w="2367"/>
+        <w:gridCol w:w="6988"/>
       </w:tblGrid>
       <w:tr>
         <w:trPr>
@@ -5139,7 +5591,7 @@
         </w:trPr>
         <w:tc>
           <w:tcPr>
-            <w:tcW w:type="dxa" w:w="2381"/>
+            <w:tcW w:type="dxa" w:w="2367"/>
             <w:shd w:val="clear" w:color="auto" w:fill="F3F6FA"/>
             <w:tcMar>
               <w:top w:w="80" w:type="dxa"/>
@@ -5157,7 +5609,7 @@
               <w:rPr>
                 <w:rFonts w:ascii="Calibri" w:hAnsi="Calibri" w:eastAsia="Calibri"/>
                 <w:b/>
-                <w:color w:val="1B2A49"/>
+                <w:color w:val="1A1A1A"/>
                 <w:sz w:val="18"/>
               </w:rPr>
               <w:t>Lo que muestran los datos</w:t>
@@ -5166,7 +5618,7 @@
         </w:tc>
         <w:tc>
           <w:tcPr>
-            <w:tcW w:type="dxa" w:w="7030"/>
+            <w:tcW w:type="dxa" w:w="6988"/>
             <w:tcMar>
               <w:top w:w="80" w:type="dxa"/>
               <w:left w:w="120" w:type="dxa"/>
@@ -5225,7 +5677,7 @@
         </w:trPr>
         <w:tc>
           <w:tcPr>
-            <w:tcW w:type="dxa" w:w="2381"/>
+            <w:tcW w:type="dxa" w:w="2367"/>
             <w:shd w:val="clear" w:color="auto" w:fill="F3F6FA"/>
             <w:tcMar>
               <w:top w:w="80" w:type="dxa"/>
@@ -5243,7 +5695,7 @@
               <w:rPr>
                 <w:rFonts w:ascii="Calibri" w:hAnsi="Calibri" w:eastAsia="Calibri"/>
                 <w:b/>
-                <w:color w:val="1B2A49"/>
+                <w:color w:val="1A1A1A"/>
                 <w:sz w:val="18"/>
               </w:rPr>
               <w:t>Dicho simple</w:t>
@@ -5252,7 +5704,7 @@
         </w:tc>
         <w:tc>
           <w:tcPr>
-            <w:tcW w:type="dxa" w:w="7030"/>
+            <w:tcW w:type="dxa" w:w="6988"/>
             <w:tcMar>
               <w:top w:w="80" w:type="dxa"/>
               <w:left w:w="120" w:type="dxa"/>
@@ -5296,7 +5748,7 @@
         </w:trPr>
         <w:tc>
           <w:tcPr>
-            <w:tcW w:type="dxa" w:w="2381"/>
+            <w:tcW w:type="dxa" w:w="2367"/>
             <w:shd w:val="clear" w:color="auto" w:fill="F3F6FA"/>
             <w:tcMar>
               <w:top w:w="80" w:type="dxa"/>
@@ -5314,7 +5766,7 @@
               <w:rPr>
                 <w:rFonts w:ascii="Calibri" w:hAnsi="Calibri" w:eastAsia="Calibri"/>
                 <w:b/>
-                <w:color w:val="1B2A49"/>
+                <w:color w:val="1A1A1A"/>
                 <w:sz w:val="18"/>
               </w:rPr>
               <w:t>Un ejemplo de todos los días</w:t>
@@ -5323,7 +5775,7 @@
         </w:tc>
         <w:tc>
           <w:tcPr>
-            <w:tcW w:type="dxa" w:w="7030"/>
+            <w:tcW w:type="dxa" w:w="6988"/>
             <w:tcMar>
               <w:top w:w="80" w:type="dxa"/>
               <w:left w:w="120" w:type="dxa"/>
@@ -5352,7 +5804,7 @@
         </w:trPr>
         <w:tc>
           <w:tcPr>
-            <w:tcW w:type="dxa" w:w="2381"/>
+            <w:tcW w:type="dxa" w:w="2367"/>
             <w:shd w:val="clear" w:color="auto" w:fill="F3F6FA"/>
             <w:tcMar>
               <w:top w:w="80" w:type="dxa"/>
@@ -5370,7 +5822,7 @@
               <w:rPr>
                 <w:rFonts w:ascii="Calibri" w:hAnsi="Calibri" w:eastAsia="Calibri"/>
                 <w:b/>
-                <w:color w:val="1B2A49"/>
+                <w:color w:val="1A1A1A"/>
                 <w:sz w:val="18"/>
               </w:rPr>
               <w:t>Qué implica para la organización</w:t>
@@ -5379,7 +5831,7 @@
         </w:tc>
         <w:tc>
           <w:tcPr>
-            <w:tcW w:type="dxa" w:w="7030"/>
+            <w:tcW w:type="dxa" w:w="6988"/>
             <w:tcMar>
               <w:top w:w="80" w:type="dxa"/>
               <w:left w:w="120" w:type="dxa"/>
@@ -5408,7 +5860,7 @@
         </w:trPr>
         <w:tc>
           <w:tcPr>
-            <w:tcW w:type="dxa" w:w="2381"/>
+            <w:tcW w:type="dxa" w:w="2367"/>
             <w:shd w:val="clear" w:color="auto" w:fill="F3F6FA"/>
             <w:tcMar>
               <w:top w:w="80" w:type="dxa"/>
@@ -5425,7 +5877,7 @@
               <w:rPr>
                 <w:rFonts w:ascii="Calibri" w:hAnsi="Calibri" w:eastAsia="Calibri"/>
                 <w:b/>
-                <w:color w:val="4C8BD6"/>
+                <w:color w:val="1A1A1A"/>
                 <w:sz w:val="18"/>
               </w:rPr>
               <w:t>Cuánta confianza darle</w:t>
@@ -5434,7 +5886,7 @@
         </w:tc>
         <w:tc>
           <w:tcPr>
-            <w:tcW w:type="dxa" w:w="7030"/>
+            <w:tcW w:type="dxa" w:w="6988"/>
             <w:tcMar>
               <w:top w:w="80" w:type="dxa"/>
               <w:left w:w="120" w:type="dxa"/>
@@ -5464,7 +5916,7 @@
     </w:p>
     <w:p>
       <w:pPr>
-        <w:pStyle w:val="Heading2"/>
+        <w:pStyle w:val="Heading3"/>
       </w:pPr>
       <w:r>
         <w:t>Ficha 11 · El apoyo que piden</w:t>
@@ -5473,14 +5925,14 @@
     <w:p>
       <w:pPr>
         <w:keepNext/>
-        <w:spacing w:after="40"/>
+        <w:spacing w:after="40" w:line="240" w:lineRule="auto"/>
         <w:jc w:val="center"/>
       </w:pPr>
       <w:r>
         <w:drawing>
           <wp:inline xmlns:a="http://schemas.openxmlformats.org/drawingml/2006/main" xmlns:pic="http://schemas.openxmlformats.org/drawingml/2006/picture">
             <wp:extent cx="4860000" cy="1552876"/>
-            <wp:docPr id="8" name="Picture 8"/>
+            <wp:docPr id="7" name="Picture 7"/>
             <wp:cNvGraphicFramePr>
               <a:graphicFrameLocks noChangeAspect="1"/>
             </wp:cNvGraphicFramePr>
@@ -5492,7 +5944,7 @@
                     <pic:cNvPicPr/>
                   </pic:nvPicPr>
                   <pic:blipFill>
-                    <a:blip r:embed="rId18"/>
+                    <a:blip r:embed="rId17"/>
                     <a:stretch>
                       <a:fillRect/>
                     </a:stretch>
@@ -5513,37 +5965,36 @@
     </w:p>
     <w:p>
       <w:pPr>
-        <w:spacing w:after="200"/>
+        <w:spacing w:after="240" w:line="276" w:lineRule="auto"/>
         <w:jc w:val="center"/>
       </w:pPr>
       <w:r>
         <w:rPr>
           <w:rFonts w:ascii="Calibri" w:hAnsi="Calibri" w:eastAsia="Calibri"/>
           <w:i/>
-          <w:color w:val="8892A6"/>
-          <w:sz w:val="17"/>
+          <w:color w:val="666666"/>
+          <w:sz w:val="18"/>
         </w:rPr>
         <w:t>Temas del apoyo solicitado.</w:t>
       </w:r>
     </w:p>
     <w:tbl>
       <w:tblPr>
-        <w:tblW w:type="dxa" w:w="9412"/>
+        <w:tblW w:type="dxa" w:w="9355"/>
+        <w:tblBorders>
+          <w:top w:val="single" w:sz="4" w:space="0" w:color="CCCCCC"/>
+          <w:left w:val="single" w:sz="4" w:space="0" w:color="CCCCCC"/>
+          <w:bottom w:val="single" w:sz="4" w:space="0" w:color="CCCCCC"/>
+          <w:right w:val="single" w:sz="4" w:space="0" w:color="CCCCCC"/>
+          <w:insideH w:val="single" w:sz="4" w:space="0" w:color="CCCCCC"/>
+          <w:insideV w:val="single" w:sz="4" w:space="0" w:color="CCCCCC"/>
+        </w:tblBorders>
         <w:tblLayout w:type="fixed"/>
         <w:tblLook w:firstColumn="1" w:firstRow="1" w:lastColumn="0" w:lastRow="0" w:noHBand="0" w:noVBand="1" w:val="04A0"/>
-        <w:tblBorders>
-          <w:top w:val="single" w:sz="4" w:color="D5DAE3"/>
-          <w:left w:val="single" w:sz="4" w:color="D5DAE3"/>
-          <w:bottom w:val="single" w:sz="4" w:color="D5DAE3"/>
-          <w:right w:val="single" w:sz="4" w:color="D5DAE3"/>
-          <w:insideH w:val="single" w:sz="4" w:color="D5DAE3"/>
-          <w:insideV w:val="single" w:sz="4" w:color="D5DAE3"/>
-        </w:tblBorders>
-        <w:tblLayout w:type="fixed"/>
       </w:tblPr>
       <w:tblGrid>
-        <w:gridCol w:w="2381"/>
-        <w:gridCol w:w="7030"/>
+        <w:gridCol w:w="2367"/>
+        <w:gridCol w:w="6988"/>
       </w:tblGrid>
       <w:tr>
         <w:trPr>
@@ -5551,7 +6002,7 @@
         </w:trPr>
         <w:tc>
           <w:tcPr>
-            <w:tcW w:type="dxa" w:w="2381"/>
+            <w:tcW w:type="dxa" w:w="2367"/>
             <w:shd w:val="clear" w:color="auto" w:fill="F3F6FA"/>
             <w:tcMar>
               <w:top w:w="80" w:type="dxa"/>
@@ -5569,7 +6020,7 @@
               <w:rPr>
                 <w:rFonts w:ascii="Calibri" w:hAnsi="Calibri" w:eastAsia="Calibri"/>
                 <w:b/>
-                <w:color w:val="1B2A49"/>
+                <w:color w:val="1A1A1A"/>
                 <w:sz w:val="18"/>
               </w:rPr>
               <w:t>Lo que muestran los datos</w:t>
@@ -5578,7 +6029,7 @@
         </w:tc>
         <w:tc>
           <w:tcPr>
-            <w:tcW w:type="dxa" w:w="7030"/>
+            <w:tcW w:type="dxa" w:w="6988"/>
             <w:tcMar>
               <w:top w:w="80" w:type="dxa"/>
               <w:left w:w="120" w:type="dxa"/>
@@ -5697,7 +6148,7 @@
         </w:trPr>
         <w:tc>
           <w:tcPr>
-            <w:tcW w:type="dxa" w:w="2381"/>
+            <w:tcW w:type="dxa" w:w="2367"/>
             <w:shd w:val="clear" w:color="auto" w:fill="F3F6FA"/>
             <w:tcMar>
               <w:top w:w="80" w:type="dxa"/>
@@ -5715,7 +6166,7 @@
               <w:rPr>
                 <w:rFonts w:ascii="Calibri" w:hAnsi="Calibri" w:eastAsia="Calibri"/>
                 <w:b/>
-                <w:color w:val="1B2A49"/>
+                <w:color w:val="1A1A1A"/>
                 <w:sz w:val="18"/>
               </w:rPr>
               <w:t>Dicho simple</w:t>
@@ -5724,7 +6175,7 @@
         </w:tc>
         <w:tc>
           <w:tcPr>
-            <w:tcW w:type="dxa" w:w="7030"/>
+            <w:tcW w:type="dxa" w:w="6988"/>
             <w:tcMar>
               <w:top w:w="80" w:type="dxa"/>
               <w:left w:w="120" w:type="dxa"/>
@@ -5768,7 +6219,7 @@
         </w:trPr>
         <w:tc>
           <w:tcPr>
-            <w:tcW w:type="dxa" w:w="2381"/>
+            <w:tcW w:type="dxa" w:w="2367"/>
             <w:shd w:val="clear" w:color="auto" w:fill="F3F6FA"/>
             <w:tcMar>
               <w:top w:w="80" w:type="dxa"/>
@@ -5786,7 +6237,7 @@
               <w:rPr>
                 <w:rFonts w:ascii="Calibri" w:hAnsi="Calibri" w:eastAsia="Calibri"/>
                 <w:b/>
-                <w:color w:val="1B2A49"/>
+                <w:color w:val="1A1A1A"/>
                 <w:sz w:val="18"/>
               </w:rPr>
               <w:t>Un ejemplo de todos los días</w:t>
@@ -5795,7 +6246,7 @@
         </w:tc>
         <w:tc>
           <w:tcPr>
-            <w:tcW w:type="dxa" w:w="7030"/>
+            <w:tcW w:type="dxa" w:w="6988"/>
             <w:tcMar>
               <w:top w:w="80" w:type="dxa"/>
               <w:left w:w="120" w:type="dxa"/>
@@ -5824,7 +6275,7 @@
         </w:trPr>
         <w:tc>
           <w:tcPr>
-            <w:tcW w:type="dxa" w:w="2381"/>
+            <w:tcW w:type="dxa" w:w="2367"/>
             <w:shd w:val="clear" w:color="auto" w:fill="F3F6FA"/>
             <w:tcMar>
               <w:top w:w="80" w:type="dxa"/>
@@ -5842,7 +6293,7 @@
               <w:rPr>
                 <w:rFonts w:ascii="Calibri" w:hAnsi="Calibri" w:eastAsia="Calibri"/>
                 <w:b/>
-                <w:color w:val="1B2A49"/>
+                <w:color w:val="1A1A1A"/>
                 <w:sz w:val="18"/>
               </w:rPr>
               <w:t>Qué implica para la organización</w:t>
@@ -5851,7 +6302,7 @@
         </w:tc>
         <w:tc>
           <w:tcPr>
-            <w:tcW w:type="dxa" w:w="7030"/>
+            <w:tcW w:type="dxa" w:w="6988"/>
             <w:tcMar>
               <w:top w:w="80" w:type="dxa"/>
               <w:left w:w="120" w:type="dxa"/>
@@ -5880,7 +6331,7 @@
         </w:trPr>
         <w:tc>
           <w:tcPr>
-            <w:tcW w:type="dxa" w:w="2381"/>
+            <w:tcW w:type="dxa" w:w="2367"/>
             <w:shd w:val="clear" w:color="auto" w:fill="F3F6FA"/>
             <w:tcMar>
               <w:top w:w="80" w:type="dxa"/>
@@ -5897,7 +6348,7 @@
               <w:rPr>
                 <w:rFonts w:ascii="Calibri" w:hAnsi="Calibri" w:eastAsia="Calibri"/>
                 <w:b/>
-                <w:color w:val="4C8BD6"/>
+                <w:color w:val="1A1A1A"/>
                 <w:sz w:val="18"/>
               </w:rPr>
               <w:t>Cuánta confianza darle</w:t>
@@ -5906,7 +6357,7 @@
         </w:tc>
         <w:tc>
           <w:tcPr>
-            <w:tcW w:type="dxa" w:w="7030"/>
+            <w:tcW w:type="dxa" w:w="6988"/>
             <w:tcMar>
               <w:top w:w="80" w:type="dxa"/>
               <w:left w:w="120" w:type="dxa"/>
@@ -5936,7 +6387,7 @@
     </w:p>
     <w:p>
       <w:pPr>
-        <w:pStyle w:val="Heading2"/>
+        <w:pStyle w:val="Heading3"/>
       </w:pPr>
       <w:r>
         <w:t>Ficha 12 · Lo que todavía no sabemos</w:t>
@@ -5945,14 +6396,14 @@
     <w:p>
       <w:pPr>
         <w:keepNext/>
-        <w:spacing w:after="40"/>
+        <w:spacing w:after="40" w:line="240" w:lineRule="auto"/>
         <w:jc w:val="center"/>
       </w:pPr>
       <w:r>
         <w:drawing>
           <wp:inline xmlns:a="http://schemas.openxmlformats.org/drawingml/2006/main" xmlns:pic="http://schemas.openxmlformats.org/drawingml/2006/picture">
             <wp:extent cx="5220000" cy="1591427"/>
-            <wp:docPr id="9" name="Picture 9"/>
+            <wp:docPr id="8" name="Picture 8"/>
             <wp:cNvGraphicFramePr>
               <a:graphicFrameLocks noChangeAspect="1"/>
             </wp:cNvGraphicFramePr>
@@ -5964,7 +6415,7 @@
                     <pic:cNvPicPr/>
                   </pic:nvPicPr>
                   <pic:blipFill>
-                    <a:blip r:embed="rId19"/>
+                    <a:blip r:embed="rId18"/>
                     <a:stretch>
                       <a:fillRect/>
                     </a:stretch>
@@ -5985,37 +6436,36 @@
     </w:p>
     <w:p>
       <w:pPr>
-        <w:spacing w:after="200"/>
+        <w:spacing w:after="240" w:line="276" w:lineRule="auto"/>
         <w:jc w:val="center"/>
       </w:pPr>
       <w:r>
         <w:rPr>
           <w:rFonts w:ascii="Calibri" w:hAnsi="Calibri" w:eastAsia="Calibri"/>
           <w:i/>
-          <w:color w:val="8892A6"/>
-          <w:sz w:val="17"/>
+          <w:color w:val="666666"/>
+          <w:sz w:val="18"/>
         </w:rPr>
         <w:t>Qué falta para medir el efecto del programa.</w:t>
       </w:r>
     </w:p>
     <w:tbl>
       <w:tblPr>
-        <w:tblW w:type="dxa" w:w="9412"/>
+        <w:tblW w:type="dxa" w:w="9355"/>
+        <w:tblBorders>
+          <w:top w:val="single" w:sz="4" w:space="0" w:color="CCCCCC"/>
+          <w:left w:val="single" w:sz="4" w:space="0" w:color="CCCCCC"/>
+          <w:bottom w:val="single" w:sz="4" w:space="0" w:color="CCCCCC"/>
+          <w:right w:val="single" w:sz="4" w:space="0" w:color="CCCCCC"/>
+          <w:insideH w:val="single" w:sz="4" w:space="0" w:color="CCCCCC"/>
+          <w:insideV w:val="single" w:sz="4" w:space="0" w:color="CCCCCC"/>
+        </w:tblBorders>
         <w:tblLayout w:type="fixed"/>
         <w:tblLook w:firstColumn="1" w:firstRow="1" w:lastColumn="0" w:lastRow="0" w:noHBand="0" w:noVBand="1" w:val="04A0"/>
-        <w:tblBorders>
-          <w:top w:val="single" w:sz="4" w:color="D5DAE3"/>
-          <w:left w:val="single" w:sz="4" w:color="D5DAE3"/>
-          <w:bottom w:val="single" w:sz="4" w:color="D5DAE3"/>
-          <w:right w:val="single" w:sz="4" w:color="D5DAE3"/>
-          <w:insideH w:val="single" w:sz="4" w:color="D5DAE3"/>
-          <w:insideV w:val="single" w:sz="4" w:color="D5DAE3"/>
-        </w:tblBorders>
-        <w:tblLayout w:type="fixed"/>
       </w:tblPr>
       <w:tblGrid>
-        <w:gridCol w:w="2381"/>
-        <w:gridCol w:w="7030"/>
+        <w:gridCol w:w="2367"/>
+        <w:gridCol w:w="6988"/>
       </w:tblGrid>
       <w:tr>
         <w:trPr>
@@ -6023,7 +6473,7 @@
         </w:trPr>
         <w:tc>
           <w:tcPr>
-            <w:tcW w:type="dxa" w:w="2381"/>
+            <w:tcW w:type="dxa" w:w="2367"/>
             <w:shd w:val="clear" w:color="auto" w:fill="F3F6FA"/>
             <w:tcMar>
               <w:top w:w="80" w:type="dxa"/>
@@ -6041,7 +6491,7 @@
               <w:rPr>
                 <w:rFonts w:ascii="Calibri" w:hAnsi="Calibri" w:eastAsia="Calibri"/>
                 <w:b/>
-                <w:color w:val="1B2A49"/>
+                <w:color w:val="1A1A1A"/>
                 <w:sz w:val="18"/>
               </w:rPr>
               <w:t>Lo que muestran los datos</w:t>
@@ -6050,7 +6500,7 @@
         </w:tc>
         <w:tc>
           <w:tcPr>
-            <w:tcW w:type="dxa" w:w="7030"/>
+            <w:tcW w:type="dxa" w:w="6988"/>
             <w:tcMar>
               <w:top w:w="80" w:type="dxa"/>
               <w:left w:w="120" w:type="dxa"/>
@@ -6094,7 +6544,7 @@
         </w:trPr>
         <w:tc>
           <w:tcPr>
-            <w:tcW w:type="dxa" w:w="2381"/>
+            <w:tcW w:type="dxa" w:w="2367"/>
             <w:shd w:val="clear" w:color="auto" w:fill="F3F6FA"/>
             <w:tcMar>
               <w:top w:w="80" w:type="dxa"/>
@@ -6112,7 +6562,7 @@
               <w:rPr>
                 <w:rFonts w:ascii="Calibri" w:hAnsi="Calibri" w:eastAsia="Calibri"/>
                 <w:b/>
-                <w:color w:val="1B2A49"/>
+                <w:color w:val="1A1A1A"/>
                 <w:sz w:val="18"/>
               </w:rPr>
               <w:t>Dicho simple</w:t>
@@ -6121,7 +6571,7 @@
         </w:tc>
         <w:tc>
           <w:tcPr>
-            <w:tcW w:type="dxa" w:w="7030"/>
+            <w:tcW w:type="dxa" w:w="6988"/>
             <w:tcMar>
               <w:top w:w="80" w:type="dxa"/>
               <w:left w:w="120" w:type="dxa"/>
@@ -6180,7 +6630,7 @@
         </w:trPr>
         <w:tc>
           <w:tcPr>
-            <w:tcW w:type="dxa" w:w="2381"/>
+            <w:tcW w:type="dxa" w:w="2367"/>
             <w:shd w:val="clear" w:color="auto" w:fill="F3F6FA"/>
             <w:tcMar>
               <w:top w:w="80" w:type="dxa"/>
@@ -6198,7 +6648,7 @@
               <w:rPr>
                 <w:rFonts w:ascii="Calibri" w:hAnsi="Calibri" w:eastAsia="Calibri"/>
                 <w:b/>
-                <w:color w:val="1B2A49"/>
+                <w:color w:val="1A1A1A"/>
                 <w:sz w:val="18"/>
               </w:rPr>
               <w:t>Un ejemplo de todos los días</w:t>
@@ -6207,7 +6657,7 @@
         </w:tc>
         <w:tc>
           <w:tcPr>
-            <w:tcW w:type="dxa" w:w="7030"/>
+            <w:tcW w:type="dxa" w:w="6988"/>
             <w:tcMar>
               <w:top w:w="80" w:type="dxa"/>
               <w:left w:w="120" w:type="dxa"/>
@@ -6236,7 +6686,7 @@
         </w:trPr>
         <w:tc>
           <w:tcPr>
-            <w:tcW w:type="dxa" w:w="2381"/>
+            <w:tcW w:type="dxa" w:w="2367"/>
             <w:shd w:val="clear" w:color="auto" w:fill="F3F6FA"/>
             <w:tcMar>
               <w:top w:w="80" w:type="dxa"/>
@@ -6254,7 +6704,7 @@
               <w:rPr>
                 <w:rFonts w:ascii="Calibri" w:hAnsi="Calibri" w:eastAsia="Calibri"/>
                 <w:b/>
-                <w:color w:val="1B2A49"/>
+                <w:color w:val="1A1A1A"/>
                 <w:sz w:val="18"/>
               </w:rPr>
               <w:t>Qué implica para la organización</w:t>
@@ -6263,7 +6713,7 @@
         </w:tc>
         <w:tc>
           <w:tcPr>
-            <w:tcW w:type="dxa" w:w="7030"/>
+            <w:tcW w:type="dxa" w:w="6988"/>
             <w:tcMar>
               <w:top w:w="80" w:type="dxa"/>
               <w:left w:w="120" w:type="dxa"/>
@@ -6292,7 +6742,7 @@
         </w:trPr>
         <w:tc>
           <w:tcPr>
-            <w:tcW w:type="dxa" w:w="2381"/>
+            <w:tcW w:type="dxa" w:w="2367"/>
             <w:shd w:val="clear" w:color="auto" w:fill="F3F6FA"/>
             <w:tcMar>
               <w:top w:w="80" w:type="dxa"/>
@@ -6309,7 +6759,7 @@
               <w:rPr>
                 <w:rFonts w:ascii="Calibri" w:hAnsi="Calibri" w:eastAsia="Calibri"/>
                 <w:b/>
-                <w:color w:val="E4572E"/>
+                <w:color w:val="1A1A1A"/>
                 <w:sz w:val="18"/>
               </w:rPr>
               <w:t>Cuánta confianza darle</w:t>
@@ -6318,7 +6768,7 @@
         </w:tc>
         <w:tc>
           <w:tcPr>
-            <w:tcW w:type="dxa" w:w="7030"/>
+            <w:tcW w:type="dxa" w:w="6988"/>
             <w:tcMar>
               <w:top w:w="80" w:type="dxa"/>
               <w:left w:w="120" w:type="dxa"/>
@@ -6348,33 +6798,34 @@
     </w:p>
     <w:p>
       <w:pPr>
-        <w:pStyle w:val="Heading1"/>
-        <w:pageBreakBefore/>
+        <w:pStyle w:val="Heading2"/>
+        <w:pBdr>
+          <w:left w:val="single" w:sz="28" w:space="8" w:color="FFB800"/>
+        </w:pBdr>
       </w:pPr>
       <w:r>
-        <w:t>4. Qué significa esto para cada persona</w:t>
+        <w:t>2.3 Qué significa esto para cada persona</w:t>
       </w:r>
     </w:p>
     <w:tbl>
       <w:tblPr>
-        <w:tblW w:type="dxa" w:w="9412"/>
+        <w:tblW w:type="dxa" w:w="9355"/>
+        <w:jc w:val="center"/>
+        <w:tblBorders>
+          <w:top w:val="single" w:sz="4" w:space="0" w:color="CCCCCC"/>
+          <w:left w:val="single" w:sz="4" w:space="0" w:color="CCCCCC"/>
+          <w:bottom w:val="single" w:sz="4" w:space="0" w:color="CCCCCC"/>
+          <w:right w:val="single" w:sz="4" w:space="0" w:color="CCCCCC"/>
+          <w:insideH w:val="single" w:sz="4" w:space="0" w:color="CCCCCC"/>
+          <w:insideV w:val="single" w:sz="4" w:space="0" w:color="CCCCCC"/>
+        </w:tblBorders>
         <w:tblLayout w:type="fixed"/>
         <w:tblLook w:firstColumn="1" w:firstRow="1" w:lastColumn="0" w:lastRow="0" w:noHBand="0" w:noVBand="1" w:val="04A0"/>
-        <w:jc w:val="center"/>
-        <w:tblBorders>
-          <w:top w:val="single" w:sz="4" w:color="D5DAE3"/>
-          <w:left w:val="single" w:sz="4" w:color="D5DAE3"/>
-          <w:bottom w:val="single" w:sz="4" w:color="D5DAE3"/>
-          <w:right w:val="single" w:sz="4" w:color="D5DAE3"/>
-          <w:insideH w:val="single" w:sz="4" w:color="D5DAE3"/>
-          <w:insideV w:val="single" w:sz="4" w:color="D5DAE3"/>
-        </w:tblBorders>
-        <w:tblLayout w:type="fixed"/>
       </w:tblPr>
       <w:tblGrid>
-        <w:gridCol w:w="1814"/>
-        <w:gridCol w:w="3798"/>
-        <w:gridCol w:w="3798"/>
+        <w:gridCol w:w="1803"/>
+        <w:gridCol w:w="3776"/>
+        <w:gridCol w:w="3776"/>
       </w:tblGrid>
       <w:tr>
         <w:trPr>
@@ -6382,8 +6833,8 @@
         </w:trPr>
         <w:tc>
           <w:tcPr>
-            <w:tcW w:type="dxa" w:w="1814"/>
-            <w:shd w:val="clear" w:color="auto" w:fill="1B2A49"/>
+            <w:tcW w:type="dxa" w:w="1803"/>
+            <w:shd w:val="clear" w:color="auto" w:fill="1A1A1A"/>
             <w:tcMar>
               <w:top w:w="70" w:type="dxa"/>
               <w:left w:w="90" w:type="dxa"/>
@@ -6393,7 +6844,8 @@
           </w:tcPr>
           <w:p>
             <w:pPr>
-              <w:spacing w:after="0"/>
+              <w:spacing w:after="0" w:before="0" w:line="240" w:lineRule="auto"/>
+              <w:jc w:val="left"/>
             </w:pPr>
             <w:r>
               <w:rPr>
@@ -6408,8 +6860,8 @@
         </w:tc>
         <w:tc>
           <w:tcPr>
-            <w:tcW w:type="dxa" w:w="3798"/>
-            <w:shd w:val="clear" w:color="auto" w:fill="1B2A49"/>
+            <w:tcW w:type="dxa" w:w="3776"/>
+            <w:shd w:val="clear" w:color="auto" w:fill="1A1A1A"/>
             <w:tcMar>
               <w:top w:w="70" w:type="dxa"/>
               <w:left w:w="90" w:type="dxa"/>
@@ -6419,7 +6871,8 @@
           </w:tcPr>
           <w:p>
             <w:pPr>
-              <w:spacing w:after="0"/>
+              <w:spacing w:after="0" w:before="0" w:line="240" w:lineRule="auto"/>
+              <w:jc w:val="left"/>
             </w:pPr>
             <w:r>
               <w:rPr>
@@ -6434,8 +6887,8 @@
         </w:tc>
         <w:tc>
           <w:tcPr>
-            <w:tcW w:type="dxa" w:w="3798"/>
-            <w:shd w:val="clear" w:color="auto" w:fill="1B2A49"/>
+            <w:tcW w:type="dxa" w:w="3776"/>
+            <w:shd w:val="clear" w:color="auto" w:fill="1A1A1A"/>
             <w:tcMar>
               <w:top w:w="70" w:type="dxa"/>
               <w:left w:w="90" w:type="dxa"/>
@@ -6445,7 +6898,8 @@
           </w:tcPr>
           <w:p>
             <w:pPr>
-              <w:spacing w:after="0"/>
+              <w:spacing w:after="0" w:before="0" w:line="240" w:lineRule="auto"/>
+              <w:jc w:val="left"/>
             </w:pPr>
             <w:r>
               <w:rPr>
@@ -6465,7 +6919,7 @@
         </w:trPr>
         <w:tc>
           <w:tcPr>
-            <w:tcW w:type="dxa" w:w="1814"/>
+            <w:tcW w:type="dxa" w:w="1803"/>
             <w:tcMar>
               <w:top w:w="60" w:type="dxa"/>
               <w:left w:w="90" w:type="dxa"/>
@@ -6476,7 +6930,8 @@
           </w:tcPr>
           <w:p>
             <w:pPr>
-              <w:spacing w:after="0"/>
+              <w:spacing w:after="0" w:before="0" w:line="240" w:lineRule="auto"/>
+              <w:jc w:val="left"/>
             </w:pPr>
             <w:r>
               <w:rPr>
@@ -6490,7 +6945,7 @@
         </w:tc>
         <w:tc>
           <w:tcPr>
-            <w:tcW w:type="dxa" w:w="3798"/>
+            <w:tcW w:type="dxa" w:w="3776"/>
             <w:tcMar>
               <w:top w:w="60" w:type="dxa"/>
               <w:left w:w="90" w:type="dxa"/>
@@ -6501,7 +6956,8 @@
           </w:tcPr>
           <w:p>
             <w:pPr>
-              <w:spacing w:after="0"/>
+              <w:spacing w:after="0" w:before="0" w:line="240" w:lineRule="auto"/>
+              <w:jc w:val="left"/>
             </w:pPr>
             <w:r>
               <w:rPr>
@@ -6514,7 +6970,7 @@
         </w:tc>
         <w:tc>
           <w:tcPr>
-            <w:tcW w:type="dxa" w:w="3798"/>
+            <w:tcW w:type="dxa" w:w="3776"/>
             <w:tcMar>
               <w:top w:w="60" w:type="dxa"/>
               <w:left w:w="90" w:type="dxa"/>
@@ -6525,7 +6981,8 @@
           </w:tcPr>
           <w:p>
             <w:pPr>
-              <w:spacing w:after="0"/>
+              <w:spacing w:after="0" w:before="0" w:line="240" w:lineRule="auto"/>
+              <w:jc w:val="left"/>
             </w:pPr>
             <w:r>
               <w:rPr>
@@ -6543,7 +7000,8 @@
         </w:trPr>
         <w:tc>
           <w:tcPr>
-            <w:tcW w:type="dxa" w:w="1814"/>
+            <w:tcW w:type="dxa" w:w="1803"/>
+            <w:shd w:val="clear" w:color="auto" w:fill="EEEEEE"/>
             <w:tcMar>
               <w:top w:w="60" w:type="dxa"/>
               <w:left w:w="90" w:type="dxa"/>
@@ -6551,11 +7009,11 @@
               <w:right w:w="90" w:type="dxa"/>
             </w:tcMar>
             <w:vAlign w:val="center"/>
-            <w:shd w:val="clear" w:color="auto" w:fill="F7F9FC"/>
           </w:tcPr>
           <w:p>
             <w:pPr>
-              <w:spacing w:after="0"/>
+              <w:spacing w:after="0" w:before="0" w:line="240" w:lineRule="auto"/>
+              <w:jc w:val="left"/>
             </w:pPr>
             <w:r>
               <w:rPr>
@@ -6569,7 +7027,8 @@
         </w:tc>
         <w:tc>
           <w:tcPr>
-            <w:tcW w:type="dxa" w:w="3798"/>
+            <w:tcW w:type="dxa" w:w="3776"/>
+            <w:shd w:val="clear" w:color="auto" w:fill="EEEEEE"/>
             <w:tcMar>
               <w:top w:w="60" w:type="dxa"/>
               <w:left w:w="90" w:type="dxa"/>
@@ -6577,11 +7036,11 @@
               <w:right w:w="90" w:type="dxa"/>
             </w:tcMar>
             <w:vAlign w:val="center"/>
-            <w:shd w:val="clear" w:color="auto" w:fill="F7F9FC"/>
           </w:tcPr>
           <w:p>
             <w:pPr>
-              <w:spacing w:after="0"/>
+              <w:spacing w:after="0" w:before="0" w:line="240" w:lineRule="auto"/>
+              <w:jc w:val="left"/>
             </w:pPr>
             <w:r>
               <w:rPr>
@@ -6594,7 +7053,8 @@
         </w:tc>
         <w:tc>
           <w:tcPr>
-            <w:tcW w:type="dxa" w:w="3798"/>
+            <w:tcW w:type="dxa" w:w="3776"/>
+            <w:shd w:val="clear" w:color="auto" w:fill="EEEEEE"/>
             <w:tcMar>
               <w:top w:w="60" w:type="dxa"/>
               <w:left w:w="90" w:type="dxa"/>
@@ -6602,11 +7062,11 @@
               <w:right w:w="90" w:type="dxa"/>
             </w:tcMar>
             <w:vAlign w:val="center"/>
-            <w:shd w:val="clear" w:color="auto" w:fill="F7F9FC"/>
           </w:tcPr>
           <w:p>
             <w:pPr>
-              <w:spacing w:after="0"/>
+              <w:spacing w:after="0" w:before="0" w:line="240" w:lineRule="auto"/>
+              <w:jc w:val="left"/>
             </w:pPr>
             <w:r>
               <w:rPr>
@@ -6624,7 +7084,7 @@
         </w:trPr>
         <w:tc>
           <w:tcPr>
-            <w:tcW w:type="dxa" w:w="1814"/>
+            <w:tcW w:type="dxa" w:w="1803"/>
             <w:tcMar>
               <w:top w:w="60" w:type="dxa"/>
               <w:left w:w="90" w:type="dxa"/>
@@ -6635,7 +7095,8 @@
           </w:tcPr>
           <w:p>
             <w:pPr>
-              <w:spacing w:after="0"/>
+              <w:spacing w:after="0" w:before="0" w:line="240" w:lineRule="auto"/>
+              <w:jc w:val="left"/>
             </w:pPr>
             <w:r>
               <w:rPr>
@@ -6649,7 +7110,7 @@
         </w:tc>
         <w:tc>
           <w:tcPr>
-            <w:tcW w:type="dxa" w:w="3798"/>
+            <w:tcW w:type="dxa" w:w="3776"/>
             <w:tcMar>
               <w:top w:w="60" w:type="dxa"/>
               <w:left w:w="90" w:type="dxa"/>
@@ -6660,7 +7121,8 @@
           </w:tcPr>
           <w:p>
             <w:pPr>
-              <w:spacing w:after="0"/>
+              <w:spacing w:after="0" w:before="0" w:line="240" w:lineRule="auto"/>
+              <w:jc w:val="left"/>
             </w:pPr>
             <w:r>
               <w:rPr>
@@ -6673,7 +7135,7 @@
         </w:tc>
         <w:tc>
           <w:tcPr>
-            <w:tcW w:type="dxa" w:w="3798"/>
+            <w:tcW w:type="dxa" w:w="3776"/>
             <w:tcMar>
               <w:top w:w="60" w:type="dxa"/>
               <w:left w:w="90" w:type="dxa"/>
@@ -6684,7 +7146,8 @@
           </w:tcPr>
           <w:p>
             <w:pPr>
-              <w:spacing w:after="0"/>
+              <w:spacing w:after="0" w:before="0" w:line="240" w:lineRule="auto"/>
+              <w:jc w:val="left"/>
             </w:pPr>
             <w:r>
               <w:rPr>
@@ -6702,7 +7165,8 @@
         </w:trPr>
         <w:tc>
           <w:tcPr>
-            <w:tcW w:type="dxa" w:w="1814"/>
+            <w:tcW w:type="dxa" w:w="1803"/>
+            <w:shd w:val="clear" w:color="auto" w:fill="EEEEEE"/>
             <w:tcMar>
               <w:top w:w="60" w:type="dxa"/>
               <w:left w:w="90" w:type="dxa"/>
@@ -6710,11 +7174,11 @@
               <w:right w:w="90" w:type="dxa"/>
             </w:tcMar>
             <w:vAlign w:val="center"/>
-            <w:shd w:val="clear" w:color="auto" w:fill="F7F9FC"/>
           </w:tcPr>
           <w:p>
             <w:pPr>
-              <w:spacing w:after="0"/>
+              <w:spacing w:after="0" w:before="0" w:line="240" w:lineRule="auto"/>
+              <w:jc w:val="left"/>
             </w:pPr>
             <w:r>
               <w:rPr>
@@ -6728,7 +7192,8 @@
         </w:tc>
         <w:tc>
           <w:tcPr>
-            <w:tcW w:type="dxa" w:w="3798"/>
+            <w:tcW w:type="dxa" w:w="3776"/>
+            <w:shd w:val="clear" w:color="auto" w:fill="EEEEEE"/>
             <w:tcMar>
               <w:top w:w="60" w:type="dxa"/>
               <w:left w:w="90" w:type="dxa"/>
@@ -6736,11 +7201,11 @@
               <w:right w:w="90" w:type="dxa"/>
             </w:tcMar>
             <w:vAlign w:val="center"/>
-            <w:shd w:val="clear" w:color="auto" w:fill="F7F9FC"/>
           </w:tcPr>
           <w:p>
             <w:pPr>
-              <w:spacing w:after="0"/>
+              <w:spacing w:after="0" w:before="0" w:line="240" w:lineRule="auto"/>
+              <w:jc w:val="left"/>
             </w:pPr>
             <w:r>
               <w:rPr>
@@ -6753,7 +7218,8 @@
         </w:tc>
         <w:tc>
           <w:tcPr>
-            <w:tcW w:type="dxa" w:w="3798"/>
+            <w:tcW w:type="dxa" w:w="3776"/>
+            <w:shd w:val="clear" w:color="auto" w:fill="EEEEEE"/>
             <w:tcMar>
               <w:top w:w="60" w:type="dxa"/>
               <w:left w:w="90" w:type="dxa"/>
@@ -6761,11 +7227,11 @@
               <w:right w:w="90" w:type="dxa"/>
             </w:tcMar>
             <w:vAlign w:val="center"/>
-            <w:shd w:val="clear" w:color="auto" w:fill="F7F9FC"/>
           </w:tcPr>
           <w:p>
             <w:pPr>
-              <w:spacing w:after="0"/>
+              <w:spacing w:after="0" w:before="0" w:line="240" w:lineRule="auto"/>
+              <w:jc w:val="left"/>
             </w:pPr>
             <w:r>
               <w:rPr>
@@ -6783,7 +7249,7 @@
         </w:trPr>
         <w:tc>
           <w:tcPr>
-            <w:tcW w:type="dxa" w:w="1814"/>
+            <w:tcW w:type="dxa" w:w="1803"/>
             <w:tcMar>
               <w:top w:w="60" w:type="dxa"/>
               <w:left w:w="90" w:type="dxa"/>
@@ -6794,7 +7260,8 @@
           </w:tcPr>
           <w:p>
             <w:pPr>
-              <w:spacing w:after="0"/>
+              <w:spacing w:after="0" w:before="0" w:line="240" w:lineRule="auto"/>
+              <w:jc w:val="left"/>
             </w:pPr>
             <w:r>
               <w:rPr>
@@ -6808,7 +7275,7 @@
         </w:tc>
         <w:tc>
           <w:tcPr>
-            <w:tcW w:type="dxa" w:w="3798"/>
+            <w:tcW w:type="dxa" w:w="3776"/>
             <w:tcMar>
               <w:top w:w="60" w:type="dxa"/>
               <w:left w:w="90" w:type="dxa"/>
@@ -6819,7 +7286,8 @@
           </w:tcPr>
           <w:p>
             <w:pPr>
-              <w:spacing w:after="0"/>
+              <w:spacing w:after="0" w:before="0" w:line="240" w:lineRule="auto"/>
+              <w:jc w:val="left"/>
             </w:pPr>
             <w:r>
               <w:rPr>
@@ -6832,7 +7300,7 @@
         </w:tc>
         <w:tc>
           <w:tcPr>
-            <w:tcW w:type="dxa" w:w="3798"/>
+            <w:tcW w:type="dxa" w:w="3776"/>
             <w:tcMar>
               <w:top w:w="60" w:type="dxa"/>
               <w:left w:w="90" w:type="dxa"/>
@@ -6843,7 +7311,8 @@
           </w:tcPr>
           <w:p>
             <w:pPr>
-              <w:spacing w:after="0"/>
+              <w:spacing w:after="0" w:before="0" w:line="240" w:lineRule="auto"/>
+              <w:jc w:val="left"/>
             </w:pPr>
             <w:r>
               <w:rPr>
@@ -6858,21 +7327,29 @@
     </w:tbl>
     <w:p>
       <w:pPr>
-        <w:spacing w:after="40"/>
-      </w:pPr>
-    </w:p>
-    <w:p>
-      <w:pPr>
-        <w:pStyle w:val="Heading1"/>
-        <w:pageBreakBefore/>
+        <w:spacing w:after="240" w:line="240" w:lineRule="auto"/>
       </w:pPr>
       <w:r>
-        <w:t>5. Preguntas frecuentes</w:t>
+        <w:rPr>
+          <w:sz w:val="8"/>
+        </w:rPr>
+        <w:t xml:space="preserve"> </w:t>
       </w:r>
     </w:p>
     <w:p>
       <w:pPr>
-        <w:pStyle w:val="Heading3"/>
+        <w:pStyle w:val="Heading2"/>
+        <w:pBdr>
+          <w:left w:val="single" w:sz="28" w:space="8" w:color="FFB800"/>
+        </w:pBdr>
+      </w:pPr>
+      <w:r>
+        <w:t>2.4 Preguntas frecuentes</w:t>
+      </w:r>
+    </w:p>
+    <w:p>
+      <w:pPr>
+        <w:pStyle w:val="Heading4"/>
       </w:pPr>
       <w:r>
         <w:t>¿Qué tan confiables son estos resultados?</w:t>
@@ -6914,7 +7391,7 @@
     </w:p>
     <w:p>
       <w:pPr>
-        <w:pStyle w:val="Heading3"/>
+        <w:pStyle w:val="Heading4"/>
       </w:pPr>
       <w:r>
         <w:t>¿Por qué no se puede decir si La Puerta funciona?</w:t>
@@ -6943,7 +7420,7 @@
     </w:p>
     <w:p>
       <w:pPr>
-        <w:pStyle w:val="Heading3"/>
+        <w:pStyle w:val="Heading4"/>
       </w:pPr>
       <w:r>
         <w:t>Si la diferencia con práctica previa es tan pequeña, ¿la práctica previa no sirve?</w:t>
@@ -6972,7 +7449,7 @@
     </w:p>
     <w:p>
       <w:pPr>
-        <w:pStyle w:val="Heading3"/>
+        <w:pStyle w:val="Heading4"/>
       </w:pPr>
       <w:r>
         <w:t>¿Por qué algunas diferencias «se ven» pero no son «significativas»?</w:t>
@@ -6988,7 +7465,7 @@
     </w:p>
     <w:p>
       <w:pPr>
-        <w:pStyle w:val="Heading3"/>
+        <w:pStyle w:val="Heading4"/>
       </w:pPr>
       <w:r>
         <w:t>¿El 21 % en rojo son estudiantes «con problemas»?</w:t>
@@ -7017,7 +7494,7 @@
     </w:p>
     <w:p>
       <w:pPr>
-        <w:pStyle w:val="Heading3"/>
+        <w:pStyle w:val="Heading4"/>
       </w:pPr>
       <w:r>
         <w:t>¿Se puede generalizar a toda Duoc UC?</w:t>
@@ -7033,7 +7510,7 @@
     </w:p>
     <w:p>
       <w:pPr>
-        <w:pStyle w:val="Heading3"/>
+        <w:pStyle w:val="Heading4"/>
       </w:pPr>
       <w:r>
         <w:t>¿Por qué «No sé / No aplica» no se cuenta?</w:t>
@@ -7049,7 +7526,7 @@
     </w:p>
     <w:p>
       <w:pPr>
-        <w:pStyle w:val="Heading3"/>
+        <w:pStyle w:val="Heading4"/>
       </w:pPr>
       <w:r>
         <w:t>¿Qué hago si un resultado me parece raro?</w:t>
@@ -7065,7 +7542,7 @@
     </w:p>
     <w:p>
       <w:pPr>
-        <w:pStyle w:val="Heading3"/>
+        <w:pStyle w:val="Heading4"/>
       </w:pPr>
       <w:r>
         <w:t>¿Quién clasificó las respuestas abiertas?</w:t>
@@ -7081,7 +7558,7 @@
     </w:p>
     <w:p>
       <w:pPr>
-        <w:pStyle w:val="Heading3"/>
+        <w:pStyle w:val="Heading4"/>
       </w:pPr>
       <w:r>
         <w:t>¿Cuándo deberíamos repetir la encuesta?</w:t>
@@ -7097,32 +7574,33 @@
     </w:p>
     <w:p>
       <w:pPr>
-        <w:pStyle w:val="Heading1"/>
-        <w:pageBreakBefore/>
+        <w:pStyle w:val="Heading2"/>
+        <w:pBdr>
+          <w:left w:val="single" w:sz="28" w:space="8" w:color="FFB800"/>
+        </w:pBdr>
       </w:pPr>
       <w:r>
-        <w:t>6. Glosario</w:t>
+        <w:t>2.5 Glosario</w:t>
       </w:r>
     </w:p>
     <w:tbl>
       <w:tblPr>
-        <w:tblW w:type="dxa" w:w="9412"/>
+        <w:tblW w:type="dxa" w:w="9355"/>
+        <w:jc w:val="center"/>
+        <w:tblBorders>
+          <w:top w:val="single" w:sz="4" w:space="0" w:color="CCCCCC"/>
+          <w:left w:val="single" w:sz="4" w:space="0" w:color="CCCCCC"/>
+          <w:bottom w:val="single" w:sz="4" w:space="0" w:color="CCCCCC"/>
+          <w:right w:val="single" w:sz="4" w:space="0" w:color="CCCCCC"/>
+          <w:insideH w:val="single" w:sz="4" w:space="0" w:color="CCCCCC"/>
+          <w:insideV w:val="single" w:sz="4" w:space="0" w:color="CCCCCC"/>
+        </w:tblBorders>
         <w:tblLayout w:type="fixed"/>
         <w:tblLook w:firstColumn="1" w:firstRow="1" w:lastColumn="0" w:lastRow="0" w:noHBand="0" w:noVBand="1" w:val="04A0"/>
-        <w:jc w:val="center"/>
-        <w:tblBorders>
-          <w:top w:val="single" w:sz="4" w:color="D5DAE3"/>
-          <w:left w:val="single" w:sz="4" w:color="D5DAE3"/>
-          <w:bottom w:val="single" w:sz="4" w:color="D5DAE3"/>
-          <w:right w:val="single" w:sz="4" w:color="D5DAE3"/>
-          <w:insideH w:val="single" w:sz="4" w:color="D5DAE3"/>
-          <w:insideV w:val="single" w:sz="4" w:color="D5DAE3"/>
-        </w:tblBorders>
-        <w:tblLayout w:type="fixed"/>
       </w:tblPr>
       <w:tblGrid>
-        <w:gridCol w:w="2381"/>
-        <w:gridCol w:w="7030"/>
+        <w:gridCol w:w="2367"/>
+        <w:gridCol w:w="6988"/>
       </w:tblGrid>
       <w:tr>
         <w:trPr>
@@ -7130,8 +7608,8 @@
         </w:trPr>
         <w:tc>
           <w:tcPr>
-            <w:tcW w:type="dxa" w:w="2381"/>
-            <w:shd w:val="clear" w:color="auto" w:fill="1B2A49"/>
+            <w:tcW w:type="dxa" w:w="2367"/>
+            <w:shd w:val="clear" w:color="auto" w:fill="1A1A1A"/>
             <w:tcMar>
               <w:top w:w="70" w:type="dxa"/>
               <w:left w:w="90" w:type="dxa"/>
@@ -7141,7 +7619,8 @@
           </w:tcPr>
           <w:p>
             <w:pPr>
-              <w:spacing w:after="0"/>
+              <w:spacing w:after="0" w:before="0" w:line="240" w:lineRule="auto"/>
+              <w:jc w:val="left"/>
             </w:pPr>
             <w:r>
               <w:rPr>
@@ -7156,8 +7635,8 @@
         </w:tc>
         <w:tc>
           <w:tcPr>
-            <w:tcW w:type="dxa" w:w="7030"/>
-            <w:shd w:val="clear" w:color="auto" w:fill="1B2A49"/>
+            <w:tcW w:type="dxa" w:w="6988"/>
+            <w:shd w:val="clear" w:color="auto" w:fill="1A1A1A"/>
             <w:tcMar>
               <w:top w:w="70" w:type="dxa"/>
               <w:left w:w="90" w:type="dxa"/>
@@ -7167,7 +7646,8 @@
           </w:tcPr>
           <w:p>
             <w:pPr>
-              <w:spacing w:after="0"/>
+              <w:spacing w:after="0" w:before="0" w:line="240" w:lineRule="auto"/>
+              <w:jc w:val="left"/>
             </w:pPr>
             <w:r>
               <w:rPr>
@@ -7187,7 +7667,7 @@
         </w:trPr>
         <w:tc>
           <w:tcPr>
-            <w:tcW w:type="dxa" w:w="2381"/>
+            <w:tcW w:type="dxa" w:w="2367"/>
             <w:tcMar>
               <w:top w:w="60" w:type="dxa"/>
               <w:left w:w="90" w:type="dxa"/>
@@ -7198,7 +7678,8 @@
           </w:tcPr>
           <w:p>
             <w:pPr>
-              <w:spacing w:after="0"/>
+              <w:spacing w:after="0" w:before="0" w:line="240" w:lineRule="auto"/>
+              <w:jc w:val="left"/>
             </w:pPr>
             <w:r>
               <w:rPr>
@@ -7211,7 +7692,7 @@
         </w:tc>
         <w:tc>
           <w:tcPr>
-            <w:tcW w:type="dxa" w:w="7030"/>
+            <w:tcW w:type="dxa" w:w="6988"/>
             <w:tcMar>
               <w:top w:w="60" w:type="dxa"/>
               <w:left w:w="90" w:type="dxa"/>
@@ -7222,7 +7703,8 @@
           </w:tcPr>
           <w:p>
             <w:pPr>
-              <w:spacing w:after="0"/>
+              <w:spacing w:after="0" w:before="0" w:line="240" w:lineRule="auto"/>
+              <w:jc w:val="left"/>
             </w:pPr>
             <w:r>
               <w:rPr>
@@ -7240,7 +7722,8 @@
         </w:trPr>
         <w:tc>
           <w:tcPr>
-            <w:tcW w:type="dxa" w:w="2381"/>
+            <w:tcW w:type="dxa" w:w="2367"/>
+            <w:shd w:val="clear" w:color="auto" w:fill="EEEEEE"/>
             <w:tcMar>
               <w:top w:w="60" w:type="dxa"/>
               <w:left w:w="90" w:type="dxa"/>
@@ -7248,11 +7731,11 @@
               <w:right w:w="90" w:type="dxa"/>
             </w:tcMar>
             <w:vAlign w:val="center"/>
-            <w:shd w:val="clear" w:color="auto" w:fill="F7F9FC"/>
           </w:tcPr>
           <w:p>
             <w:pPr>
-              <w:spacing w:after="0"/>
+              <w:spacing w:after="0" w:before="0" w:line="240" w:lineRule="auto"/>
+              <w:jc w:val="left"/>
             </w:pPr>
             <w:r>
               <w:rPr>
@@ -7265,7 +7748,8 @@
         </w:tc>
         <w:tc>
           <w:tcPr>
-            <w:tcW w:type="dxa" w:w="7030"/>
+            <w:tcW w:type="dxa" w:w="6988"/>
+            <w:shd w:val="clear" w:color="auto" w:fill="EEEEEE"/>
             <w:tcMar>
               <w:top w:w="60" w:type="dxa"/>
               <w:left w:w="90" w:type="dxa"/>
@@ -7273,11 +7757,11 @@
               <w:right w:w="90" w:type="dxa"/>
             </w:tcMar>
             <w:vAlign w:val="center"/>
-            <w:shd w:val="clear" w:color="auto" w:fill="F7F9FC"/>
           </w:tcPr>
           <w:p>
             <w:pPr>
-              <w:spacing w:after="0"/>
+              <w:spacing w:after="0" w:before="0" w:line="240" w:lineRule="auto"/>
+              <w:jc w:val="left"/>
             </w:pPr>
             <w:r>
               <w:rPr>
@@ -7295,7 +7779,7 @@
         </w:trPr>
         <w:tc>
           <w:tcPr>
-            <w:tcW w:type="dxa" w:w="2381"/>
+            <w:tcW w:type="dxa" w:w="2367"/>
             <w:tcMar>
               <w:top w:w="60" w:type="dxa"/>
               <w:left w:w="90" w:type="dxa"/>
@@ -7306,7 +7790,8 @@
           </w:tcPr>
           <w:p>
             <w:pPr>
-              <w:spacing w:after="0"/>
+              <w:spacing w:after="0" w:before="0" w:line="240" w:lineRule="auto"/>
+              <w:jc w:val="left"/>
             </w:pPr>
             <w:r>
               <w:rPr>
@@ -7319,7 +7804,7 @@
         </w:tc>
         <w:tc>
           <w:tcPr>
-            <w:tcW w:type="dxa" w:w="7030"/>
+            <w:tcW w:type="dxa" w:w="6988"/>
             <w:tcMar>
               <w:top w:w="60" w:type="dxa"/>
               <w:left w:w="90" w:type="dxa"/>
@@ -7330,7 +7815,8 @@
           </w:tcPr>
           <w:p>
             <w:pPr>
-              <w:spacing w:after="0"/>
+              <w:spacing w:after="0" w:before="0" w:line="240" w:lineRule="auto"/>
+              <w:jc w:val="left"/>
             </w:pPr>
             <w:r>
               <w:rPr>
@@ -7348,7 +7834,8 @@
         </w:trPr>
         <w:tc>
           <w:tcPr>
-            <w:tcW w:type="dxa" w:w="2381"/>
+            <w:tcW w:type="dxa" w:w="2367"/>
+            <w:shd w:val="clear" w:color="auto" w:fill="EEEEEE"/>
             <w:tcMar>
               <w:top w:w="60" w:type="dxa"/>
               <w:left w:w="90" w:type="dxa"/>
@@ -7356,11 +7843,11 @@
               <w:right w:w="90" w:type="dxa"/>
             </w:tcMar>
             <w:vAlign w:val="center"/>
-            <w:shd w:val="clear" w:color="auto" w:fill="F7F9FC"/>
           </w:tcPr>
           <w:p>
             <w:pPr>
-              <w:spacing w:after="0"/>
+              <w:spacing w:after="0" w:before="0" w:line="240" w:lineRule="auto"/>
+              <w:jc w:val="left"/>
             </w:pPr>
             <w:r>
               <w:rPr>
@@ -7373,7 +7860,8 @@
         </w:tc>
         <w:tc>
           <w:tcPr>
-            <w:tcW w:type="dxa" w:w="7030"/>
+            <w:tcW w:type="dxa" w:w="6988"/>
+            <w:shd w:val="clear" w:color="auto" w:fill="EEEEEE"/>
             <w:tcMar>
               <w:top w:w="60" w:type="dxa"/>
               <w:left w:w="90" w:type="dxa"/>
@@ -7381,11 +7869,11 @@
               <w:right w:w="90" w:type="dxa"/>
             </w:tcMar>
             <w:vAlign w:val="center"/>
-            <w:shd w:val="clear" w:color="auto" w:fill="F7F9FC"/>
           </w:tcPr>
           <w:p>
             <w:pPr>
-              <w:spacing w:after="0"/>
+              <w:spacing w:after="0" w:before="0" w:line="240" w:lineRule="auto"/>
+              <w:jc w:val="left"/>
             </w:pPr>
             <w:r>
               <w:rPr>
@@ -7403,7 +7891,7 @@
         </w:trPr>
         <w:tc>
           <w:tcPr>
-            <w:tcW w:type="dxa" w:w="2381"/>
+            <w:tcW w:type="dxa" w:w="2367"/>
             <w:tcMar>
               <w:top w:w="60" w:type="dxa"/>
               <w:left w:w="90" w:type="dxa"/>
@@ -7414,7 +7902,8 @@
           </w:tcPr>
           <w:p>
             <w:pPr>
-              <w:spacing w:after="0"/>
+              <w:spacing w:after="0" w:before="0" w:line="240" w:lineRule="auto"/>
+              <w:jc w:val="left"/>
             </w:pPr>
             <w:r>
               <w:rPr>
@@ -7427,7 +7916,7 @@
         </w:tc>
         <w:tc>
           <w:tcPr>
-            <w:tcW w:type="dxa" w:w="7030"/>
+            <w:tcW w:type="dxa" w:w="6988"/>
             <w:tcMar>
               <w:top w:w="60" w:type="dxa"/>
               <w:left w:w="90" w:type="dxa"/>
@@ -7438,7 +7927,8 @@
           </w:tcPr>
           <w:p>
             <w:pPr>
-              <w:spacing w:after="0"/>
+              <w:spacing w:after="0" w:before="0" w:line="240" w:lineRule="auto"/>
+              <w:jc w:val="left"/>
             </w:pPr>
             <w:r>
               <w:rPr>
@@ -7456,7 +7946,8 @@
         </w:trPr>
         <w:tc>
           <w:tcPr>
-            <w:tcW w:type="dxa" w:w="2381"/>
+            <w:tcW w:type="dxa" w:w="2367"/>
+            <w:shd w:val="clear" w:color="auto" w:fill="EEEEEE"/>
             <w:tcMar>
               <w:top w:w="60" w:type="dxa"/>
               <w:left w:w="90" w:type="dxa"/>
@@ -7464,11 +7955,11 @@
               <w:right w:w="90" w:type="dxa"/>
             </w:tcMar>
             <w:vAlign w:val="center"/>
-            <w:shd w:val="clear" w:color="auto" w:fill="F7F9FC"/>
           </w:tcPr>
           <w:p>
             <w:pPr>
-              <w:spacing w:after="0"/>
+              <w:spacing w:after="0" w:before="0" w:line="240" w:lineRule="auto"/>
+              <w:jc w:val="left"/>
             </w:pPr>
             <w:r>
               <w:rPr>
@@ -7481,7 +7972,8 @@
         </w:tc>
         <w:tc>
           <w:tcPr>
-            <w:tcW w:type="dxa" w:w="7030"/>
+            <w:tcW w:type="dxa" w:w="6988"/>
+            <w:shd w:val="clear" w:color="auto" w:fill="EEEEEE"/>
             <w:tcMar>
               <w:top w:w="60" w:type="dxa"/>
               <w:left w:w="90" w:type="dxa"/>
@@ -7489,11 +7981,11 @@
               <w:right w:w="90" w:type="dxa"/>
             </w:tcMar>
             <w:vAlign w:val="center"/>
-            <w:shd w:val="clear" w:color="auto" w:fill="F7F9FC"/>
           </w:tcPr>
           <w:p>
             <w:pPr>
-              <w:spacing w:after="0"/>
+              <w:spacing w:after="0" w:before="0" w:line="240" w:lineRule="auto"/>
+              <w:jc w:val="left"/>
             </w:pPr>
             <w:r>
               <w:rPr>
@@ -7511,7 +8003,7 @@
         </w:trPr>
         <w:tc>
           <w:tcPr>
-            <w:tcW w:type="dxa" w:w="2381"/>
+            <w:tcW w:type="dxa" w:w="2367"/>
             <w:tcMar>
               <w:top w:w="60" w:type="dxa"/>
               <w:left w:w="90" w:type="dxa"/>
@@ -7522,7 +8014,8 @@
           </w:tcPr>
           <w:p>
             <w:pPr>
-              <w:spacing w:after="0"/>
+              <w:spacing w:after="0" w:before="0" w:line="240" w:lineRule="auto"/>
+              <w:jc w:val="left"/>
             </w:pPr>
             <w:r>
               <w:rPr>
@@ -7535,7 +8028,7 @@
         </w:tc>
         <w:tc>
           <w:tcPr>
-            <w:tcW w:type="dxa" w:w="7030"/>
+            <w:tcW w:type="dxa" w:w="6988"/>
             <w:tcMar>
               <w:top w:w="60" w:type="dxa"/>
               <w:left w:w="90" w:type="dxa"/>
@@ -7546,7 +8039,8 @@
           </w:tcPr>
           <w:p>
             <w:pPr>
-              <w:spacing w:after="0"/>
+              <w:spacing w:after="0" w:before="0" w:line="240" w:lineRule="auto"/>
+              <w:jc w:val="left"/>
             </w:pPr>
             <w:r>
               <w:rPr>
@@ -7564,7 +8058,8 @@
         </w:trPr>
         <w:tc>
           <w:tcPr>
-            <w:tcW w:type="dxa" w:w="2381"/>
+            <w:tcW w:type="dxa" w:w="2367"/>
+            <w:shd w:val="clear" w:color="auto" w:fill="EEEEEE"/>
             <w:tcMar>
               <w:top w:w="60" w:type="dxa"/>
               <w:left w:w="90" w:type="dxa"/>
@@ -7572,11 +8067,11 @@
               <w:right w:w="90" w:type="dxa"/>
             </w:tcMar>
             <w:vAlign w:val="center"/>
-            <w:shd w:val="clear" w:color="auto" w:fill="F7F9FC"/>
           </w:tcPr>
           <w:p>
             <w:pPr>
-              <w:spacing w:after="0"/>
+              <w:spacing w:after="0" w:before="0" w:line="240" w:lineRule="auto"/>
+              <w:jc w:val="left"/>
             </w:pPr>
             <w:r>
               <w:rPr>
@@ -7589,7 +8084,8 @@
         </w:tc>
         <w:tc>
           <w:tcPr>
-            <w:tcW w:type="dxa" w:w="7030"/>
+            <w:tcW w:type="dxa" w:w="6988"/>
+            <w:shd w:val="clear" w:color="auto" w:fill="EEEEEE"/>
             <w:tcMar>
               <w:top w:w="60" w:type="dxa"/>
               <w:left w:w="90" w:type="dxa"/>
@@ -7597,11 +8093,11 @@
               <w:right w:w="90" w:type="dxa"/>
             </w:tcMar>
             <w:vAlign w:val="center"/>
-            <w:shd w:val="clear" w:color="auto" w:fill="F7F9FC"/>
           </w:tcPr>
           <w:p>
             <w:pPr>
-              <w:spacing w:after="0"/>
+              <w:spacing w:after="0" w:before="0" w:line="240" w:lineRule="auto"/>
+              <w:jc w:val="left"/>
             </w:pPr>
             <w:r>
               <w:rPr>
@@ -7619,7 +8115,7 @@
         </w:trPr>
         <w:tc>
           <w:tcPr>
-            <w:tcW w:type="dxa" w:w="2381"/>
+            <w:tcW w:type="dxa" w:w="2367"/>
             <w:tcMar>
               <w:top w:w="60" w:type="dxa"/>
               <w:left w:w="90" w:type="dxa"/>
@@ -7630,7 +8126,8 @@
           </w:tcPr>
           <w:p>
             <w:pPr>
-              <w:spacing w:after="0"/>
+              <w:spacing w:after="0" w:before="0" w:line="240" w:lineRule="auto"/>
+              <w:jc w:val="left"/>
             </w:pPr>
             <w:r>
               <w:rPr>
@@ -7643,7 +8140,7 @@
         </w:tc>
         <w:tc>
           <w:tcPr>
-            <w:tcW w:type="dxa" w:w="7030"/>
+            <w:tcW w:type="dxa" w:w="6988"/>
             <w:tcMar>
               <w:top w:w="60" w:type="dxa"/>
               <w:left w:w="90" w:type="dxa"/>
@@ -7654,7 +8151,8 @@
           </w:tcPr>
           <w:p>
             <w:pPr>
-              <w:spacing w:after="0"/>
+              <w:spacing w:after="0" w:before="0" w:line="240" w:lineRule="auto"/>
+              <w:jc w:val="left"/>
             </w:pPr>
             <w:r>
               <w:rPr>
@@ -7672,7 +8170,8 @@
         </w:trPr>
         <w:tc>
           <w:tcPr>
-            <w:tcW w:type="dxa" w:w="2381"/>
+            <w:tcW w:type="dxa" w:w="2367"/>
+            <w:shd w:val="clear" w:color="auto" w:fill="EEEEEE"/>
             <w:tcMar>
               <w:top w:w="60" w:type="dxa"/>
               <w:left w:w="90" w:type="dxa"/>
@@ -7680,11 +8179,11 @@
               <w:right w:w="90" w:type="dxa"/>
             </w:tcMar>
             <w:vAlign w:val="center"/>
-            <w:shd w:val="clear" w:color="auto" w:fill="F7F9FC"/>
           </w:tcPr>
           <w:p>
             <w:pPr>
-              <w:spacing w:after="0"/>
+              <w:spacing w:after="0" w:before="0" w:line="240" w:lineRule="auto"/>
+              <w:jc w:val="left"/>
             </w:pPr>
             <w:r>
               <w:rPr>
@@ -7697,7 +8196,8 @@
         </w:tc>
         <w:tc>
           <w:tcPr>
-            <w:tcW w:type="dxa" w:w="7030"/>
+            <w:tcW w:type="dxa" w:w="6988"/>
+            <w:shd w:val="clear" w:color="auto" w:fill="EEEEEE"/>
             <w:tcMar>
               <w:top w:w="60" w:type="dxa"/>
               <w:left w:w="90" w:type="dxa"/>
@@ -7705,11 +8205,11 @@
               <w:right w:w="90" w:type="dxa"/>
             </w:tcMar>
             <w:vAlign w:val="center"/>
-            <w:shd w:val="clear" w:color="auto" w:fill="F7F9FC"/>
           </w:tcPr>
           <w:p>
             <w:pPr>
-              <w:spacing w:after="0"/>
+              <w:spacing w:after="0" w:before="0" w:line="240" w:lineRule="auto"/>
+              <w:jc w:val="left"/>
             </w:pPr>
             <w:r>
               <w:rPr>
@@ -7727,7 +8227,7 @@
         </w:trPr>
         <w:tc>
           <w:tcPr>
-            <w:tcW w:type="dxa" w:w="2381"/>
+            <w:tcW w:type="dxa" w:w="2367"/>
             <w:tcMar>
               <w:top w:w="60" w:type="dxa"/>
               <w:left w:w="90" w:type="dxa"/>
@@ -7738,7 +8238,8 @@
           </w:tcPr>
           <w:p>
             <w:pPr>
-              <w:spacing w:after="0"/>
+              <w:spacing w:after="0" w:before="0" w:line="240" w:lineRule="auto"/>
+              <w:jc w:val="left"/>
             </w:pPr>
             <w:r>
               <w:rPr>
@@ -7751,7 +8252,7 @@
         </w:tc>
         <w:tc>
           <w:tcPr>
-            <w:tcW w:type="dxa" w:w="7030"/>
+            <w:tcW w:type="dxa" w:w="6988"/>
             <w:tcMar>
               <w:top w:w="60" w:type="dxa"/>
               <w:left w:w="90" w:type="dxa"/>
@@ -7762,7 +8263,8 @@
           </w:tcPr>
           <w:p>
             <w:pPr>
-              <w:spacing w:after="0"/>
+              <w:spacing w:after="0" w:before="0" w:line="240" w:lineRule="auto"/>
+              <w:jc w:val="left"/>
             </w:pPr>
             <w:r>
               <w:rPr>
@@ -7780,7 +8282,8 @@
         </w:trPr>
         <w:tc>
           <w:tcPr>
-            <w:tcW w:type="dxa" w:w="2381"/>
+            <w:tcW w:type="dxa" w:w="2367"/>
+            <w:shd w:val="clear" w:color="auto" w:fill="EEEEEE"/>
             <w:tcMar>
               <w:top w:w="60" w:type="dxa"/>
               <w:left w:w="90" w:type="dxa"/>
@@ -7788,11 +8291,11 @@
               <w:right w:w="90" w:type="dxa"/>
             </w:tcMar>
             <w:vAlign w:val="center"/>
-            <w:shd w:val="clear" w:color="auto" w:fill="F7F9FC"/>
           </w:tcPr>
           <w:p>
             <w:pPr>
-              <w:spacing w:after="0"/>
+              <w:spacing w:after="0" w:before="0" w:line="240" w:lineRule="auto"/>
+              <w:jc w:val="left"/>
             </w:pPr>
             <w:r>
               <w:rPr>
@@ -7805,7 +8308,8 @@
         </w:tc>
         <w:tc>
           <w:tcPr>
-            <w:tcW w:type="dxa" w:w="7030"/>
+            <w:tcW w:type="dxa" w:w="6988"/>
+            <w:shd w:val="clear" w:color="auto" w:fill="EEEEEE"/>
             <w:tcMar>
               <w:top w:w="60" w:type="dxa"/>
               <w:left w:w="90" w:type="dxa"/>
@@ -7813,11 +8317,11 @@
               <w:right w:w="90" w:type="dxa"/>
             </w:tcMar>
             <w:vAlign w:val="center"/>
-            <w:shd w:val="clear" w:color="auto" w:fill="F7F9FC"/>
           </w:tcPr>
           <w:p>
             <w:pPr>
-              <w:spacing w:after="0"/>
+              <w:spacing w:after="0" w:before="0" w:line="240" w:lineRule="auto"/>
+              <w:jc w:val="left"/>
             </w:pPr>
             <w:r>
               <w:rPr>
@@ -7835,7 +8339,7 @@
         </w:trPr>
         <w:tc>
           <w:tcPr>
-            <w:tcW w:type="dxa" w:w="2381"/>
+            <w:tcW w:type="dxa" w:w="2367"/>
             <w:tcMar>
               <w:top w:w="60" w:type="dxa"/>
               <w:left w:w="90" w:type="dxa"/>
@@ -7846,7 +8350,8 @@
           </w:tcPr>
           <w:p>
             <w:pPr>
-              <w:spacing w:after="0"/>
+              <w:spacing w:after="0" w:before="0" w:line="240" w:lineRule="auto"/>
+              <w:jc w:val="left"/>
             </w:pPr>
             <w:r>
               <w:rPr>
@@ -7859,7 +8364,7 @@
         </w:tc>
         <w:tc>
           <w:tcPr>
-            <w:tcW w:type="dxa" w:w="7030"/>
+            <w:tcW w:type="dxa" w:w="6988"/>
             <w:tcMar>
               <w:top w:w="60" w:type="dxa"/>
               <w:left w:w="90" w:type="dxa"/>
@@ -7870,7 +8375,8 @@
           </w:tcPr>
           <w:p>
             <w:pPr>
-              <w:spacing w:after="0"/>
+              <w:spacing w:after="0" w:before="0" w:line="240" w:lineRule="auto"/>
+              <w:jc w:val="left"/>
             </w:pPr>
             <w:r>
               <w:rPr>
@@ -7888,7 +8394,8 @@
         </w:trPr>
         <w:tc>
           <w:tcPr>
-            <w:tcW w:type="dxa" w:w="2381"/>
+            <w:tcW w:type="dxa" w:w="2367"/>
+            <w:shd w:val="clear" w:color="auto" w:fill="EEEEEE"/>
             <w:tcMar>
               <w:top w:w="60" w:type="dxa"/>
               <w:left w:w="90" w:type="dxa"/>
@@ -7896,11 +8403,11 @@
               <w:right w:w="90" w:type="dxa"/>
             </w:tcMar>
             <w:vAlign w:val="center"/>
-            <w:shd w:val="clear" w:color="auto" w:fill="F7F9FC"/>
           </w:tcPr>
           <w:p>
             <w:pPr>
-              <w:spacing w:after="0"/>
+              <w:spacing w:after="0" w:before="0" w:line="240" w:lineRule="auto"/>
+              <w:jc w:val="left"/>
             </w:pPr>
             <w:r>
               <w:rPr>
@@ -7913,7 +8420,8 @@
         </w:tc>
         <w:tc>
           <w:tcPr>
-            <w:tcW w:type="dxa" w:w="7030"/>
+            <w:tcW w:type="dxa" w:w="6988"/>
+            <w:shd w:val="clear" w:color="auto" w:fill="EEEEEE"/>
             <w:tcMar>
               <w:top w:w="60" w:type="dxa"/>
               <w:left w:w="90" w:type="dxa"/>
@@ -7921,11 +8429,11 @@
               <w:right w:w="90" w:type="dxa"/>
             </w:tcMar>
             <w:vAlign w:val="center"/>
-            <w:shd w:val="clear" w:color="auto" w:fill="F7F9FC"/>
           </w:tcPr>
           <w:p>
             <w:pPr>
-              <w:spacing w:after="0"/>
+              <w:spacing w:after="0" w:before="0" w:line="240" w:lineRule="auto"/>
+              <w:jc w:val="left"/>
             </w:pPr>
             <w:r>
               <w:rPr>
@@ -7943,7 +8451,7 @@
         </w:trPr>
         <w:tc>
           <w:tcPr>
-            <w:tcW w:type="dxa" w:w="2381"/>
+            <w:tcW w:type="dxa" w:w="2367"/>
             <w:tcMar>
               <w:top w:w="60" w:type="dxa"/>
               <w:left w:w="90" w:type="dxa"/>
@@ -7954,7 +8462,8 @@
           </w:tcPr>
           <w:p>
             <w:pPr>
-              <w:spacing w:after="0"/>
+              <w:spacing w:after="0" w:before="0" w:line="240" w:lineRule="auto"/>
+              <w:jc w:val="left"/>
             </w:pPr>
             <w:r>
               <w:rPr>
@@ -7967,7 +8476,7 @@
         </w:tc>
         <w:tc>
           <w:tcPr>
-            <w:tcW w:type="dxa" w:w="7030"/>
+            <w:tcW w:type="dxa" w:w="6988"/>
             <w:tcMar>
               <w:top w:w="60" w:type="dxa"/>
               <w:left w:w="90" w:type="dxa"/>
@@ -7978,7 +8487,8 @@
           </w:tcPr>
           <w:p>
             <w:pPr>
-              <w:spacing w:after="0"/>
+              <w:spacing w:after="0" w:before="0" w:line="240" w:lineRule="auto"/>
+              <w:jc w:val="left"/>
             </w:pPr>
             <w:r>
               <w:rPr>
@@ -7996,7 +8506,8 @@
         </w:trPr>
         <w:tc>
           <w:tcPr>
-            <w:tcW w:type="dxa" w:w="2381"/>
+            <w:tcW w:type="dxa" w:w="2367"/>
+            <w:shd w:val="clear" w:color="auto" w:fill="EEEEEE"/>
             <w:tcMar>
               <w:top w:w="60" w:type="dxa"/>
               <w:left w:w="90" w:type="dxa"/>
@@ -8004,11 +8515,11 @@
               <w:right w:w="90" w:type="dxa"/>
             </w:tcMar>
             <w:vAlign w:val="center"/>
-            <w:shd w:val="clear" w:color="auto" w:fill="F7F9FC"/>
           </w:tcPr>
           <w:p>
             <w:pPr>
-              <w:spacing w:after="0"/>
+              <w:spacing w:after="0" w:before="0" w:line="240" w:lineRule="auto"/>
+              <w:jc w:val="left"/>
             </w:pPr>
             <w:r>
               <w:rPr>
@@ -8021,7 +8532,8 @@
         </w:tc>
         <w:tc>
           <w:tcPr>
-            <w:tcW w:type="dxa" w:w="7030"/>
+            <w:tcW w:type="dxa" w:w="6988"/>
+            <w:shd w:val="clear" w:color="auto" w:fill="EEEEEE"/>
             <w:tcMar>
               <w:top w:w="60" w:type="dxa"/>
               <w:left w:w="90" w:type="dxa"/>
@@ -8029,11 +8541,11 @@
               <w:right w:w="90" w:type="dxa"/>
             </w:tcMar>
             <w:vAlign w:val="center"/>
-            <w:shd w:val="clear" w:color="auto" w:fill="F7F9FC"/>
           </w:tcPr>
           <w:p>
             <w:pPr>
-              <w:spacing w:after="0"/>
+              <w:spacing w:after="0" w:before="0" w:line="240" w:lineRule="auto"/>
+              <w:jc w:val="left"/>
             </w:pPr>
             <w:r>
               <w:rPr>
@@ -8051,7 +8563,7 @@
         </w:trPr>
         <w:tc>
           <w:tcPr>
-            <w:tcW w:type="dxa" w:w="2381"/>
+            <w:tcW w:type="dxa" w:w="2367"/>
             <w:tcMar>
               <w:top w:w="60" w:type="dxa"/>
               <w:left w:w="90" w:type="dxa"/>
@@ -8062,7 +8574,8 @@
           </w:tcPr>
           <w:p>
             <w:pPr>
-              <w:spacing w:after="0"/>
+              <w:spacing w:after="0" w:before="0" w:line="240" w:lineRule="auto"/>
+              <w:jc w:val="left"/>
             </w:pPr>
             <w:r>
               <w:rPr>
@@ -8075,7 +8588,7 @@
         </w:tc>
         <w:tc>
           <w:tcPr>
-            <w:tcW w:type="dxa" w:w="7030"/>
+            <w:tcW w:type="dxa" w:w="6988"/>
             <w:tcMar>
               <w:top w:w="60" w:type="dxa"/>
               <w:left w:w="90" w:type="dxa"/>
@@ -8086,7 +8599,8 @@
           </w:tcPr>
           <w:p>
             <w:pPr>
-              <w:spacing w:after="0"/>
+              <w:spacing w:after="0" w:before="0" w:line="240" w:lineRule="auto"/>
+              <w:jc w:val="left"/>
             </w:pPr>
             <w:r>
               <w:rPr>
@@ -8104,7 +8618,8 @@
         </w:trPr>
         <w:tc>
           <w:tcPr>
-            <w:tcW w:type="dxa" w:w="2381"/>
+            <w:tcW w:type="dxa" w:w="2367"/>
+            <w:shd w:val="clear" w:color="auto" w:fill="EEEEEE"/>
             <w:tcMar>
               <w:top w:w="60" w:type="dxa"/>
               <w:left w:w="90" w:type="dxa"/>
@@ -8112,11 +8627,11 @@
               <w:right w:w="90" w:type="dxa"/>
             </w:tcMar>
             <w:vAlign w:val="center"/>
-            <w:shd w:val="clear" w:color="auto" w:fill="F7F9FC"/>
           </w:tcPr>
           <w:p>
             <w:pPr>
-              <w:spacing w:after="0"/>
+              <w:spacing w:after="0" w:before="0" w:line="240" w:lineRule="auto"/>
+              <w:jc w:val="left"/>
             </w:pPr>
             <w:r>
               <w:rPr>
@@ -8129,7 +8644,8 @@
         </w:tc>
         <w:tc>
           <w:tcPr>
-            <w:tcW w:type="dxa" w:w="7030"/>
+            <w:tcW w:type="dxa" w:w="6988"/>
+            <w:shd w:val="clear" w:color="auto" w:fill="EEEEEE"/>
             <w:tcMar>
               <w:top w:w="60" w:type="dxa"/>
               <w:left w:w="90" w:type="dxa"/>
@@ -8137,11 +8653,11 @@
               <w:right w:w="90" w:type="dxa"/>
             </w:tcMar>
             <w:vAlign w:val="center"/>
-            <w:shd w:val="clear" w:color="auto" w:fill="F7F9FC"/>
           </w:tcPr>
           <w:p>
             <w:pPr>
-              <w:spacing w:after="0"/>
+              <w:spacing w:after="0" w:before="0" w:line="240" w:lineRule="auto"/>
+              <w:jc w:val="left"/>
             </w:pPr>
             <w:r>
               <w:rPr>
@@ -8159,7 +8675,7 @@
         </w:trPr>
         <w:tc>
           <w:tcPr>
-            <w:tcW w:type="dxa" w:w="2381"/>
+            <w:tcW w:type="dxa" w:w="2367"/>
             <w:tcMar>
               <w:top w:w="60" w:type="dxa"/>
               <w:left w:w="90" w:type="dxa"/>
@@ -8170,7 +8686,8 @@
           </w:tcPr>
           <w:p>
             <w:pPr>
-              <w:spacing w:after="0"/>
+              <w:spacing w:after="0" w:before="0" w:line="240" w:lineRule="auto"/>
+              <w:jc w:val="left"/>
             </w:pPr>
             <w:r>
               <w:rPr>
@@ -8183,7 +8700,7 @@
         </w:tc>
         <w:tc>
           <w:tcPr>
-            <w:tcW w:type="dxa" w:w="7030"/>
+            <w:tcW w:type="dxa" w:w="6988"/>
             <w:tcMar>
               <w:top w:w="60" w:type="dxa"/>
               <w:left w:w="90" w:type="dxa"/>
@@ -8194,7 +8711,8 @@
           </w:tcPr>
           <w:p>
             <w:pPr>
-              <w:spacing w:after="0"/>
+              <w:spacing w:after="0" w:before="0" w:line="240" w:lineRule="auto"/>
+              <w:jc w:val="left"/>
             </w:pPr>
             <w:r>
               <w:rPr>
@@ -8212,7 +8730,8 @@
         </w:trPr>
         <w:tc>
           <w:tcPr>
-            <w:tcW w:type="dxa" w:w="2381"/>
+            <w:tcW w:type="dxa" w:w="2367"/>
+            <w:shd w:val="clear" w:color="auto" w:fill="EEEEEE"/>
             <w:tcMar>
               <w:top w:w="60" w:type="dxa"/>
               <w:left w:w="90" w:type="dxa"/>
@@ -8220,11 +8739,11 @@
               <w:right w:w="90" w:type="dxa"/>
             </w:tcMar>
             <w:vAlign w:val="center"/>
-            <w:shd w:val="clear" w:color="auto" w:fill="F7F9FC"/>
           </w:tcPr>
           <w:p>
             <w:pPr>
-              <w:spacing w:after="0"/>
+              <w:spacing w:after="0" w:before="0" w:line="240" w:lineRule="auto"/>
+              <w:jc w:val="left"/>
             </w:pPr>
             <w:r>
               <w:rPr>
@@ -8237,7 +8756,8 @@
         </w:tc>
         <w:tc>
           <w:tcPr>
-            <w:tcW w:type="dxa" w:w="7030"/>
+            <w:tcW w:type="dxa" w:w="6988"/>
+            <w:shd w:val="clear" w:color="auto" w:fill="EEEEEE"/>
             <w:tcMar>
               <w:top w:w="60" w:type="dxa"/>
               <w:left w:w="90" w:type="dxa"/>
@@ -8245,11 +8765,11 @@
               <w:right w:w="90" w:type="dxa"/>
             </w:tcMar>
             <w:vAlign w:val="center"/>
-            <w:shd w:val="clear" w:color="auto" w:fill="F7F9FC"/>
           </w:tcPr>
           <w:p>
             <w:pPr>
-              <w:spacing w:after="0"/>
+              <w:spacing w:after="0" w:before="0" w:line="240" w:lineRule="auto"/>
+              <w:jc w:val="left"/>
             </w:pPr>
             <w:r>
               <w:rPr>
@@ -8264,36 +8784,54 @@
     </w:tbl>
     <w:p>
       <w:pPr>
-        <w:spacing w:after="40"/>
+        <w:spacing w:after="240" w:line="240" w:lineRule="auto"/>
       </w:pPr>
+      <w:r>
+        <w:rPr>
+          <w:sz w:val="8"/>
+        </w:rPr>
+        <w:t xml:space="preserve"> </w:t>
+      </w:r>
     </w:p>
     <w:p>
       <w:pPr>
         <w:pStyle w:val="Heading1"/>
         <w:pageBreakBefore/>
+        <w:pBdr>
+          <w:left w:val="single" w:sz="36" w:space="8" w:color="FFB800"/>
+        </w:pBdr>
       </w:pPr>
       <w:r>
-        <w:t>7. Antes de citar un resultado: lista de verificación</w:t>
+        <w:t>3. CONCLUSIÓN</w:t>
+      </w:r>
+    </w:p>
+    <w:p>
+      <w:pPr>
+        <w:pStyle w:val="Heading2"/>
+        <w:pBdr>
+          <w:left w:val="single" w:sz="28" w:space="8" w:color="FFB800"/>
+        </w:pBdr>
+      </w:pPr>
+      <w:r>
+        <w:t>3.1 Antes de citar un resultado: lista de verificación</w:t>
       </w:r>
     </w:p>
     <w:tbl>
       <w:tblPr>
-        <w:tblW w:type="dxa" w:w="9412"/>
+        <w:tblW w:type="dxa" w:w="9355"/>
+        <w:tblBorders>
+          <w:top w:val="nil"/>
+          <w:left w:val="nil"/>
+          <w:bottom w:val="nil"/>
+          <w:right w:val="nil"/>
+          <w:insideH w:val="nil"/>
+          <w:insideV w:val="nil"/>
+        </w:tblBorders>
         <w:tblLayout w:type="fixed"/>
         <w:tblLook w:firstColumn="1" w:firstRow="1" w:lastColumn="0" w:lastRow="0" w:noHBand="0" w:noVBand="1" w:val="04A0"/>
-        <w:tblBorders>
-          <w:top w:val="nil"/>
-          <w:left w:val="nil"/>
-          <w:bottom w:val="nil"/>
-          <w:right w:val="nil"/>
-          <w:insideH w:val="nil"/>
-          <w:insideV w:val="nil"/>
-        </w:tblBorders>
-        <w:tblLayout w:type="fixed"/>
       </w:tblPr>
       <w:tblGrid>
-        <w:gridCol w:w="198"/>
-        <w:gridCol w:w="9213"/>
+        <w:gridCol w:w="9355"/>
       </w:tblGrid>
       <w:tr>
         <w:trPr>
@@ -8301,37 +8839,31 @@
         </w:trPr>
         <w:tc>
           <w:tcPr>
-            <w:tcW w:type="dxa" w:w="198"/>
-            <w:shd w:val="clear" w:color="auto" w:fill="F2A900"/>
-            <w:tcMar>
-              <w:top w:w="0" w:type="dxa"/>
-              <w:left w:w="0" w:type="dxa"/>
-              <w:bottom w:w="0" w:type="dxa"/>
-              <w:right w:w="0" w:type="dxa"/>
-            </w:tcMar>
-          </w:tcPr>
-          <w:p/>
-        </w:tc>
-        <w:tc>
-          <w:tcPr>
-            <w:tcW w:type="dxa" w:w="9213"/>
-            <w:shd w:val="clear" w:color="auto" w:fill="FFF7E0"/>
+            <w:tcW w:type="dxa" w:w="9354"/>
+            <w:tcBorders>
+              <w:top w:val="nil"/>
+              <w:left w:val="single" w:sz="32" w:color="FFB800"/>
+              <w:bottom w:val="nil"/>
+              <w:right w:val="nil"/>
+            </w:tcBorders>
+            <w:shd w:val="clear" w:color="auto" w:fill="EEEEEE"/>
             <w:tcMar>
               <w:top w:w="120" w:type="dxa"/>
-              <w:left w:w="200" w:type="dxa"/>
+              <w:left w:w="220" w:type="dxa"/>
               <w:bottom w:w="120" w:type="dxa"/>
               <w:right w:w="160" w:type="dxa"/>
             </w:tcMar>
           </w:tcPr>
           <w:p>
             <w:pPr>
-              <w:spacing w:after="40"/>
+              <w:spacing w:after="60" w:before="0" w:line="276" w:lineRule="auto"/>
+              <w:jc w:val="left"/>
             </w:pPr>
             <w:r>
               <w:rPr>
                 <w:rFonts w:ascii="Calibri" w:hAnsi="Calibri" w:eastAsia="Calibri"/>
                 <w:b/>
-                <w:color w:val="F2A900"/>
+                <w:color w:val="1A1A1A"/>
                 <w:sz w:val="21"/>
               </w:rPr>
               <w:t>Cinco preguntas antes de usar una cifra en un documento o una reunión</w:t>
@@ -8339,7 +8871,8 @@
           </w:p>
           <w:p>
             <w:pPr>
-              <w:spacing w:after="40"/>
+              <w:spacing w:after="60" w:before="0" w:line="276" w:lineRule="auto"/>
+              <w:jc w:val="left"/>
             </w:pPr>
             <w:r>
               <w:rPr>
@@ -8359,7 +8892,8 @@
           </w:p>
           <w:p>
             <w:pPr>
-              <w:spacing w:after="40"/>
+              <w:spacing w:after="60" w:before="0" w:line="276" w:lineRule="auto"/>
+              <w:jc w:val="left"/>
             </w:pPr>
             <w:r>
               <w:rPr>
@@ -8379,7 +8913,8 @@
           </w:p>
           <w:p>
             <w:pPr>
-              <w:spacing w:after="40"/>
+              <w:spacing w:after="60" w:before="0" w:line="276" w:lineRule="auto"/>
+              <w:jc w:val="left"/>
             </w:pPr>
             <w:r>
               <w:rPr>
@@ -8399,7 +8934,8 @@
           </w:p>
           <w:p>
             <w:pPr>
-              <w:spacing w:after="40"/>
+              <w:spacing w:after="60" w:before="0" w:line="276" w:lineRule="auto"/>
+              <w:jc w:val="left"/>
             </w:pPr>
             <w:r>
               <w:rPr>
@@ -8419,7 +8955,8 @@
           </w:p>
           <w:p>
             <w:pPr>
-              <w:spacing w:after="40"/>
+              <w:spacing w:after="60" w:before="0" w:line="276" w:lineRule="auto"/>
+              <w:jc w:val="left"/>
             </w:pPr>
             <w:r>
               <w:rPr>
@@ -8442,12 +8979,390 @@
     </w:tbl>
     <w:p>
       <w:pPr>
-        <w:spacing w:after="40"/>
+        <w:spacing w:after="200" w:line="240" w:lineRule="auto"/>
       </w:pPr>
+      <w:r>
+        <w:rPr>
+          <w:sz w:val="8"/>
+        </w:rPr>
+        <w:t xml:space="preserve"> </w:t>
+      </w:r>
+    </w:p>
+    <w:p>
+      <w:pPr>
+        <w:pStyle w:val="Heading1"/>
+        <w:pageBreakBefore/>
+        <w:pBdr>
+          <w:left w:val="single" w:sz="36" w:space="8" w:color="FFB800"/>
+        </w:pBdr>
+      </w:pPr>
+      <w:r>
+        <w:t>4. REFERENCIAS</w:t>
+      </w:r>
+    </w:p>
+    <w:p>
+      <w:r>
+        <w:rPr>
+          <w:rFonts w:ascii="Calibri" w:hAnsi="Calibri" w:eastAsia="Calibri"/>
+          <w:color w:val="666666"/>
+          <w:sz w:val="20"/>
+        </w:rPr>
+        <w:t xml:space="preserve">Referencias en formato APA 7, ordenadas alfabéticamente. Las dos últimas son documentos internos del proyecto. Las referencias académicas fueron seleccionadas por la herramienta de IA a partir de su conocimiento de la literatura y </w:t>
+      </w:r>
+      <w:r>
+        <w:rPr>
+          <w:rFonts w:ascii="Calibri" w:hAnsi="Calibri" w:eastAsia="Calibri"/>
+          <w:b/>
+          <w:color w:val="666666"/>
+          <w:sz w:val="20"/>
+        </w:rPr>
+        <w:t>no se verificaron en línea durante esta sesión</w:t>
+      </w:r>
+      <w:r>
+        <w:rPr>
+          <w:rFonts w:ascii="Calibri" w:hAnsi="Calibri" w:eastAsia="Calibri"/>
+          <w:color w:val="666666"/>
+          <w:sz w:val="20"/>
+        </w:rPr>
+        <w:t>: conviene confirmar volumen, páginas y DOI antes de una publicación formal.</w:t>
+      </w:r>
+    </w:p>
+    <w:p>
+      <w:pPr>
+        <w:spacing w:after="100" w:line="276" w:lineRule="auto"/>
+        <w:ind w:left="567" w:hanging="567"/>
+        <w:jc w:val="left"/>
+      </w:pPr>
+      <w:r>
+        <w:rPr>
+          <w:rFonts w:ascii="Calibri" w:hAnsi="Calibri"/>
+          <w:i w:val="0"/>
+          <w:sz w:val="21"/>
+        </w:rPr>
+        <w:t xml:space="preserve">Braun, V., &amp; Clarke, V. (2006). Using thematic analysis in psychology. </w:t>
+      </w:r>
+      <w:r>
+        <w:rPr>
+          <w:rFonts w:ascii="Calibri" w:hAnsi="Calibri"/>
+          <w:i/>
+          <w:sz w:val="21"/>
+        </w:rPr>
+        <w:t>Qualitative Research in Psychology, 3</w:t>
+      </w:r>
+      <w:r>
+        <w:rPr>
+          <w:rFonts w:ascii="Calibri" w:hAnsi="Calibri"/>
+          <w:i w:val="0"/>
+          <w:sz w:val="21"/>
+        </w:rPr>
+        <w:t>(2), 77–101.</w:t>
+      </w:r>
+    </w:p>
+    <w:p>
+      <w:pPr>
+        <w:spacing w:after="100" w:line="276" w:lineRule="auto"/>
+        <w:ind w:left="567" w:hanging="567"/>
+        <w:jc w:val="left"/>
+      </w:pPr>
+      <w:r>
+        <w:rPr>
+          <w:rFonts w:ascii="Calibri" w:hAnsi="Calibri"/>
+          <w:i w:val="0"/>
+          <w:sz w:val="21"/>
+        </w:rPr>
+        <w:t xml:space="preserve">Cronbach, L. J. (1951). Coefficient alpha and the internal structure of tests. </w:t>
+      </w:r>
+      <w:r>
+        <w:rPr>
+          <w:rFonts w:ascii="Calibri" w:hAnsi="Calibri"/>
+          <w:i/>
+          <w:sz w:val="21"/>
+        </w:rPr>
+        <w:t>Psychometrika, 16</w:t>
+      </w:r>
+      <w:r>
+        <w:rPr>
+          <w:rFonts w:ascii="Calibri" w:hAnsi="Calibri"/>
+          <w:i w:val="0"/>
+          <w:sz w:val="21"/>
+        </w:rPr>
+        <w:t>(3), 297–334.</w:t>
+      </w:r>
+    </w:p>
+    <w:p>
+      <w:pPr>
+        <w:spacing w:after="100" w:line="276" w:lineRule="auto"/>
+        <w:ind w:left="567" w:hanging="567"/>
+        <w:jc w:val="left"/>
+      </w:pPr>
+      <w:r>
+        <w:rPr>
+          <w:rFonts w:ascii="Calibri" w:hAnsi="Calibri"/>
+          <w:i w:val="0"/>
+          <w:sz w:val="21"/>
+        </w:rPr>
+        <w:t xml:space="preserve">Norman, G. (2010). Likert scales, levels of measurement and the “laws” of statistics. </w:t>
+      </w:r>
+      <w:r>
+        <w:rPr>
+          <w:rFonts w:ascii="Calibri" w:hAnsi="Calibri"/>
+          <w:i/>
+          <w:sz w:val="21"/>
+        </w:rPr>
+        <w:t>Advances in Health Sciences Education, 15</w:t>
+      </w:r>
+      <w:r>
+        <w:rPr>
+          <w:rFonts w:ascii="Calibri" w:hAnsi="Calibri"/>
+          <w:i w:val="0"/>
+          <w:sz w:val="21"/>
+        </w:rPr>
+        <w:t>(5), 625–632.</w:t>
+      </w:r>
+    </w:p>
+    <w:p>
+      <w:pPr>
+        <w:spacing w:after="100" w:line="276" w:lineRule="auto"/>
+        <w:ind w:left="567" w:hanging="567"/>
+        <w:jc w:val="left"/>
+      </w:pPr>
+      <w:r>
+        <w:rPr>
+          <w:rFonts w:ascii="Calibri" w:hAnsi="Calibri"/>
+          <w:i w:val="0"/>
+          <w:sz w:val="21"/>
+        </w:rPr>
+        <w:t xml:space="preserve">Sullivan, G. M., &amp; Artino, A. R. (2013). Analyzing and interpreting data from Likert-type scales. </w:t>
+      </w:r>
+      <w:r>
+        <w:rPr>
+          <w:rFonts w:ascii="Calibri" w:hAnsi="Calibri"/>
+          <w:i/>
+          <w:sz w:val="21"/>
+        </w:rPr>
+        <w:t>Journal of Graduate Medical Education, 5</w:t>
+      </w:r>
+      <w:r>
+        <w:rPr>
+          <w:rFonts w:ascii="Calibri" w:hAnsi="Calibri"/>
+          <w:i w:val="0"/>
+          <w:sz w:val="21"/>
+        </w:rPr>
+        <w:t>(4), 541–542.</w:t>
+      </w:r>
+    </w:p>
+    <w:p>
+      <w:pPr>
+        <w:spacing w:after="100" w:line="276" w:lineRule="auto"/>
+        <w:ind w:left="567" w:hanging="567"/>
+        <w:jc w:val="left"/>
+      </w:pPr>
+      <w:r>
+        <w:rPr>
+          <w:rFonts w:ascii="Calibri" w:hAnsi="Calibri"/>
+          <w:i w:val="0"/>
+          <w:sz w:val="21"/>
+        </w:rPr>
+        <w:t xml:space="preserve">Tomlinson, M. (2017). Forms of graduate capital and their relationship to graduate employability. </w:t>
+      </w:r>
+      <w:r>
+        <w:rPr>
+          <w:rFonts w:ascii="Calibri" w:hAnsi="Calibri"/>
+          <w:i/>
+          <w:sz w:val="21"/>
+        </w:rPr>
+        <w:t>Education + Training, 59</w:t>
+      </w:r>
+      <w:r>
+        <w:rPr>
+          <w:rFonts w:ascii="Calibri" w:hAnsi="Calibri"/>
+          <w:i w:val="0"/>
+          <w:sz w:val="21"/>
+        </w:rPr>
+        <w:t>(4), 338–352.</w:t>
+      </w:r>
+    </w:p>
+    <w:p>
+      <w:pPr>
+        <w:spacing w:after="100" w:line="276" w:lineRule="auto"/>
+        <w:ind w:left="567" w:hanging="567"/>
+        <w:jc w:val="left"/>
+      </w:pPr>
+      <w:r>
+        <w:rPr>
+          <w:rFonts w:ascii="Calibri" w:hAnsi="Calibri"/>
+          <w:i w:val="0"/>
+          <w:sz w:val="21"/>
+        </w:rPr>
+        <w:t xml:space="preserve">Yorke, M. (2006). </w:t>
+      </w:r>
+      <w:r>
+        <w:rPr>
+          <w:rFonts w:ascii="Calibri" w:hAnsi="Calibri"/>
+          <w:i/>
+          <w:sz w:val="21"/>
+        </w:rPr>
+        <w:t>Employability in higher education: What it is – what it is not</w:t>
+      </w:r>
+      <w:r>
+        <w:rPr>
+          <w:rFonts w:ascii="Calibri" w:hAnsi="Calibri"/>
+          <w:i w:val="0"/>
+          <w:sz w:val="21"/>
+        </w:rPr>
+        <w:t>. Higher Education Academy.</w:t>
+      </w:r>
+    </w:p>
+    <w:p>
+      <w:pPr>
+        <w:spacing w:after="100" w:line="276" w:lineRule="auto"/>
+        <w:ind w:left="567" w:hanging="567"/>
+        <w:jc w:val="left"/>
+      </w:pPr>
+      <w:r>
+        <w:rPr>
+          <w:rFonts w:ascii="Calibri" w:hAnsi="Calibri"/>
+          <w:i w:val="0"/>
+          <w:sz w:val="21"/>
+        </w:rPr>
+        <w:t xml:space="preserve">Bandura, A. (1997). </w:t>
+      </w:r>
+      <w:r>
+        <w:rPr>
+          <w:rFonts w:ascii="Calibri" w:hAnsi="Calibri"/>
+          <w:i/>
+          <w:sz w:val="21"/>
+        </w:rPr>
+        <w:t>Self-efficacy: The exercise of control</w:t>
+      </w:r>
+      <w:r>
+        <w:rPr>
+          <w:rFonts w:ascii="Calibri" w:hAnsi="Calibri"/>
+          <w:i w:val="0"/>
+          <w:sz w:val="21"/>
+        </w:rPr>
+        <w:t>. W. H. Freeman.</w:t>
+      </w:r>
+    </w:p>
+    <w:p>
+      <w:pPr>
+        <w:spacing w:after="100" w:line="276" w:lineRule="auto"/>
+        <w:ind w:left="567" w:hanging="567"/>
+        <w:jc w:val="left"/>
+      </w:pPr>
+      <w:r>
+        <w:rPr>
+          <w:rFonts w:ascii="Calibri" w:hAnsi="Calibri"/>
+          <w:i w:val="0"/>
+          <w:sz w:val="21"/>
+        </w:rPr>
+        <w:t xml:space="preserve">Granovetter, M. S. (1973). The strength of weak ties. </w:t>
+      </w:r>
+      <w:r>
+        <w:rPr>
+          <w:rFonts w:ascii="Calibri" w:hAnsi="Calibri"/>
+          <w:i/>
+          <w:sz w:val="21"/>
+        </w:rPr>
+        <w:t>American Journal of Sociology, 78</w:t>
+      </w:r>
+      <w:r>
+        <w:rPr>
+          <w:rFonts w:ascii="Calibri" w:hAnsi="Calibri"/>
+          <w:i w:val="0"/>
+          <w:sz w:val="21"/>
+        </w:rPr>
+        <w:t>(6), 1360–1380.</w:t>
+      </w:r>
+    </w:p>
+    <w:p>
+      <w:pPr>
+        <w:spacing w:after="100" w:line="276" w:lineRule="auto"/>
+        <w:ind w:left="567" w:hanging="567"/>
+        <w:jc w:val="left"/>
+      </w:pPr>
+      <w:r>
+        <w:rPr>
+          <w:rFonts w:ascii="Calibri" w:hAnsi="Calibri"/>
+          <w:i w:val="0"/>
+          <w:sz w:val="21"/>
+        </w:rPr>
+        <w:t xml:space="preserve">Duoc UC, Escuela de Administración y Negocios, Sede San Bernardo (2026). </w:t>
+      </w:r>
+      <w:r>
+        <w:rPr>
+          <w:rFonts w:ascii="Calibri" w:hAnsi="Calibri"/>
+          <w:i/>
+          <w:sz w:val="21"/>
+        </w:rPr>
+        <w:t>Proyecto La Puerta: Informe metodológico y análisis prospectivo de brechas en habilidades blandas para la práctica profesional</w:t>
+      </w:r>
+      <w:r>
+        <w:rPr>
+          <w:rFonts w:ascii="Calibri" w:hAnsi="Calibri"/>
+          <w:i w:val="0"/>
+          <w:sz w:val="21"/>
+        </w:rPr>
+        <w:t xml:space="preserve"> [documento interno].</w:t>
+      </w:r>
+    </w:p>
+    <w:p>
+      <w:pPr>
+        <w:spacing w:after="100" w:line="276" w:lineRule="auto"/>
+        <w:ind w:left="567" w:hanging="567"/>
+        <w:jc w:val="left"/>
+      </w:pPr>
+      <w:r>
+        <w:rPr>
+          <w:rFonts w:ascii="Calibri" w:hAnsi="Calibri"/>
+          <w:i w:val="0"/>
+          <w:sz w:val="21"/>
+        </w:rPr>
+        <w:t xml:space="preserve">Duoc UC (2026). </w:t>
+      </w:r>
+      <w:r>
+        <w:rPr>
+          <w:rFonts w:ascii="Calibri" w:hAnsi="Calibri"/>
+          <w:i/>
+          <w:sz w:val="21"/>
+        </w:rPr>
+        <w:t>Proyecto La Puerta: Base de datos y matriz de análisis (20261009_1658)</w:t>
+      </w:r>
+      <w:r>
+        <w:rPr>
+          <w:rFonts w:ascii="Calibri" w:hAnsi="Calibri"/>
+          <w:i w:val="0"/>
+          <w:sz w:val="21"/>
+        </w:rPr>
+        <w:t xml:space="preserve"> [base de datos interna, no publicada].</w:t>
+      </w:r>
+    </w:p>
+    <w:p>
+      <w:pPr>
+        <w:pStyle w:val="Heading1"/>
+        <w:pageBreakBefore/>
+        <w:pBdr>
+          <w:left w:val="single" w:sz="36" w:space="8" w:color="FFB800"/>
+        </w:pBdr>
+      </w:pPr>
+      <w:r>
+        <w:t>5. ANEXOS</w:t>
+      </w:r>
     </w:p>
     <w:p>
       <w:pPr>
         <w:pStyle w:val="Heading2"/>
+        <w:pBdr>
+          <w:left w:val="single" w:sz="28" w:space="8" w:color="FFB800"/>
+        </w:pBdr>
+      </w:pPr>
+      <w:r>
+        <w:t>5.1 Declaración de uso de IA y fuentes</w:t>
+      </w:r>
+    </w:p>
+    <w:p>
+      <w:pPr>
+        <w:pStyle w:val="Heading3"/>
       </w:pPr>
       <w:r>
         <w:t>Declaración sobre el uso de Inteligencia Artificial</w:t>
@@ -8455,22 +9370,20 @@
     </w:p>
     <w:tbl>
       <w:tblPr>
-        <w:tblW w:type="dxa" w:w="9412"/>
+        <w:tblW w:type="dxa" w:w="9355"/>
+        <w:tblBorders>
+          <w:top w:val="nil"/>
+          <w:left w:val="nil"/>
+          <w:bottom w:val="nil"/>
+          <w:right w:val="nil"/>
+          <w:insideH w:val="nil"/>
+          <w:insideV w:val="nil"/>
+        </w:tblBorders>
         <w:tblLayout w:type="fixed"/>
         <w:tblLook w:firstColumn="1" w:firstRow="1" w:lastColumn="0" w:lastRow="0" w:noHBand="0" w:noVBand="1" w:val="04A0"/>
-        <w:tblBorders>
-          <w:top w:val="nil"/>
-          <w:left w:val="nil"/>
-          <w:bottom w:val="nil"/>
-          <w:right w:val="nil"/>
-          <w:insideH w:val="nil"/>
-          <w:insideV w:val="nil"/>
-        </w:tblBorders>
-        <w:tblLayout w:type="fixed"/>
       </w:tblPr>
       <w:tblGrid>
-        <w:gridCol w:w="198"/>
-        <w:gridCol w:w="9213"/>
+        <w:gridCol w:w="9355"/>
       </w:tblGrid>
       <w:tr>
         <w:trPr>
@@ -8478,45 +9391,40 @@
         </w:trPr>
         <w:tc>
           <w:tcPr>
-            <w:tcW w:type="dxa" w:w="198"/>
-            <w:shd w:val="clear" w:color="auto" w:fill="F2A900"/>
-            <w:tcMar>
-              <w:top w:w="0" w:type="dxa"/>
-              <w:left w:w="0" w:type="dxa"/>
-              <w:bottom w:w="0" w:type="dxa"/>
-              <w:right w:w="0" w:type="dxa"/>
-            </w:tcMar>
-          </w:tcPr>
-          <w:p/>
-        </w:tc>
-        <w:tc>
-          <w:tcPr>
-            <w:tcW w:type="dxa" w:w="9213"/>
-            <w:shd w:val="clear" w:color="auto" w:fill="FFF7E0"/>
+            <w:tcW w:type="dxa" w:w="9354"/>
+            <w:tcBorders>
+              <w:top w:val="nil"/>
+              <w:left w:val="single" w:sz="32" w:color="FFB800"/>
+              <w:bottom w:val="nil"/>
+              <w:right w:val="nil"/>
+            </w:tcBorders>
+            <w:shd w:val="clear" w:color="auto" w:fill="EEEEEE"/>
             <w:tcMar>
               <w:top w:w="120" w:type="dxa"/>
-              <w:left w:w="200" w:type="dxa"/>
+              <w:left w:w="220" w:type="dxa"/>
               <w:bottom w:w="120" w:type="dxa"/>
               <w:right w:w="160" w:type="dxa"/>
             </w:tcMar>
           </w:tcPr>
           <w:p>
             <w:pPr>
-              <w:spacing w:after="40"/>
+              <w:spacing w:after="60" w:before="0" w:line="276" w:lineRule="auto"/>
+              <w:jc w:val="left"/>
             </w:pPr>
             <w:r>
               <w:rPr>
                 <w:rFonts w:ascii="Calibri" w:hAnsi="Calibri" w:eastAsia="Calibri"/>
                 <w:b/>
-                <w:color w:val="F2A900"/>
+                <w:color w:val="1A1A1A"/>
                 <w:sz w:val="21"/>
               </w:rPr>
-              <w:t>Este informe se elaboró con apoyo de Inteligencia Artificial</w:t>
+              <w:t>Este documento se elaboró con apoyo de Inteligencia Artificial</w:t>
             </w:r>
           </w:p>
           <w:p>
             <w:pPr>
-              <w:spacing w:after="40"/>
+              <w:spacing w:after="60" w:before="0" w:line="276" w:lineRule="auto"/>
+              <w:jc w:val="left"/>
             </w:pPr>
             <w:r>
               <w:rPr>
@@ -8543,7 +9451,8 @@
           </w:p>
           <w:p>
             <w:pPr>
-              <w:spacing w:after="40"/>
+              <w:spacing w:after="60" w:before="0" w:line="276" w:lineRule="auto"/>
+              <w:jc w:val="left"/>
             </w:pPr>
             <w:r>
               <w:rPr>
@@ -8563,7 +9472,8 @@
           </w:p>
           <w:p>
             <w:pPr>
-              <w:spacing w:after="40"/>
+              <w:spacing w:after="60" w:before="0" w:line="276" w:lineRule="auto"/>
+              <w:jc w:val="left"/>
             </w:pPr>
             <w:r>
               <w:rPr>
@@ -8578,350 +9488,20 @@
     </w:tbl>
     <w:p>
       <w:pPr>
-        <w:spacing w:after="40"/>
-      </w:pPr>
-    </w:p>
-    <w:p>
-      <w:pPr>
-        <w:pStyle w:val="Heading1"/>
-        <w:pageBreakBefore/>
-      </w:pPr>
-      <w:r>
-        <w:t>Bibliografía y referencias</w:t>
-      </w:r>
-    </w:p>
-    <w:p>
-      <w:r>
-        <w:rPr>
-          <w:rFonts w:ascii="Calibri" w:hAnsi="Calibri" w:eastAsia="Calibri"/>
-          <w:color w:val="8892A6"/>
-          <w:sz w:val="19"/>
-        </w:rPr>
-        <w:t xml:space="preserve">Las fuentes se ordenan alfabéticamente (formato APA 7). Las dos últimas son documentos internos del proyecto. Las referencias académicas fueron seleccionadas por la herramienta de IA a partir de su conocimiento de la literatura y </w:t>
-      </w:r>
-      <w:r>
-        <w:rPr>
-          <w:rFonts w:ascii="Calibri" w:hAnsi="Calibri" w:eastAsia="Calibri"/>
-          <w:b/>
-          <w:color w:val="8892A6"/>
-          <w:sz w:val="19"/>
-        </w:rPr>
-        <w:t>no se verificaron en línea durante esta sesión</w:t>
-      </w:r>
-      <w:r>
-        <w:rPr>
-          <w:rFonts w:ascii="Calibri" w:hAnsi="Calibri" w:eastAsia="Calibri"/>
-          <w:color w:val="8892A6"/>
-          <w:sz w:val="19"/>
-        </w:rPr>
-        <w:t>: conviene confirmar volumen, páginas y DOI antes de una publicación formal.</w:t>
-      </w:r>
-    </w:p>
-    <w:p>
-      <w:pPr>
-        <w:spacing w:after="80"/>
-        <w:ind w:left="567" w:hanging="567"/>
+        <w:spacing w:after="200" w:line="240" w:lineRule="auto"/>
       </w:pPr>
       <w:r>
         <w:rPr>
-          <w:rFonts w:ascii="Calibri" w:hAnsi="Calibri"/>
-          <w:i w:val="0"/>
-          <w:sz w:val="19"/>
+          <w:sz w:val="8"/>
         </w:rPr>
-        <w:t xml:space="preserve">Braun, V., &amp; Clarke, V. (2006). Using thematic analysis in psychology. </w:t>
-      </w:r>
-      <w:r>
-        <w:rPr>
-          <w:rFonts w:ascii="Calibri" w:hAnsi="Calibri"/>
-          <w:i/>
-          <w:sz w:val="19"/>
-        </w:rPr>
-        <w:t>Qualitative Research in Psychology, 3</w:t>
-      </w:r>
-      <w:r>
-        <w:rPr>
-          <w:rFonts w:ascii="Calibri" w:hAnsi="Calibri"/>
-          <w:i w:val="0"/>
-          <w:sz w:val="19"/>
-        </w:rPr>
-        <w:t>(2), 77–101.</w:t>
-      </w:r>
-    </w:p>
-    <w:p>
-      <w:pPr>
-        <w:spacing w:after="80"/>
-        <w:ind w:left="567" w:hanging="567"/>
-      </w:pPr>
-      <w:r>
-        <w:rPr>
-          <w:rFonts w:ascii="Calibri" w:hAnsi="Calibri"/>
-          <w:i w:val="0"/>
-          <w:sz w:val="19"/>
-        </w:rPr>
-        <w:t xml:space="preserve">Cronbach, L. J. (1951). Coefficient alpha and the internal structure of tests. </w:t>
-      </w:r>
-      <w:r>
-        <w:rPr>
-          <w:rFonts w:ascii="Calibri" w:hAnsi="Calibri"/>
-          <w:i/>
-          <w:sz w:val="19"/>
-        </w:rPr>
-        <w:t>Psychometrika, 16</w:t>
-      </w:r>
-      <w:r>
-        <w:rPr>
-          <w:rFonts w:ascii="Calibri" w:hAnsi="Calibri"/>
-          <w:i w:val="0"/>
-          <w:sz w:val="19"/>
-        </w:rPr>
-        <w:t>(3), 297–334.</w:t>
-      </w:r>
-    </w:p>
-    <w:p>
-      <w:pPr>
-        <w:spacing w:after="80"/>
-        <w:ind w:left="567" w:hanging="567"/>
-      </w:pPr>
-      <w:r>
-        <w:rPr>
-          <w:rFonts w:ascii="Calibri" w:hAnsi="Calibri"/>
-          <w:i w:val="0"/>
-          <w:sz w:val="19"/>
-        </w:rPr>
-        <w:t xml:space="preserve">Norman, G. (2010). Likert scales, levels of measurement and the “laws” of statistics. </w:t>
-      </w:r>
-      <w:r>
-        <w:rPr>
-          <w:rFonts w:ascii="Calibri" w:hAnsi="Calibri"/>
-          <w:i/>
-          <w:sz w:val="19"/>
-        </w:rPr>
-        <w:t>Advances in Health Sciences Education, 15</w:t>
-      </w:r>
-      <w:r>
-        <w:rPr>
-          <w:rFonts w:ascii="Calibri" w:hAnsi="Calibri"/>
-          <w:i w:val="0"/>
-          <w:sz w:val="19"/>
-        </w:rPr>
-        <w:t>(5), 625–632.</w:t>
-      </w:r>
-    </w:p>
-    <w:p>
-      <w:pPr>
-        <w:spacing w:after="80"/>
-        <w:ind w:left="567" w:hanging="567"/>
-      </w:pPr>
-      <w:r>
-        <w:rPr>
-          <w:rFonts w:ascii="Calibri" w:hAnsi="Calibri"/>
-          <w:i w:val="0"/>
-          <w:sz w:val="19"/>
-        </w:rPr>
-        <w:t xml:space="preserve">Sullivan, G. M., &amp; Artino, A. R. (2013). Analyzing and interpreting data from Likert-type scales. </w:t>
-      </w:r>
-      <w:r>
-        <w:rPr>
-          <w:rFonts w:ascii="Calibri" w:hAnsi="Calibri"/>
-          <w:i/>
-          <w:sz w:val="19"/>
-        </w:rPr>
-        <w:t>Journal of Graduate Medical Education, 5</w:t>
-      </w:r>
-      <w:r>
-        <w:rPr>
-          <w:rFonts w:ascii="Calibri" w:hAnsi="Calibri"/>
-          <w:i w:val="0"/>
-          <w:sz w:val="19"/>
-        </w:rPr>
-        <w:t>(4), 541–542.</w:t>
-      </w:r>
-    </w:p>
-    <w:p>
-      <w:pPr>
-        <w:spacing w:after="80"/>
-        <w:ind w:left="567" w:hanging="567"/>
-      </w:pPr>
-      <w:r>
-        <w:rPr>
-          <w:rFonts w:ascii="Calibri" w:hAnsi="Calibri"/>
-          <w:i w:val="0"/>
-          <w:sz w:val="19"/>
-        </w:rPr>
-        <w:t xml:space="preserve">Tomlinson, M. (2017). Forms of graduate capital and their relationship to graduate employability. </w:t>
-      </w:r>
-      <w:r>
-        <w:rPr>
-          <w:rFonts w:ascii="Calibri" w:hAnsi="Calibri"/>
-          <w:i/>
-          <w:sz w:val="19"/>
-        </w:rPr>
-        <w:t>Education + Training, 59</w:t>
-      </w:r>
-      <w:r>
-        <w:rPr>
-          <w:rFonts w:ascii="Calibri" w:hAnsi="Calibri"/>
-          <w:i w:val="0"/>
-          <w:sz w:val="19"/>
-        </w:rPr>
-        <w:t>(4), 338–352.</w:t>
-      </w:r>
-    </w:p>
-    <w:p>
-      <w:pPr>
-        <w:spacing w:after="80"/>
-        <w:ind w:left="567" w:hanging="567"/>
-      </w:pPr>
-      <w:r>
-        <w:rPr>
-          <w:rFonts w:ascii="Calibri" w:hAnsi="Calibri"/>
-          <w:i w:val="0"/>
-          <w:sz w:val="19"/>
-        </w:rPr>
-        <w:t xml:space="preserve">Yorke, M. (2006). </w:t>
-      </w:r>
-      <w:r>
-        <w:rPr>
-          <w:rFonts w:ascii="Calibri" w:hAnsi="Calibri"/>
-          <w:i/>
-          <w:sz w:val="19"/>
-        </w:rPr>
-        <w:t>Employability in higher education: What it is – what it is not</w:t>
-      </w:r>
-      <w:r>
-        <w:rPr>
-          <w:rFonts w:ascii="Calibri" w:hAnsi="Calibri"/>
-          <w:i w:val="0"/>
-          <w:sz w:val="19"/>
-        </w:rPr>
-        <w:t>. Higher Education Academy.</w:t>
-      </w:r>
-    </w:p>
-    <w:p>
-      <w:pPr>
-        <w:spacing w:after="80"/>
-        <w:ind w:left="567" w:hanging="567"/>
-      </w:pPr>
-      <w:r>
-        <w:rPr>
-          <w:rFonts w:ascii="Calibri" w:hAnsi="Calibri"/>
-          <w:i w:val="0"/>
-          <w:sz w:val="19"/>
-        </w:rPr>
-        <w:t xml:space="preserve">Bandura, A. (1997). </w:t>
-      </w:r>
-      <w:r>
-        <w:rPr>
-          <w:rFonts w:ascii="Calibri" w:hAnsi="Calibri"/>
-          <w:i/>
-          <w:sz w:val="19"/>
-        </w:rPr>
-        <w:t>Self-efficacy: The exercise of control</w:t>
-      </w:r>
-      <w:r>
-        <w:rPr>
-          <w:rFonts w:ascii="Calibri" w:hAnsi="Calibri"/>
-          <w:i w:val="0"/>
-          <w:sz w:val="19"/>
-        </w:rPr>
-        <w:t>. W. H. Freeman.</w:t>
-      </w:r>
-    </w:p>
-    <w:p>
-      <w:pPr>
-        <w:spacing w:after="80"/>
-        <w:ind w:left="567" w:hanging="567"/>
-      </w:pPr>
-      <w:r>
-        <w:rPr>
-          <w:rFonts w:ascii="Calibri" w:hAnsi="Calibri"/>
-          <w:i w:val="0"/>
-          <w:sz w:val="19"/>
-        </w:rPr>
-        <w:t xml:space="preserve">Granovetter, M. S. (1973). The strength of weak ties. </w:t>
-      </w:r>
-      <w:r>
-        <w:rPr>
-          <w:rFonts w:ascii="Calibri" w:hAnsi="Calibri"/>
-          <w:i/>
-          <w:sz w:val="19"/>
-        </w:rPr>
-        <w:t>American Journal of Sociology, 78</w:t>
-      </w:r>
-      <w:r>
-        <w:rPr>
-          <w:rFonts w:ascii="Calibri" w:hAnsi="Calibri"/>
-          <w:i w:val="0"/>
-          <w:sz w:val="19"/>
-        </w:rPr>
-        <w:t>(6), 1360–1380.</w:t>
-      </w:r>
-    </w:p>
-    <w:p>
-      <w:pPr>
-        <w:spacing w:after="80"/>
-        <w:ind w:left="567" w:hanging="567"/>
-      </w:pPr>
-      <w:r>
-        <w:rPr>
-          <w:rFonts w:ascii="Calibri" w:hAnsi="Calibri"/>
-          <w:i w:val="0"/>
-          <w:sz w:val="19"/>
-        </w:rPr>
-        <w:t xml:space="preserve">Duoc UC, Escuela de Administración y Negocios, Sede San Bernardo (2026). </w:t>
-      </w:r>
-      <w:r>
-        <w:rPr>
-          <w:rFonts w:ascii="Calibri" w:hAnsi="Calibri"/>
-          <w:i/>
-          <w:sz w:val="19"/>
-        </w:rPr>
-        <w:t>Proyecto La Puerta: Informe metodológico y análisis prospectivo de brechas en habilidades blandas para la práctica profesional</w:t>
-      </w:r>
-      <w:r>
-        <w:rPr>
-          <w:rFonts w:ascii="Calibri" w:hAnsi="Calibri"/>
-          <w:i w:val="0"/>
-          <w:sz w:val="19"/>
-        </w:rPr>
-        <w:t xml:space="preserve"> [documento interno].</w:t>
-      </w:r>
-    </w:p>
-    <w:p>
-      <w:pPr>
-        <w:spacing w:after="80"/>
-        <w:ind w:left="567" w:hanging="567"/>
-      </w:pPr>
-      <w:r>
-        <w:rPr>
-          <w:rFonts w:ascii="Calibri" w:hAnsi="Calibri"/>
-          <w:i w:val="0"/>
-          <w:sz w:val="19"/>
-        </w:rPr>
-        <w:t xml:space="preserve">Duoc UC (2026). </w:t>
-      </w:r>
-      <w:r>
-        <w:rPr>
-          <w:rFonts w:ascii="Calibri" w:hAnsi="Calibri"/>
-          <w:i/>
-          <w:sz w:val="19"/>
-        </w:rPr>
-        <w:t>Proyecto La Puerta: Base de datos y matriz de análisis (20261009_1658)</w:t>
-      </w:r>
-      <w:r>
-        <w:rPr>
-          <w:rFonts w:ascii="Calibri" w:hAnsi="Calibri"/>
-          <w:i w:val="0"/>
-          <w:sz w:val="19"/>
-        </w:rPr>
-        <w:t xml:space="preserve"> [base de datos interna, no publicada].</w:t>
+        <w:t xml:space="preserve"> </w:t>
       </w:r>
     </w:p>
     <w:sectPr>
-      <w:headerReference w:type="default" r:id="rId10"/>
-      <w:footerReference w:type="default" r:id="rId11"/>
-      <w:pgSz w:w="11906" w:h="16838"/>
-      <w:pgMar w:top="1304" w:right="1247" w:bottom="1134" w:left="1247" w:header="720" w:footer="720" w:gutter="0"/>
+      <w:headerReference w:type="default" r:id="rId9"/>
+      <w:footerReference w:type="default" r:id="rId10"/>
+      <w:pgSz w:w="12240" w:h="15840"/>
+      <w:pgMar w:top="1440" w:right="1440" w:bottom="1440" w:left="1440" w:header="709" w:footer="709" w:gutter="0"/>
       <w:cols w:space="720"/>
       <w:titlePg/>
       <w:docGrid w:linePitch="360"/>
@@ -8935,20 +9515,21 @@
   <w:p>
     <w:pPr>
       <w:pStyle w:val="Footer"/>
+      <w:spacing w:after="0" w:before="0" w:line="240" w:lineRule="auto"/>
       <w:jc w:val="right"/>
     </w:pPr>
     <w:r>
       <w:rPr>
         <w:rFonts w:ascii="Calibri" w:hAnsi="Calibri" w:eastAsia="Calibri"/>
-        <w:color w:val="8892A6"/>
-        <w:sz w:val="17"/>
-      </w:rPr>
-      <w:t xml:space="preserve">Proyecto La Puerta · Página </w:t>
+        <w:color w:val="666666"/>
+        <w:sz w:val="18"/>
+      </w:rPr>
+      <w:t xml:space="preserve">Duoc UC · Proyecto La Puerta · Página </w:t>
     </w:r>
     <w:r>
       <w:rPr>
-        <w:color w:val="8892A6"/>
-        <w:sz w:val="17"/>
+        <w:color w:val="666666"/>
+        <w:sz w:val="18"/>
       </w:rPr>
       <w:fldChar w:fldCharType="begin"/>
       <w:instrText xml:space="preserve">PAGE</w:instrText>
@@ -8963,13 +9544,14 @@
   <w:p>
     <w:pPr>
       <w:pStyle w:val="Header"/>
+      <w:spacing w:after="0" w:before="0" w:line="240" w:lineRule="auto"/>
       <w:jc w:val="left"/>
     </w:pPr>
     <w:r>
       <w:rPr>
         <w:rFonts w:ascii="Calibri" w:hAnsi="Calibri" w:eastAsia="Calibri"/>
-        <w:color w:val="8892A6"/>
-        <w:sz w:val="17"/>
+        <w:color w:val="666666"/>
+        <w:sz w:val="18"/>
       </w:rPr>
       <w:t>Proyecto La Puerta · Manual explicativo de resultados</w:t>
     </w:r>
@@ -9341,11 +9923,13 @@
     <w:qFormat/>
     <w:rsid w:val="00FC693F"/>
     <w:pPr>
-      <w:spacing w:after="120" w:line="269" w:lineRule="auto"/>
+      <w:spacing w:after="160" w:line="360" w:lineRule="auto"/>
+      <w:jc w:val="both"/>
     </w:pPr>
     <w:rPr>
       <w:rFonts w:ascii="Calibri" w:hAnsi="Calibri" w:eastAsia="Calibri"/>
-      <w:sz w:val="21"/>
+      <w:color w:val="1A1A1A"/>
+      <w:sz w:val="22"/>
     </w:rPr>
   </w:style>
   <w:style w:type="paragraph" w:styleId="Header">
@@ -9403,15 +9987,17 @@
     <w:pPr>
       <w:keepNext/>
       <w:keepLines/>
-      <w:spacing w:before="360" w:after="160"/>
+      <w:spacing w:before="320" w:after="240" w:line="276" w:lineRule="auto"/>
+      <w:jc w:val="left"/>
       <w:outlineLvl w:val="0"/>
     </w:pPr>
     <w:rPr>
-      <w:rFonts w:asciiTheme="majorHAnsi" w:eastAsiaTheme="majorEastAsia" w:hAnsiTheme="majorHAnsi" w:cstheme="majorBidi" w:ascii="Calibri" w:hAnsi="Calibri" w:eastAsia="Calibri"/>
+      <w:rFonts w:ascii="Calibri" w:hAnsi="Calibri" w:eastAsia="Calibri" w:cs="Calibri"/>
       <w:b/>
       <w:bCs/>
-      <w:color w:val="1B2A49"/>
-      <w:sz w:val="40"/>
+      <w:i w:val="0"/>
+      <w:color w:val="1A1A1A"/>
+      <w:sz w:val="32"/>
       <w:szCs w:val="28"/>
     </w:rPr>
   </w:style>
@@ -9427,15 +10013,17 @@
     <w:pPr>
       <w:keepNext/>
       <w:keepLines/>
-      <w:spacing w:before="280" w:after="80"/>
+      <w:spacing w:before="320" w:after="240" w:line="276" w:lineRule="auto"/>
+      <w:jc w:val="left"/>
       <w:outlineLvl w:val="1"/>
     </w:pPr>
     <w:rPr>
-      <w:rFonts w:asciiTheme="majorHAnsi" w:eastAsiaTheme="majorEastAsia" w:hAnsiTheme="majorHAnsi" w:cstheme="majorBidi" w:ascii="Calibri" w:hAnsi="Calibri" w:eastAsia="Calibri"/>
+      <w:rFonts w:ascii="Calibri" w:hAnsi="Calibri" w:eastAsia="Calibri" w:cs="Calibri"/>
       <w:b/>
       <w:bCs/>
-      <w:color w:val="1F8A8A"/>
-      <w:sz w:val="28"/>
+      <w:i w:val="0"/>
+      <w:color w:val="1A1A1A"/>
+      <w:sz w:val="26"/>
       <w:szCs w:val="26"/>
     </w:rPr>
   </w:style>
@@ -9451,15 +10039,17 @@
     <w:pPr>
       <w:keepNext/>
       <w:keepLines/>
-      <w:spacing w:before="200" w:after="40"/>
+      <w:spacing w:before="200" w:after="240" w:line="276" w:lineRule="auto"/>
+      <w:jc w:val="left"/>
       <w:outlineLvl w:val="2"/>
     </w:pPr>
     <w:rPr>
-      <w:rFonts w:asciiTheme="majorHAnsi" w:eastAsiaTheme="majorEastAsia" w:hAnsiTheme="majorHAnsi" w:cstheme="majorBidi" w:ascii="Calibri" w:hAnsi="Calibri" w:eastAsia="Calibri"/>
+      <w:rFonts w:ascii="Calibri" w:hAnsi="Calibri" w:eastAsia="Calibri" w:cs="Calibri"/>
       <w:b/>
       <w:bCs/>
-      <w:color w:val="1B2A49"/>
-      <w:sz w:val="23"/>
+      <w:i w:val="0"/>
+      <w:color w:val="666666"/>
+      <w:sz w:val="24"/>
     </w:rPr>
   </w:style>
   <w:style w:type="paragraph" w:styleId="Heading4">
@@ -9475,16 +10065,18 @@
     <w:pPr>
       <w:keepNext/>
       <w:keepLines/>
-      <w:spacing w:before="200" w:after="0"/>
+      <w:spacing w:before="200" w:after="240" w:line="276" w:lineRule="auto"/>
+      <w:jc w:val="left"/>
       <w:outlineLvl w:val="3"/>
     </w:pPr>
     <w:rPr>
-      <w:rFonts w:asciiTheme="majorHAnsi" w:eastAsiaTheme="majorEastAsia" w:hAnsiTheme="majorHAnsi" w:cstheme="majorBidi"/>
+      <w:rFonts w:ascii="Calibri" w:hAnsi="Calibri" w:eastAsia="Calibri" w:cs="Calibri"/>
       <w:b/>
       <w:bCs/>
-      <w:i/>
+      <w:i w:val="0"/>
       <w:iCs/>
-      <w:color w:val="4F81BD" w:themeColor="accent1"/>
+      <w:color w:val="666666"/>
+      <w:sz w:val="22"/>
     </w:rPr>
   </w:style>
   <w:style w:type="paragraph" w:styleId="Heading5">

--- a/La_Puerta_Informes/informes/F_Manual_Explicativo_Resultados.docx
+++ b/La_Puerta_Informes/informes/F_Manual_Explicativo_Resultados.docx
@@ -304,7 +304,7 @@
           <w:sz w:val="22"/>
         </w:rPr>
         <w:tab/>
-        <w:t>3</w:t>
+        <w:t>4</w:t>
       </w:r>
     </w:p>
     <w:p>
@@ -764,6 +764,86 @@
           <w:rFonts w:ascii="Calibri" w:hAnsi="Calibri" w:eastAsia="Calibri"/>
         </w:rPr>
         <w:t>El documento se organiza en cinco partes: la Introducción (cómo usar el manual); el Desarrollo (ideas para leer números, fichas de resultados, implicancias, preguntas frecuentes y glosario); la Conclusión (lista de verificación antes de citar un resultado); las Referencias; y los Anexos (declaración de uso de IA).</w:t>
+      </w:r>
+    </w:p>
+    <w:tbl>
+      <w:tblPr>
+        <w:tblW w:type="dxa" w:w="9355"/>
+        <w:tblBorders>
+          <w:top w:val="nil"/>
+          <w:left w:val="nil"/>
+          <w:bottom w:val="nil"/>
+          <w:right w:val="nil"/>
+          <w:insideH w:val="nil"/>
+          <w:insideV w:val="nil"/>
+        </w:tblBorders>
+        <w:tblLayout w:type="fixed"/>
+        <w:tblLook w:firstColumn="1" w:firstRow="1" w:lastColumn="0" w:lastRow="0" w:noHBand="0" w:noVBand="1" w:val="04A0"/>
+      </w:tblPr>
+      <w:tblGrid>
+        <w:gridCol w:w="9355"/>
+      </w:tblGrid>
+      <w:tr>
+        <w:trPr>
+          <w:cantSplit/>
+        </w:trPr>
+        <w:tc>
+          <w:tcPr>
+            <w:tcW w:type="dxa" w:w="9354"/>
+            <w:tcBorders>
+              <w:top w:val="nil"/>
+              <w:left w:val="single" w:sz="32" w:color="FFB800"/>
+              <w:bottom w:val="nil"/>
+              <w:right w:val="nil"/>
+            </w:tcBorders>
+            <w:shd w:val="clear" w:color="auto" w:fill="EEEEEE"/>
+            <w:tcMar>
+              <w:top w:w="120" w:type="dxa"/>
+              <w:left w:w="220" w:type="dxa"/>
+              <w:bottom w:w="120" w:type="dxa"/>
+              <w:right w:w="160" w:type="dxa"/>
+            </w:tcMar>
+          </w:tcPr>
+          <w:p>
+            <w:pPr>
+              <w:spacing w:after="60" w:before="0" w:line="276" w:lineRule="auto"/>
+              <w:jc w:val="left"/>
+            </w:pPr>
+            <w:r>
+              <w:rPr>
+                <w:rFonts w:ascii="Calibri" w:hAnsi="Calibri" w:eastAsia="Calibri"/>
+                <w:b/>
+                <w:color w:val="1A1A1A"/>
+                <w:sz w:val="21"/>
+              </w:rPr>
+              <w:t>Uso de Inteligencia Artificial</w:t>
+            </w:r>
+          </w:p>
+          <w:p>
+            <w:pPr>
+              <w:spacing w:after="60" w:before="0" w:line="276" w:lineRule="auto"/>
+              <w:jc w:val="left"/>
+            </w:pPr>
+            <w:r>
+              <w:rPr>
+                <w:rFonts w:ascii="Calibri" w:hAnsi="Calibri" w:eastAsia="Calibri"/>
+                <w:sz w:val="20"/>
+              </w:rPr>
+              <w:t>Este documento se elaboró con apoyo de IA (Claude, Anthropic). En los Anexos se detalla qué hizo la herramienta y qué debe revisar una persona, y en las Referencias se indica qué fuentes están verificadas.</w:t>
+            </w:r>
+          </w:p>
+        </w:tc>
+      </w:tr>
+    </w:tbl>
+    <w:p>
+      <w:pPr>
+        <w:spacing w:after="200" w:line="240" w:lineRule="auto"/>
+      </w:pPr>
+      <w:r>
+        <w:rPr>
+          <w:sz w:val="8"/>
+        </w:rPr>
+        <w:t xml:space="preserve"> </w:t>
       </w:r>
     </w:p>
     <w:p>
@@ -9368,6 +9448,643 @@
         <w:t>Declaración sobre el uso de Inteligencia Artificial</w:t>
       </w:r>
     </w:p>
+    <w:p>
+      <w:r>
+        <w:rPr>
+          <w:rFonts w:ascii="Calibri" w:hAnsi="Calibri" w:eastAsia="Calibri"/>
+          <w:sz w:val="21"/>
+        </w:rPr>
+        <w:t xml:space="preserve">Este documento se elaboró con apoyo de </w:t>
+      </w:r>
+      <w:r>
+        <w:rPr>
+          <w:rFonts w:ascii="Calibri" w:hAnsi="Calibri" w:eastAsia="Calibri"/>
+          <w:b/>
+          <w:sz w:val="21"/>
+        </w:rPr>
+        <w:t>Claude (Anthropic)</w:t>
+      </w:r>
+      <w:r>
+        <w:rPr>
+          <w:rFonts w:ascii="Calibri" w:hAnsi="Calibri" w:eastAsia="Calibri"/>
+          <w:sz w:val="21"/>
+        </w:rPr>
+        <w:t>, un modelo de Inteligencia Artificial generativa, entre octubre de 2026. A continuación se indica con transparencia qué hizo la herramienta y qué debe revisar una persona.</w:t>
+      </w:r>
+    </w:p>
+    <w:tbl>
+      <w:tblPr>
+        <w:tblW w:type="dxa" w:w="9355"/>
+        <w:jc w:val="center"/>
+        <w:tblBorders>
+          <w:top w:val="single" w:sz="4" w:space="0" w:color="CCCCCC"/>
+          <w:left w:val="single" w:sz="4" w:space="0" w:color="CCCCCC"/>
+          <w:bottom w:val="single" w:sz="4" w:space="0" w:color="CCCCCC"/>
+          <w:right w:val="single" w:sz="4" w:space="0" w:color="CCCCCC"/>
+          <w:insideH w:val="single" w:sz="4" w:space="0" w:color="CCCCCC"/>
+          <w:insideV w:val="single" w:sz="4" w:space="0" w:color="CCCCCC"/>
+        </w:tblBorders>
+        <w:tblLayout w:type="fixed"/>
+        <w:tblLook w:firstColumn="1" w:firstRow="1" w:lastColumn="0" w:lastRow="0" w:noHBand="0" w:noVBand="1" w:val="04A0"/>
+      </w:tblPr>
+      <w:tblGrid>
+        <w:gridCol w:w="1927"/>
+        <w:gridCol w:w="3969"/>
+        <w:gridCol w:w="3458"/>
+      </w:tblGrid>
+      <w:tr>
+        <w:trPr>
+          <w:tblHeader w:val="true"/>
+        </w:trPr>
+        <w:tc>
+          <w:tcPr>
+            <w:tcW w:type="dxa" w:w="1928"/>
+            <w:shd w:val="clear" w:color="auto" w:fill="1A1A1A"/>
+            <w:tcMar>
+              <w:top w:w="70" w:type="dxa"/>
+              <w:left w:w="90" w:type="dxa"/>
+              <w:bottom w:w="70" w:type="dxa"/>
+              <w:right w:w="90" w:type="dxa"/>
+            </w:tcMar>
+          </w:tcPr>
+          <w:p>
+            <w:pPr>
+              <w:spacing w:after="0" w:before="0" w:line="240" w:lineRule="auto"/>
+              <w:jc w:val="left"/>
+            </w:pPr>
+            <w:r>
+              <w:rPr>
+                <w:rFonts w:ascii="Calibri" w:hAnsi="Calibri" w:eastAsia="Calibri"/>
+                <w:b/>
+                <w:color w:val="FFFFFF"/>
+                <w:sz w:val="17"/>
+              </w:rPr>
+              <w:t>Tarea</w:t>
+            </w:r>
+          </w:p>
+        </w:tc>
+        <w:tc>
+          <w:tcPr>
+            <w:tcW w:type="dxa" w:w="3969"/>
+            <w:shd w:val="clear" w:color="auto" w:fill="1A1A1A"/>
+            <w:tcMar>
+              <w:top w:w="70" w:type="dxa"/>
+              <w:left w:w="90" w:type="dxa"/>
+              <w:bottom w:w="70" w:type="dxa"/>
+              <w:right w:w="90" w:type="dxa"/>
+            </w:tcMar>
+          </w:tcPr>
+          <w:p>
+            <w:pPr>
+              <w:spacing w:after="0" w:before="0" w:line="240" w:lineRule="auto"/>
+              <w:jc w:val="left"/>
+            </w:pPr>
+            <w:r>
+              <w:rPr>
+                <w:rFonts w:ascii="Calibri" w:hAnsi="Calibri" w:eastAsia="Calibri"/>
+                <w:b/>
+                <w:color w:val="FFFFFF"/>
+                <w:sz w:val="17"/>
+              </w:rPr>
+              <w:t>Qué hizo la IA</w:t>
+            </w:r>
+          </w:p>
+        </w:tc>
+        <w:tc>
+          <w:tcPr>
+            <w:tcW w:type="dxa" w:w="3458"/>
+            <w:shd w:val="clear" w:color="auto" w:fill="1A1A1A"/>
+            <w:tcMar>
+              <w:top w:w="70" w:type="dxa"/>
+              <w:left w:w="90" w:type="dxa"/>
+              <w:bottom w:w="70" w:type="dxa"/>
+              <w:right w:w="90" w:type="dxa"/>
+            </w:tcMar>
+          </w:tcPr>
+          <w:p>
+            <w:pPr>
+              <w:spacing w:after="0" w:before="0" w:line="240" w:lineRule="auto"/>
+              <w:jc w:val="left"/>
+            </w:pPr>
+            <w:r>
+              <w:rPr>
+                <w:rFonts w:ascii="Calibri" w:hAnsi="Calibri" w:eastAsia="Calibri"/>
+                <w:b/>
+                <w:color w:val="FFFFFF"/>
+                <w:sz w:val="17"/>
+              </w:rPr>
+              <w:t>Qué debe revisar o decidir una persona</w:t>
+            </w:r>
+          </w:p>
+        </w:tc>
+      </w:tr>
+      <w:tr>
+        <w:trPr>
+          <w:cantSplit/>
+        </w:trPr>
+        <w:tc>
+          <w:tcPr>
+            <w:tcW w:type="dxa" w:w="1928"/>
+            <w:tcMar>
+              <w:top w:w="60" w:type="dxa"/>
+              <w:left w:w="90" w:type="dxa"/>
+              <w:bottom w:w="60" w:type="dxa"/>
+              <w:right w:w="90" w:type="dxa"/>
+            </w:tcMar>
+            <w:vAlign w:val="center"/>
+          </w:tcPr>
+          <w:p>
+            <w:pPr>
+              <w:spacing w:after="0" w:before="0" w:line="240" w:lineRule="auto"/>
+              <w:jc w:val="left"/>
+            </w:pPr>
+            <w:r>
+              <w:rPr>
+                <w:rFonts w:ascii="Calibri" w:hAnsi="Calibri" w:eastAsia="Calibri"/>
+                <w:b/>
+                <w:sz w:val="17"/>
+              </w:rPr>
+              <w:t>Datos y cálculos</w:t>
+            </w:r>
+          </w:p>
+        </w:tc>
+        <w:tc>
+          <w:tcPr>
+            <w:tcW w:type="dxa" w:w="3969"/>
+            <w:tcMar>
+              <w:top w:w="60" w:type="dxa"/>
+              <w:left w:w="90" w:type="dxa"/>
+              <w:bottom w:w="60" w:type="dxa"/>
+              <w:right w:w="90" w:type="dxa"/>
+            </w:tcMar>
+            <w:vAlign w:val="center"/>
+          </w:tcPr>
+          <w:p>
+            <w:pPr>
+              <w:spacing w:after="0" w:before="0" w:line="240" w:lineRule="auto"/>
+              <w:jc w:val="left"/>
+            </w:pPr>
+            <w:r>
+              <w:rPr>
+                <w:rFonts w:ascii="Calibri" w:hAnsi="Calibri" w:eastAsia="Calibri"/>
+                <w:sz w:val="17"/>
+              </w:rPr>
+              <w:t>Limpió la base y calculó promedios, porcentajes, comparaciones y gráficos con código (Python) guardado en la carpeta `src` del repositorio.</w:t>
+            </w:r>
+          </w:p>
+        </w:tc>
+        <w:tc>
+          <w:tcPr>
+            <w:tcW w:type="dxa" w:w="3458"/>
+            <w:tcMar>
+              <w:top w:w="60" w:type="dxa"/>
+              <w:left w:w="90" w:type="dxa"/>
+              <w:bottom w:w="60" w:type="dxa"/>
+              <w:right w:w="90" w:type="dxa"/>
+            </w:tcMar>
+            <w:vAlign w:val="center"/>
+          </w:tcPr>
+          <w:p>
+            <w:pPr>
+              <w:spacing w:after="0" w:before="0" w:line="240" w:lineRule="auto"/>
+              <w:jc w:val="left"/>
+            </w:pPr>
+            <w:r>
+              <w:rPr>
+                <w:rFonts w:ascii="Calibri" w:hAnsi="Calibri" w:eastAsia="Calibri"/>
+                <w:sz w:val="17"/>
+              </w:rPr>
+              <w:t>Revisar los scripts y repetir los cálculos ante cualquier duda. Los resultados son reproducibles.</w:t>
+            </w:r>
+          </w:p>
+        </w:tc>
+      </w:tr>
+      <w:tr>
+        <w:trPr>
+          <w:cantSplit/>
+        </w:trPr>
+        <w:tc>
+          <w:tcPr>
+            <w:tcW w:type="dxa" w:w="1928"/>
+            <w:shd w:val="clear" w:color="auto" w:fill="EEEEEE"/>
+            <w:tcMar>
+              <w:top w:w="60" w:type="dxa"/>
+              <w:left w:w="90" w:type="dxa"/>
+              <w:bottom w:w="60" w:type="dxa"/>
+              <w:right w:w="90" w:type="dxa"/>
+            </w:tcMar>
+            <w:vAlign w:val="center"/>
+          </w:tcPr>
+          <w:p>
+            <w:pPr>
+              <w:spacing w:after="0" w:before="0" w:line="240" w:lineRule="auto"/>
+              <w:jc w:val="left"/>
+            </w:pPr>
+            <w:r>
+              <w:rPr>
+                <w:rFonts w:ascii="Calibri" w:hAnsi="Calibri" w:eastAsia="Calibri"/>
+                <w:b/>
+                <w:sz w:val="17"/>
+              </w:rPr>
+              <w:t>Tarea específica de este documento</w:t>
+            </w:r>
+          </w:p>
+        </w:tc>
+        <w:tc>
+          <w:tcPr>
+            <w:tcW w:type="dxa" w:w="3969"/>
+            <w:shd w:val="clear" w:color="auto" w:fill="EEEEEE"/>
+            <w:tcMar>
+              <w:top w:w="60" w:type="dxa"/>
+              <w:left w:w="90" w:type="dxa"/>
+              <w:bottom w:w="60" w:type="dxa"/>
+              <w:right w:w="90" w:type="dxa"/>
+            </w:tcMar>
+            <w:vAlign w:val="center"/>
+          </w:tcPr>
+          <w:p>
+            <w:pPr>
+              <w:spacing w:after="0" w:before="0" w:line="240" w:lineRule="auto"/>
+              <w:jc w:val="left"/>
+            </w:pPr>
+            <w:r>
+              <w:rPr>
+                <w:rFonts w:ascii="Calibri" w:hAnsi="Calibri" w:eastAsia="Calibri"/>
+                <w:sz w:val="17"/>
+              </w:rPr>
+              <w:t>Traducir los resultados técnicos a lenguaje cotidiano, proponer ejemplos y organizar el manual.</w:t>
+            </w:r>
+          </w:p>
+        </w:tc>
+        <w:tc>
+          <w:tcPr>
+            <w:tcW w:type="dxa" w:w="3458"/>
+            <w:shd w:val="clear" w:color="auto" w:fill="EEEEEE"/>
+            <w:tcMar>
+              <w:top w:w="60" w:type="dxa"/>
+              <w:left w:w="90" w:type="dxa"/>
+              <w:bottom w:w="60" w:type="dxa"/>
+              <w:right w:w="90" w:type="dxa"/>
+            </w:tcMar>
+            <w:vAlign w:val="center"/>
+          </w:tcPr>
+          <w:p>
+            <w:pPr>
+              <w:spacing w:after="0" w:before="0" w:line="240" w:lineRule="auto"/>
+              <w:jc w:val="left"/>
+            </w:pPr>
+            <w:r>
+              <w:rPr>
+                <w:rFonts w:ascii="Calibri" w:hAnsi="Calibri" w:eastAsia="Calibri"/>
+                <w:sz w:val="17"/>
+              </w:rPr>
+              <w:t>Validar que el enfoque y las conclusiones correspondan al propósito del proyecto.</w:t>
+            </w:r>
+          </w:p>
+        </w:tc>
+      </w:tr>
+      <w:tr>
+        <w:trPr>
+          <w:cantSplit/>
+        </w:trPr>
+        <w:tc>
+          <w:tcPr>
+            <w:tcW w:type="dxa" w:w="1928"/>
+            <w:tcMar>
+              <w:top w:w="60" w:type="dxa"/>
+              <w:left w:w="90" w:type="dxa"/>
+              <w:bottom w:w="60" w:type="dxa"/>
+              <w:right w:w="90" w:type="dxa"/>
+            </w:tcMar>
+            <w:vAlign w:val="center"/>
+          </w:tcPr>
+          <w:p>
+            <w:pPr>
+              <w:spacing w:after="0" w:before="0" w:line="240" w:lineRule="auto"/>
+              <w:jc w:val="left"/>
+            </w:pPr>
+            <w:r>
+              <w:rPr>
+                <w:rFonts w:ascii="Calibri" w:hAnsi="Calibri" w:eastAsia="Calibri"/>
+                <w:b/>
+                <w:sz w:val="17"/>
+              </w:rPr>
+              <w:t>Respuestas abiertas</w:t>
+            </w:r>
+          </w:p>
+        </w:tc>
+        <w:tc>
+          <w:tcPr>
+            <w:tcW w:type="dxa" w:w="3969"/>
+            <w:tcMar>
+              <w:top w:w="60" w:type="dxa"/>
+              <w:left w:w="90" w:type="dxa"/>
+              <w:bottom w:w="60" w:type="dxa"/>
+              <w:right w:w="90" w:type="dxa"/>
+            </w:tcMar>
+            <w:vAlign w:val="center"/>
+          </w:tcPr>
+          <w:p>
+            <w:pPr>
+              <w:spacing w:after="0" w:before="0" w:line="240" w:lineRule="auto"/>
+              <w:jc w:val="left"/>
+            </w:pPr>
+            <w:r>
+              <w:rPr>
+                <w:rFonts w:ascii="Calibri" w:hAnsi="Calibri" w:eastAsia="Calibri"/>
+                <w:sz w:val="17"/>
+              </w:rPr>
+              <w:t>Las agrupó por temas de forma automática (clasificación preliminar).</w:t>
+            </w:r>
+          </w:p>
+        </w:tc>
+        <w:tc>
+          <w:tcPr>
+            <w:tcW w:type="dxa" w:w="3458"/>
+            <w:tcMar>
+              <w:top w:w="60" w:type="dxa"/>
+              <w:left w:w="90" w:type="dxa"/>
+              <w:bottom w:w="60" w:type="dxa"/>
+              <w:right w:w="90" w:type="dxa"/>
+            </w:tcMar>
+            <w:vAlign w:val="center"/>
+          </w:tcPr>
+          <w:p>
+            <w:pPr>
+              <w:spacing w:after="0" w:before="0" w:line="240" w:lineRule="auto"/>
+              <w:jc w:val="left"/>
+            </w:pPr>
+            <w:r>
+              <w:rPr>
+                <w:rFonts w:ascii="Calibri" w:hAnsi="Calibri" w:eastAsia="Calibri"/>
+                <w:sz w:val="17"/>
+              </w:rPr>
+              <w:t>Doble lectura humana y libro de códigos antes de citar conteos.</w:t>
+            </w:r>
+          </w:p>
+        </w:tc>
+      </w:tr>
+      <w:tr>
+        <w:trPr>
+          <w:cantSplit/>
+        </w:trPr>
+        <w:tc>
+          <w:tcPr>
+            <w:tcW w:type="dxa" w:w="1928"/>
+            <w:shd w:val="clear" w:color="auto" w:fill="EEEEEE"/>
+            <w:tcMar>
+              <w:top w:w="60" w:type="dxa"/>
+              <w:left w:w="90" w:type="dxa"/>
+              <w:bottom w:w="60" w:type="dxa"/>
+              <w:right w:w="90" w:type="dxa"/>
+            </w:tcMar>
+            <w:vAlign w:val="center"/>
+          </w:tcPr>
+          <w:p>
+            <w:pPr>
+              <w:spacing w:after="0" w:before="0" w:line="240" w:lineRule="auto"/>
+              <w:jc w:val="left"/>
+            </w:pPr>
+            <w:r>
+              <w:rPr>
+                <w:rFonts w:ascii="Calibri" w:hAnsi="Calibri" w:eastAsia="Calibri"/>
+                <w:b/>
+                <w:sz w:val="17"/>
+              </w:rPr>
+              <w:t>Redacción y diseño</w:t>
+            </w:r>
+          </w:p>
+        </w:tc>
+        <w:tc>
+          <w:tcPr>
+            <w:tcW w:type="dxa" w:w="3969"/>
+            <w:shd w:val="clear" w:color="auto" w:fill="EEEEEE"/>
+            <w:tcMar>
+              <w:top w:w="60" w:type="dxa"/>
+              <w:left w:w="90" w:type="dxa"/>
+              <w:bottom w:w="60" w:type="dxa"/>
+              <w:right w:w="90" w:type="dxa"/>
+            </w:tcMar>
+            <w:vAlign w:val="center"/>
+          </w:tcPr>
+          <w:p>
+            <w:pPr>
+              <w:spacing w:after="0" w:before="0" w:line="240" w:lineRule="auto"/>
+              <w:jc w:val="left"/>
+            </w:pPr>
+            <w:r>
+              <w:rPr>
+                <w:rFonts w:ascii="Calibri" w:hAnsi="Calibri" w:eastAsia="Calibri"/>
+                <w:sz w:val="17"/>
+              </w:rPr>
+              <w:t>Redactó, organizó y diseñó tablas, gráficos, diagramas e infografías (ilustraciones propias, sin fotografías de personas).</w:t>
+            </w:r>
+          </w:p>
+        </w:tc>
+        <w:tc>
+          <w:tcPr>
+            <w:tcW w:type="dxa" w:w="3458"/>
+            <w:shd w:val="clear" w:color="auto" w:fill="EEEEEE"/>
+            <w:tcMar>
+              <w:top w:w="60" w:type="dxa"/>
+              <w:left w:w="90" w:type="dxa"/>
+              <w:bottom w:w="60" w:type="dxa"/>
+              <w:right w:w="90" w:type="dxa"/>
+            </w:tcMar>
+            <w:vAlign w:val="center"/>
+          </w:tcPr>
+          <w:p>
+            <w:pPr>
+              <w:spacing w:after="0" w:before="0" w:line="240" w:lineRule="auto"/>
+              <w:jc w:val="left"/>
+            </w:pPr>
+            <w:r>
+              <w:rPr>
+                <w:rFonts w:ascii="Calibri" w:hAnsi="Calibri" w:eastAsia="Calibri"/>
+                <w:sz w:val="17"/>
+              </w:rPr>
+              <w:t>Revisar el tono, el contenido y la adecuación institucional (por ejemplo, insertar el logo oficial).</w:t>
+            </w:r>
+          </w:p>
+        </w:tc>
+      </w:tr>
+      <w:tr>
+        <w:trPr>
+          <w:cantSplit/>
+        </w:trPr>
+        <w:tc>
+          <w:tcPr>
+            <w:tcW w:type="dxa" w:w="1928"/>
+            <w:tcMar>
+              <w:top w:w="60" w:type="dxa"/>
+              <w:left w:w="90" w:type="dxa"/>
+              <w:bottom w:w="60" w:type="dxa"/>
+              <w:right w:w="90" w:type="dxa"/>
+            </w:tcMar>
+            <w:vAlign w:val="center"/>
+          </w:tcPr>
+          <w:p>
+            <w:pPr>
+              <w:spacing w:after="0" w:before="0" w:line="240" w:lineRule="auto"/>
+              <w:jc w:val="left"/>
+            </w:pPr>
+            <w:r>
+              <w:rPr>
+                <w:rFonts w:ascii="Calibri" w:hAnsi="Calibri" w:eastAsia="Calibri"/>
+                <w:b/>
+                <w:sz w:val="17"/>
+              </w:rPr>
+              <w:t>Bibliografía</w:t>
+            </w:r>
+          </w:p>
+        </w:tc>
+        <w:tc>
+          <w:tcPr>
+            <w:tcW w:type="dxa" w:w="3969"/>
+            <w:tcMar>
+              <w:top w:w="60" w:type="dxa"/>
+              <w:left w:w="90" w:type="dxa"/>
+              <w:bottom w:w="60" w:type="dxa"/>
+              <w:right w:w="90" w:type="dxa"/>
+            </w:tcMar>
+            <w:vAlign w:val="center"/>
+          </w:tcPr>
+          <w:p>
+            <w:pPr>
+              <w:spacing w:after="0" w:before="0" w:line="240" w:lineRule="auto"/>
+              <w:jc w:val="left"/>
+            </w:pPr>
+            <w:r>
+              <w:rPr>
+                <w:rFonts w:ascii="Calibri" w:hAnsi="Calibri" w:eastAsia="Calibri"/>
+                <w:sz w:val="17"/>
+              </w:rPr>
+              <w:t>Seleccionó las referencias a partir de su conocimiento de la literatura y, cuando se indica, de resúmenes encontrados en la web.</w:t>
+            </w:r>
+          </w:p>
+        </w:tc>
+        <w:tc>
+          <w:tcPr>
+            <w:tcW w:type="dxa" w:w="3458"/>
+            <w:tcMar>
+              <w:top w:w="60" w:type="dxa"/>
+              <w:left w:w="90" w:type="dxa"/>
+              <w:bottom w:w="60" w:type="dxa"/>
+              <w:right w:w="90" w:type="dxa"/>
+            </w:tcMar>
+            <w:vAlign w:val="center"/>
+          </w:tcPr>
+          <w:p>
+            <w:pPr>
+              <w:spacing w:after="0" w:before="0" w:line="240" w:lineRule="auto"/>
+              <w:jc w:val="left"/>
+            </w:pPr>
+            <w:r>
+              <w:rPr>
+                <w:rFonts w:ascii="Calibri" w:hAnsi="Calibri" w:eastAsia="Calibri"/>
+                <w:sz w:val="17"/>
+              </w:rPr>
+              <w:t>Verificar autores, volumen, páginas y DOI en la fuente antes de publicar. Lo no verificado está marcado.</w:t>
+            </w:r>
+          </w:p>
+        </w:tc>
+      </w:tr>
+      <w:tr>
+        <w:trPr>
+          <w:cantSplit/>
+        </w:trPr>
+        <w:tc>
+          <w:tcPr>
+            <w:tcW w:type="dxa" w:w="1928"/>
+            <w:shd w:val="clear" w:color="auto" w:fill="EEEEEE"/>
+            <w:tcMar>
+              <w:top w:w="60" w:type="dxa"/>
+              <w:left w:w="90" w:type="dxa"/>
+              <w:bottom w:w="60" w:type="dxa"/>
+              <w:right w:w="90" w:type="dxa"/>
+            </w:tcMar>
+            <w:vAlign w:val="center"/>
+          </w:tcPr>
+          <w:p>
+            <w:pPr>
+              <w:spacing w:after="0" w:before="0" w:line="240" w:lineRule="auto"/>
+              <w:jc w:val="left"/>
+            </w:pPr>
+            <w:r>
+              <w:rPr>
+                <w:rFonts w:ascii="Calibri" w:hAnsi="Calibri" w:eastAsia="Calibri"/>
+                <w:b/>
+                <w:sz w:val="17"/>
+              </w:rPr>
+              <w:t>Datos personales</w:t>
+            </w:r>
+          </w:p>
+        </w:tc>
+        <w:tc>
+          <w:tcPr>
+            <w:tcW w:type="dxa" w:w="3969"/>
+            <w:shd w:val="clear" w:color="auto" w:fill="EEEEEE"/>
+            <w:tcMar>
+              <w:top w:w="60" w:type="dxa"/>
+              <w:left w:w="90" w:type="dxa"/>
+              <w:bottom w:w="60" w:type="dxa"/>
+              <w:right w:w="90" w:type="dxa"/>
+            </w:tcMar>
+            <w:vAlign w:val="center"/>
+          </w:tcPr>
+          <w:p>
+            <w:pPr>
+              <w:spacing w:after="0" w:before="0" w:line="240" w:lineRule="auto"/>
+              <w:jc w:val="left"/>
+            </w:pPr>
+            <w:r>
+              <w:rPr>
+                <w:rFonts w:ascii="Calibri" w:hAnsi="Calibri" w:eastAsia="Calibri"/>
+                <w:sz w:val="17"/>
+              </w:rPr>
+              <w:t>No se incluyeron nombres, correos ni códigos de estudiantes; las citas textuales son anónimas.</w:t>
+            </w:r>
+          </w:p>
+        </w:tc>
+        <w:tc>
+          <w:tcPr>
+            <w:tcW w:type="dxa" w:w="3458"/>
+            <w:shd w:val="clear" w:color="auto" w:fill="EEEEEE"/>
+            <w:tcMar>
+              <w:top w:w="60" w:type="dxa"/>
+              <w:left w:w="90" w:type="dxa"/>
+              <w:bottom w:w="60" w:type="dxa"/>
+              <w:right w:w="90" w:type="dxa"/>
+            </w:tcMar>
+            <w:vAlign w:val="center"/>
+          </w:tcPr>
+          <w:p>
+            <w:pPr>
+              <w:spacing w:after="0" w:before="0" w:line="240" w:lineRule="auto"/>
+              <w:jc w:val="left"/>
+            </w:pPr>
+            <w:r>
+              <w:rPr>
+                <w:rFonts w:ascii="Calibri" w:hAnsi="Calibri" w:eastAsia="Calibri"/>
+                <w:sz w:val="17"/>
+              </w:rPr>
+              <w:t>Mantener la confidencialidad al difundir.</w:t>
+            </w:r>
+          </w:p>
+        </w:tc>
+      </w:tr>
+    </w:tbl>
+    <w:p>
+      <w:pPr>
+        <w:spacing w:after="240" w:line="240" w:lineRule="auto"/>
+      </w:pPr>
+      <w:r>
+        <w:rPr>
+          <w:sz w:val="8"/>
+        </w:rPr>
+        <w:t xml:space="preserve"> </w:t>
+      </w:r>
+    </w:p>
     <w:tbl>
       <w:tblPr>
         <w:tblW w:type="dxa" w:w="9355"/>
@@ -9418,7 +10135,7 @@
                 <w:color w:val="1A1A1A"/>
                 <w:sz w:val="21"/>
               </w:rPr>
-              <w:t>Este documento se elaboró con apoyo de Inteligencia Artificial</w:t>
+              <w:t>Responsabilidad</w:t>
             </w:r>
           </w:p>
           <w:p>
@@ -9431,7 +10148,7 @@
                 <w:rFonts w:ascii="Calibri" w:hAnsi="Calibri" w:eastAsia="Calibri"/>
                 <w:sz w:val="20"/>
               </w:rPr>
-              <w:t xml:space="preserve">Se utilizó </w:t>
+              <w:t xml:space="preserve">La IA </w:t>
             </w:r>
             <w:r>
               <w:rPr>
@@ -9439,14 +10156,14 @@
                 <w:b/>
                 <w:sz w:val="20"/>
               </w:rPr>
-              <w:t>Claude (Anthropic), modelo de IA generativa</w:t>
+              <w:t>no reemplaza el juicio experto</w:t>
             </w:r>
             <w:r>
               <w:rPr>
                 <w:rFonts w:ascii="Calibri" w:hAnsi="Calibri" w:eastAsia="Calibri"/>
                 <w:sz w:val="20"/>
               </w:rPr>
-              <w:t>, como herramienta de apoyo para: (1) limpiar y calcular los resultados de la base de datos con código reproducible; (2) traducir los resultados técnicos a lenguaje cotidiano, proponer ejemplos y organizar el manual; (3) redactar, organizar y diseñar los gráficos y diagramas; y (4) clasificar preliminarmente las respuestas abiertas por temas.</w:t>
+              <w:t xml:space="preserve"> ni asume responsabilidad por las decisiones. Las interpretaciones y recomendaciones deben ser revisadas y asumidas por el equipo responsable del Proyecto La Puerta antes de su difusión institucional.</w:t>
             </w:r>
           </w:p>
           <w:p>
@@ -9457,30 +10174,9 @@
             <w:r>
               <w:rPr>
                 <w:rFonts w:ascii="Calibri" w:hAnsi="Calibri" w:eastAsia="Calibri"/>
-                <w:b/>
                 <w:sz w:val="20"/>
               </w:rPr>
-              <w:t>La IA no reemplaza el juicio experto.</w:t>
-            </w:r>
-            <w:r>
-              <w:rPr>
-                <w:rFonts w:ascii="Calibri" w:hAnsi="Calibri" w:eastAsia="Calibri"/>
-                <w:sz w:val="20"/>
-              </w:rPr>
-              <w:t xml:space="preserve"> La codificación temática automática es preliminar y debe ser validada por una persona (idealmente con doble codificación). Las interpretaciones, decisiones y recomendaciones deben ser revisadas y asumidas por el equipo responsable del Proyecto La Puerta antes de su difusión institucional.</w:t>
-            </w:r>
-          </w:p>
-          <w:p>
-            <w:pPr>
-              <w:spacing w:after="60" w:before="0" w:line="276" w:lineRule="auto"/>
-              <w:jc w:val="left"/>
-            </w:pPr>
-            <w:r>
-              <w:rPr>
-                <w:rFonts w:ascii="Calibri" w:hAnsi="Calibri" w:eastAsia="Calibri"/>
-                <w:sz w:val="20"/>
-              </w:rPr>
-              <w:t>No se incluyeron nombres, correos ni códigos de estudiantes. Las citas textuales son anónimas.</w:t>
+              <w:t>Si algún dato de este documento no coincide con las fuentes, prevalecen las fuentes originales.</w:t>
             </w:r>
           </w:p>
         </w:tc>

--- a/La_Puerta_Informes/informes/F_Manual_Explicativo_Resultados.docx
+++ b/La_Puerta_Informes/informes/F_Manual_Explicativo_Resultados.docx
@@ -909,7 +909,7 @@
         <w:rPr>
           <w:rFonts w:ascii="Calibri" w:hAnsi="Calibri" w:eastAsia="Calibri"/>
         </w:rPr>
-        <w:t xml:space="preserve"> que le interesa (Sección 3) y volver a la Sección 2 si alguna palabra le queda dudosa. Cada ficha tiene la misma estructura:</w:t>
+        <w:t xml:space="preserve"> que le interesa (capítulo «Los resultados, uno por uno») y volver al capítulo «Siete ideas para leer números sin enredarse» si alguna palabra le queda dudosa. Cada ficha tiene la misma estructura:</w:t>
       </w:r>
     </w:p>
     <w:tbl>
@@ -2062,7 +2062,7 @@
         <w:tc>
           <w:tcPr>
             <w:tcW w:type="dxa" w:w="2367"/>
-            <w:shd w:val="clear" w:color="auto" w:fill="F3F6FA"/>
+            <w:shd w:val="clear" w:color="auto" w:fill="EEEEEE"/>
             <w:tcMar>
               <w:top w:w="80" w:type="dxa"/>
               <w:left w:w="120" w:type="dxa"/>
@@ -2133,7 +2133,7 @@
         <w:tc>
           <w:tcPr>
             <w:tcW w:type="dxa" w:w="2367"/>
-            <w:shd w:val="clear" w:color="auto" w:fill="F3F6FA"/>
+            <w:shd w:val="clear" w:color="auto" w:fill="EEEEEE"/>
             <w:tcMar>
               <w:top w:w="80" w:type="dxa"/>
               <w:left w:w="120" w:type="dxa"/>
@@ -2189,7 +2189,7 @@
         <w:tc>
           <w:tcPr>
             <w:tcW w:type="dxa" w:w="2367"/>
-            <w:shd w:val="clear" w:color="auto" w:fill="F3F6FA"/>
+            <w:shd w:val="clear" w:color="auto" w:fill="EEEEEE"/>
             <w:tcMar>
               <w:top w:w="80" w:type="dxa"/>
               <w:left w:w="120" w:type="dxa"/>
@@ -2245,7 +2245,7 @@
         <w:tc>
           <w:tcPr>
             <w:tcW w:type="dxa" w:w="2367"/>
-            <w:shd w:val="clear" w:color="auto" w:fill="F3F6FA"/>
+            <w:shd w:val="clear" w:color="auto" w:fill="EEEEEE"/>
             <w:tcMar>
               <w:top w:w="80" w:type="dxa"/>
               <w:left w:w="120" w:type="dxa"/>
@@ -2301,7 +2301,7 @@
         <w:tc>
           <w:tcPr>
             <w:tcW w:type="dxa" w:w="2367"/>
-            <w:shd w:val="clear" w:color="auto" w:fill="F3F6FA"/>
+            <w:shd w:val="clear" w:color="auto" w:fill="EEEEEE"/>
             <w:tcMar>
               <w:top w:w="80" w:type="dxa"/>
               <w:left w:w="120" w:type="dxa"/>
@@ -2387,7 +2387,7 @@
         <w:tc>
           <w:tcPr>
             <w:tcW w:type="dxa" w:w="2367"/>
-            <w:shd w:val="clear" w:color="auto" w:fill="F3F6FA"/>
+            <w:shd w:val="clear" w:color="auto" w:fill="EEEEEE"/>
             <w:tcMar>
               <w:top w:w="80" w:type="dxa"/>
               <w:left w:w="120" w:type="dxa"/>
@@ -2431,7 +2431,7 @@
                 <w:rFonts w:ascii="Calibri" w:hAnsi="Calibri" w:eastAsia="Calibri"/>
                 <w:sz w:val="19"/>
               </w:rPr>
-              <w:t>Más de 80 % de acuerdo en: dialogar y lograr acuerdos en equipo (</w:t>
+              <w:t>80 % o más de acuerdo en: dialogar y lograr acuerdos en equipo (</w:t>
             </w:r>
             <w:r>
               <w:rPr>
@@ -2518,7 +2518,7 @@
         <w:tc>
           <w:tcPr>
             <w:tcW w:type="dxa" w:w="2367"/>
-            <w:shd w:val="clear" w:color="auto" w:fill="F3F6FA"/>
+            <w:shd w:val="clear" w:color="auto" w:fill="EEEEEE"/>
             <w:tcMar>
               <w:top w:w="80" w:type="dxa"/>
               <w:left w:w="120" w:type="dxa"/>
@@ -2589,7 +2589,7 @@
         <w:tc>
           <w:tcPr>
             <w:tcW w:type="dxa" w:w="2367"/>
-            <w:shd w:val="clear" w:color="auto" w:fill="F3F6FA"/>
+            <w:shd w:val="clear" w:color="auto" w:fill="EEEEEE"/>
             <w:tcMar>
               <w:top w:w="80" w:type="dxa"/>
               <w:left w:w="120" w:type="dxa"/>
@@ -2645,7 +2645,7 @@
         <w:tc>
           <w:tcPr>
             <w:tcW w:type="dxa" w:w="2367"/>
-            <w:shd w:val="clear" w:color="auto" w:fill="F3F6FA"/>
+            <w:shd w:val="clear" w:color="auto" w:fill="EEEEEE"/>
             <w:tcMar>
               <w:top w:w="80" w:type="dxa"/>
               <w:left w:w="120" w:type="dxa"/>
@@ -2701,7 +2701,7 @@
         <w:tc>
           <w:tcPr>
             <w:tcW w:type="dxa" w:w="2367"/>
-            <w:shd w:val="clear" w:color="auto" w:fill="F3F6FA"/>
+            <w:shd w:val="clear" w:color="auto" w:fill="EEEEEE"/>
             <w:tcMar>
               <w:top w:w="80" w:type="dxa"/>
               <w:left w:w="120" w:type="dxa"/>
@@ -2787,7 +2787,7 @@
         <w:tc>
           <w:tcPr>
             <w:tcW w:type="dxa" w:w="2367"/>
-            <w:shd w:val="clear" w:color="auto" w:fill="F3F6FA"/>
+            <w:shd w:val="clear" w:color="auto" w:fill="EEEEEE"/>
             <w:tcMar>
               <w:top w:w="80" w:type="dxa"/>
               <w:left w:w="120" w:type="dxa"/>
@@ -2903,7 +2903,7 @@
         <w:tc>
           <w:tcPr>
             <w:tcW w:type="dxa" w:w="2367"/>
-            <w:shd w:val="clear" w:color="auto" w:fill="F3F6FA"/>
+            <w:shd w:val="clear" w:color="auto" w:fill="EEEEEE"/>
             <w:tcMar>
               <w:top w:w="80" w:type="dxa"/>
               <w:left w:w="120" w:type="dxa"/>
@@ -2974,7 +2974,7 @@
         <w:tc>
           <w:tcPr>
             <w:tcW w:type="dxa" w:w="2367"/>
-            <w:shd w:val="clear" w:color="auto" w:fill="F3F6FA"/>
+            <w:shd w:val="clear" w:color="auto" w:fill="EEEEEE"/>
             <w:tcMar>
               <w:top w:w="80" w:type="dxa"/>
               <w:left w:w="120" w:type="dxa"/>
@@ -3030,7 +3030,7 @@
         <w:tc>
           <w:tcPr>
             <w:tcW w:type="dxa" w:w="2367"/>
-            <w:shd w:val="clear" w:color="auto" w:fill="F3F6FA"/>
+            <w:shd w:val="clear" w:color="auto" w:fill="EEEEEE"/>
             <w:tcMar>
               <w:top w:w="80" w:type="dxa"/>
               <w:left w:w="120" w:type="dxa"/>
@@ -3086,7 +3086,7 @@
         <w:tc>
           <w:tcPr>
             <w:tcW w:type="dxa" w:w="2367"/>
-            <w:shd w:val="clear" w:color="auto" w:fill="F3F6FA"/>
+            <w:shd w:val="clear" w:color="auto" w:fill="EEEEEE"/>
             <w:tcMar>
               <w:top w:w="80" w:type="dxa"/>
               <w:left w:w="120" w:type="dxa"/>
@@ -3228,7 +3228,7 @@
         <w:tc>
           <w:tcPr>
             <w:tcW w:type="dxa" w:w="2367"/>
-            <w:shd w:val="clear" w:color="auto" w:fill="F3F6FA"/>
+            <w:shd w:val="clear" w:color="auto" w:fill="EEEEEE"/>
             <w:tcMar>
               <w:top w:w="80" w:type="dxa"/>
               <w:left w:w="120" w:type="dxa"/>
@@ -3329,7 +3329,7 @@
         <w:tc>
           <w:tcPr>
             <w:tcW w:type="dxa" w:w="2367"/>
-            <w:shd w:val="clear" w:color="auto" w:fill="F3F6FA"/>
+            <w:shd w:val="clear" w:color="auto" w:fill="EEEEEE"/>
             <w:tcMar>
               <w:top w:w="80" w:type="dxa"/>
               <w:left w:w="120" w:type="dxa"/>
@@ -3400,7 +3400,7 @@
         <w:tc>
           <w:tcPr>
             <w:tcW w:type="dxa" w:w="2367"/>
-            <w:shd w:val="clear" w:color="auto" w:fill="F3F6FA"/>
+            <w:shd w:val="clear" w:color="auto" w:fill="EEEEEE"/>
             <w:tcMar>
               <w:top w:w="80" w:type="dxa"/>
               <w:left w:w="120" w:type="dxa"/>
@@ -3456,7 +3456,7 @@
         <w:tc>
           <w:tcPr>
             <w:tcW w:type="dxa" w:w="2367"/>
-            <w:shd w:val="clear" w:color="auto" w:fill="F3F6FA"/>
+            <w:shd w:val="clear" w:color="auto" w:fill="EEEEEE"/>
             <w:tcMar>
               <w:top w:w="80" w:type="dxa"/>
               <w:left w:w="120" w:type="dxa"/>
@@ -3527,7 +3527,7 @@
         <w:tc>
           <w:tcPr>
             <w:tcW w:type="dxa" w:w="2367"/>
-            <w:shd w:val="clear" w:color="auto" w:fill="F3F6FA"/>
+            <w:shd w:val="clear" w:color="auto" w:fill="EEEEEE"/>
             <w:tcMar>
               <w:top w:w="80" w:type="dxa"/>
               <w:left w:w="120" w:type="dxa"/>
@@ -3613,7 +3613,7 @@
         <w:tc>
           <w:tcPr>
             <w:tcW w:type="dxa" w:w="2367"/>
-            <w:shd w:val="clear" w:color="auto" w:fill="F3F6FA"/>
+            <w:shd w:val="clear" w:color="auto" w:fill="EEEEEE"/>
             <w:tcMar>
               <w:top w:w="80" w:type="dxa"/>
               <w:left w:w="120" w:type="dxa"/>
@@ -3699,7 +3699,7 @@
         <w:tc>
           <w:tcPr>
             <w:tcW w:type="dxa" w:w="2367"/>
-            <w:shd w:val="clear" w:color="auto" w:fill="F3F6FA"/>
+            <w:shd w:val="clear" w:color="auto" w:fill="EEEEEE"/>
             <w:tcMar>
               <w:top w:w="80" w:type="dxa"/>
               <w:left w:w="120" w:type="dxa"/>
@@ -3785,7 +3785,7 @@
         <w:tc>
           <w:tcPr>
             <w:tcW w:type="dxa" w:w="2367"/>
-            <w:shd w:val="clear" w:color="auto" w:fill="F3F6FA"/>
+            <w:shd w:val="clear" w:color="auto" w:fill="EEEEEE"/>
             <w:tcMar>
               <w:top w:w="80" w:type="dxa"/>
               <w:left w:w="120" w:type="dxa"/>
@@ -3841,7 +3841,7 @@
         <w:tc>
           <w:tcPr>
             <w:tcW w:type="dxa" w:w="2367"/>
-            <w:shd w:val="clear" w:color="auto" w:fill="F3F6FA"/>
+            <w:shd w:val="clear" w:color="auto" w:fill="EEEEEE"/>
             <w:tcMar>
               <w:top w:w="80" w:type="dxa"/>
               <w:left w:w="120" w:type="dxa"/>
@@ -3897,7 +3897,7 @@
         <w:tc>
           <w:tcPr>
             <w:tcW w:type="dxa" w:w="2367"/>
-            <w:shd w:val="clear" w:color="auto" w:fill="F3F6FA"/>
+            <w:shd w:val="clear" w:color="auto" w:fill="EEEEEE"/>
             <w:tcMar>
               <w:top w:w="80" w:type="dxa"/>
               <w:left w:w="120" w:type="dxa"/>
@@ -4039,7 +4039,7 @@
         <w:tc>
           <w:tcPr>
             <w:tcW w:type="dxa" w:w="2367"/>
-            <w:shd w:val="clear" w:color="auto" w:fill="F3F6FA"/>
+            <w:shd w:val="clear" w:color="auto" w:fill="EEEEEE"/>
             <w:tcMar>
               <w:top w:w="80" w:type="dxa"/>
               <w:left w:w="120" w:type="dxa"/>
@@ -4155,7 +4155,7 @@
         <w:tc>
           <w:tcPr>
             <w:tcW w:type="dxa" w:w="2367"/>
-            <w:shd w:val="clear" w:color="auto" w:fill="F3F6FA"/>
+            <w:shd w:val="clear" w:color="auto" w:fill="EEEEEE"/>
             <w:tcMar>
               <w:top w:w="80" w:type="dxa"/>
               <w:left w:w="120" w:type="dxa"/>
@@ -4226,7 +4226,7 @@
         <w:tc>
           <w:tcPr>
             <w:tcW w:type="dxa" w:w="2367"/>
-            <w:shd w:val="clear" w:color="auto" w:fill="F3F6FA"/>
+            <w:shd w:val="clear" w:color="auto" w:fill="EEEEEE"/>
             <w:tcMar>
               <w:top w:w="80" w:type="dxa"/>
               <w:left w:w="120" w:type="dxa"/>
@@ -4282,7 +4282,7 @@
         <w:tc>
           <w:tcPr>
             <w:tcW w:type="dxa" w:w="2367"/>
-            <w:shd w:val="clear" w:color="auto" w:fill="F3F6FA"/>
+            <w:shd w:val="clear" w:color="auto" w:fill="EEEEEE"/>
             <w:tcMar>
               <w:top w:w="80" w:type="dxa"/>
               <w:left w:w="120" w:type="dxa"/>
@@ -4338,7 +4338,7 @@
         <w:tc>
           <w:tcPr>
             <w:tcW w:type="dxa" w:w="2367"/>
-            <w:shd w:val="clear" w:color="auto" w:fill="F3F6FA"/>
+            <w:shd w:val="clear" w:color="auto" w:fill="EEEEEE"/>
             <w:tcMar>
               <w:top w:w="80" w:type="dxa"/>
               <w:left w:w="120" w:type="dxa"/>
@@ -4424,7 +4424,7 @@
         <w:tc>
           <w:tcPr>
             <w:tcW w:type="dxa" w:w="2367"/>
-            <w:shd w:val="clear" w:color="auto" w:fill="F3F6FA"/>
+            <w:shd w:val="clear" w:color="auto" w:fill="EEEEEE"/>
             <w:tcMar>
               <w:top w:w="80" w:type="dxa"/>
               <w:left w:w="120" w:type="dxa"/>
@@ -4495,7 +4495,7 @@
         <w:tc>
           <w:tcPr>
             <w:tcW w:type="dxa" w:w="2367"/>
-            <w:shd w:val="clear" w:color="auto" w:fill="F3F6FA"/>
+            <w:shd w:val="clear" w:color="auto" w:fill="EEEEEE"/>
             <w:tcMar>
               <w:top w:w="80" w:type="dxa"/>
               <w:left w:w="120" w:type="dxa"/>
@@ -4566,7 +4566,7 @@
         <w:tc>
           <w:tcPr>
             <w:tcW w:type="dxa" w:w="2367"/>
-            <w:shd w:val="clear" w:color="auto" w:fill="F3F6FA"/>
+            <w:shd w:val="clear" w:color="auto" w:fill="EEEEEE"/>
             <w:tcMar>
               <w:top w:w="80" w:type="dxa"/>
               <w:left w:w="120" w:type="dxa"/>
@@ -4622,7 +4622,7 @@
         <w:tc>
           <w:tcPr>
             <w:tcW w:type="dxa" w:w="2367"/>
-            <w:shd w:val="clear" w:color="auto" w:fill="F3F6FA"/>
+            <w:shd w:val="clear" w:color="auto" w:fill="EEEEEE"/>
             <w:tcMar>
               <w:top w:w="80" w:type="dxa"/>
               <w:left w:w="120" w:type="dxa"/>
@@ -4678,7 +4678,7 @@
         <w:tc>
           <w:tcPr>
             <w:tcW w:type="dxa" w:w="2367"/>
-            <w:shd w:val="clear" w:color="auto" w:fill="F3F6FA"/>
+            <w:shd w:val="clear" w:color="auto" w:fill="EEEEEE"/>
             <w:tcMar>
               <w:top w:w="80" w:type="dxa"/>
               <w:left w:w="120" w:type="dxa"/>
@@ -4820,7 +4820,7 @@
         <w:tc>
           <w:tcPr>
             <w:tcW w:type="dxa" w:w="2367"/>
-            <w:shd w:val="clear" w:color="auto" w:fill="F3F6FA"/>
+            <w:shd w:val="clear" w:color="auto" w:fill="EEEEEE"/>
             <w:tcMar>
               <w:top w:w="80" w:type="dxa"/>
               <w:left w:w="120" w:type="dxa"/>
@@ -4921,7 +4921,7 @@
         <w:tc>
           <w:tcPr>
             <w:tcW w:type="dxa" w:w="2367"/>
-            <w:shd w:val="clear" w:color="auto" w:fill="F3F6FA"/>
+            <w:shd w:val="clear" w:color="auto" w:fill="EEEEEE"/>
             <w:tcMar>
               <w:top w:w="80" w:type="dxa"/>
               <w:left w:w="120" w:type="dxa"/>
@@ -4992,7 +4992,7 @@
         <w:tc>
           <w:tcPr>
             <w:tcW w:type="dxa" w:w="2367"/>
-            <w:shd w:val="clear" w:color="auto" w:fill="F3F6FA"/>
+            <w:shd w:val="clear" w:color="auto" w:fill="EEEEEE"/>
             <w:tcMar>
               <w:top w:w="80" w:type="dxa"/>
               <w:left w:w="120" w:type="dxa"/>
@@ -5048,7 +5048,7 @@
         <w:tc>
           <w:tcPr>
             <w:tcW w:type="dxa" w:w="2367"/>
-            <w:shd w:val="clear" w:color="auto" w:fill="F3F6FA"/>
+            <w:shd w:val="clear" w:color="auto" w:fill="EEEEEE"/>
             <w:tcMar>
               <w:top w:w="80" w:type="dxa"/>
               <w:left w:w="120" w:type="dxa"/>
@@ -5104,7 +5104,7 @@
         <w:tc>
           <w:tcPr>
             <w:tcW w:type="dxa" w:w="2367"/>
-            <w:shd w:val="clear" w:color="auto" w:fill="F3F6FA"/>
+            <w:shd w:val="clear" w:color="auto" w:fill="EEEEEE"/>
             <w:tcMar>
               <w:top w:w="80" w:type="dxa"/>
               <w:left w:w="120" w:type="dxa"/>
@@ -5246,7 +5246,7 @@
         <w:tc>
           <w:tcPr>
             <w:tcW w:type="dxa" w:w="2367"/>
-            <w:shd w:val="clear" w:color="auto" w:fill="F3F6FA"/>
+            <w:shd w:val="clear" w:color="auto" w:fill="EEEEEE"/>
             <w:tcMar>
               <w:top w:w="80" w:type="dxa"/>
               <w:left w:w="120" w:type="dxa"/>
@@ -5347,7 +5347,7 @@
         <w:tc>
           <w:tcPr>
             <w:tcW w:type="dxa" w:w="2367"/>
-            <w:shd w:val="clear" w:color="auto" w:fill="F3F6FA"/>
+            <w:shd w:val="clear" w:color="auto" w:fill="EEEEEE"/>
             <w:tcMar>
               <w:top w:w="80" w:type="dxa"/>
               <w:left w:w="120" w:type="dxa"/>
@@ -5418,7 +5418,7 @@
         <w:tc>
           <w:tcPr>
             <w:tcW w:type="dxa" w:w="2367"/>
-            <w:shd w:val="clear" w:color="auto" w:fill="F3F6FA"/>
+            <w:shd w:val="clear" w:color="auto" w:fill="EEEEEE"/>
             <w:tcMar>
               <w:top w:w="80" w:type="dxa"/>
               <w:left w:w="120" w:type="dxa"/>
@@ -5474,7 +5474,7 @@
         <w:tc>
           <w:tcPr>
             <w:tcW w:type="dxa" w:w="2367"/>
-            <w:shd w:val="clear" w:color="auto" w:fill="F3F6FA"/>
+            <w:shd w:val="clear" w:color="auto" w:fill="EEEEEE"/>
             <w:tcMar>
               <w:top w:w="80" w:type="dxa"/>
               <w:left w:w="120" w:type="dxa"/>
@@ -5530,7 +5530,7 @@
         <w:tc>
           <w:tcPr>
             <w:tcW w:type="dxa" w:w="2367"/>
-            <w:shd w:val="clear" w:color="auto" w:fill="F3F6FA"/>
+            <w:shd w:val="clear" w:color="auto" w:fill="EEEEEE"/>
             <w:tcMar>
               <w:top w:w="80" w:type="dxa"/>
               <w:left w:w="120" w:type="dxa"/>
@@ -5672,7 +5672,7 @@
         <w:tc>
           <w:tcPr>
             <w:tcW w:type="dxa" w:w="2367"/>
-            <w:shd w:val="clear" w:color="auto" w:fill="F3F6FA"/>
+            <w:shd w:val="clear" w:color="auto" w:fill="EEEEEE"/>
             <w:tcMar>
               <w:top w:w="80" w:type="dxa"/>
               <w:left w:w="120" w:type="dxa"/>
@@ -5758,7 +5758,7 @@
         <w:tc>
           <w:tcPr>
             <w:tcW w:type="dxa" w:w="2367"/>
-            <w:shd w:val="clear" w:color="auto" w:fill="F3F6FA"/>
+            <w:shd w:val="clear" w:color="auto" w:fill="EEEEEE"/>
             <w:tcMar>
               <w:top w:w="80" w:type="dxa"/>
               <w:left w:w="120" w:type="dxa"/>
@@ -5829,7 +5829,7 @@
         <w:tc>
           <w:tcPr>
             <w:tcW w:type="dxa" w:w="2367"/>
-            <w:shd w:val="clear" w:color="auto" w:fill="F3F6FA"/>
+            <w:shd w:val="clear" w:color="auto" w:fill="EEEEEE"/>
             <w:tcMar>
               <w:top w:w="80" w:type="dxa"/>
               <w:left w:w="120" w:type="dxa"/>
@@ -5885,7 +5885,7 @@
         <w:tc>
           <w:tcPr>
             <w:tcW w:type="dxa" w:w="2367"/>
-            <w:shd w:val="clear" w:color="auto" w:fill="F3F6FA"/>
+            <w:shd w:val="clear" w:color="auto" w:fill="EEEEEE"/>
             <w:tcMar>
               <w:top w:w="80" w:type="dxa"/>
               <w:left w:w="120" w:type="dxa"/>
@@ -5941,7 +5941,7 @@
         <w:tc>
           <w:tcPr>
             <w:tcW w:type="dxa" w:w="2367"/>
-            <w:shd w:val="clear" w:color="auto" w:fill="F3F6FA"/>
+            <w:shd w:val="clear" w:color="auto" w:fill="EEEEEE"/>
             <w:tcMar>
               <w:top w:w="80" w:type="dxa"/>
               <w:left w:w="120" w:type="dxa"/>
@@ -6083,7 +6083,7 @@
         <w:tc>
           <w:tcPr>
             <w:tcW w:type="dxa" w:w="2367"/>
-            <w:shd w:val="clear" w:color="auto" w:fill="F3F6FA"/>
+            <w:shd w:val="clear" w:color="auto" w:fill="EEEEEE"/>
             <w:tcMar>
               <w:top w:w="80" w:type="dxa"/>
               <w:left w:w="120" w:type="dxa"/>
@@ -6229,7 +6229,7 @@
         <w:tc>
           <w:tcPr>
             <w:tcW w:type="dxa" w:w="2367"/>
-            <w:shd w:val="clear" w:color="auto" w:fill="F3F6FA"/>
+            <w:shd w:val="clear" w:color="auto" w:fill="EEEEEE"/>
             <w:tcMar>
               <w:top w:w="80" w:type="dxa"/>
               <w:left w:w="120" w:type="dxa"/>
@@ -6300,7 +6300,7 @@
         <w:tc>
           <w:tcPr>
             <w:tcW w:type="dxa" w:w="2367"/>
-            <w:shd w:val="clear" w:color="auto" w:fill="F3F6FA"/>
+            <w:shd w:val="clear" w:color="auto" w:fill="EEEEEE"/>
             <w:tcMar>
               <w:top w:w="80" w:type="dxa"/>
               <w:left w:w="120" w:type="dxa"/>
@@ -6356,7 +6356,7 @@
         <w:tc>
           <w:tcPr>
             <w:tcW w:type="dxa" w:w="2367"/>
-            <w:shd w:val="clear" w:color="auto" w:fill="F3F6FA"/>
+            <w:shd w:val="clear" w:color="auto" w:fill="EEEEEE"/>
             <w:tcMar>
               <w:top w:w="80" w:type="dxa"/>
               <w:left w:w="120" w:type="dxa"/>
@@ -6412,7 +6412,7 @@
         <w:tc>
           <w:tcPr>
             <w:tcW w:type="dxa" w:w="2367"/>
-            <w:shd w:val="clear" w:color="auto" w:fill="F3F6FA"/>
+            <w:shd w:val="clear" w:color="auto" w:fill="EEEEEE"/>
             <w:tcMar>
               <w:top w:w="80" w:type="dxa"/>
               <w:left w:w="120" w:type="dxa"/>
@@ -6554,7 +6554,7 @@
         <w:tc>
           <w:tcPr>
             <w:tcW w:type="dxa" w:w="2367"/>
-            <w:shd w:val="clear" w:color="auto" w:fill="F3F6FA"/>
+            <w:shd w:val="clear" w:color="auto" w:fill="EEEEEE"/>
             <w:tcMar>
               <w:top w:w="80" w:type="dxa"/>
               <w:left w:w="120" w:type="dxa"/>
@@ -6625,7 +6625,7 @@
         <w:tc>
           <w:tcPr>
             <w:tcW w:type="dxa" w:w="2367"/>
-            <w:shd w:val="clear" w:color="auto" w:fill="F3F6FA"/>
+            <w:shd w:val="clear" w:color="auto" w:fill="EEEEEE"/>
             <w:tcMar>
               <w:top w:w="80" w:type="dxa"/>
               <w:left w:w="120" w:type="dxa"/>
@@ -6711,7 +6711,7 @@
         <w:tc>
           <w:tcPr>
             <w:tcW w:type="dxa" w:w="2367"/>
-            <w:shd w:val="clear" w:color="auto" w:fill="F3F6FA"/>
+            <w:shd w:val="clear" w:color="auto" w:fill="EEEEEE"/>
             <w:tcMar>
               <w:top w:w="80" w:type="dxa"/>
               <w:left w:w="120" w:type="dxa"/>
@@ -6767,7 +6767,7 @@
         <w:tc>
           <w:tcPr>
             <w:tcW w:type="dxa" w:w="2367"/>
-            <w:shd w:val="clear" w:color="auto" w:fill="F3F6FA"/>
+            <w:shd w:val="clear" w:color="auto" w:fill="EEEEEE"/>
             <w:tcMar>
               <w:top w:w="80" w:type="dxa"/>
               <w:left w:w="120" w:type="dxa"/>
@@ -6823,7 +6823,7 @@
         <w:tc>
           <w:tcPr>
             <w:tcW w:type="dxa" w:w="2367"/>
-            <w:shd w:val="clear" w:color="auto" w:fill="F3F6FA"/>
+            <w:shd w:val="clear" w:color="auto" w:fill="EEEEEE"/>
             <w:tcMar>
               <w:top w:w="80" w:type="dxa"/>
               <w:left w:w="120" w:type="dxa"/>
